--- a/aNovelRayTracingAlgorithm.docx
+++ b/aNovelRayTracingAlgorithm.docx
@@ -4117,37 +4117,7 @@
           <w:sz w:val="28"/>
           <w:szCs w:val="28"/>
         </w:rPr>
-        <w:t>.</w:t>
-      </w:r>
-      <w:r>
-        <w:rPr>
-          <w:rFonts w:ascii="Times New Roman" w:hAnsi="Times New Roman" w:cs="Times New Roman"/>
-          <w:b/>
-          <w:bCs/>
-          <w:sz w:val="28"/>
-          <w:szCs w:val="28"/>
-        </w:rPr>
-        <w:t>2</w:t>
-      </w:r>
-      <w:r>
-        <w:rPr>
-          <w:rFonts w:ascii="Times New Roman" w:hAnsi="Times New Roman" w:cs="Times New Roman"/>
-          <w:b/>
-          <w:bCs/>
-          <w:sz w:val="28"/>
-          <w:szCs w:val="28"/>
-        </w:rPr>
-        <w:t xml:space="preserve">. </w:t>
-      </w:r>
-      <w:r>
-        <w:rPr>
-          <w:rFonts w:ascii="Times New Roman" w:hAnsi="Times New Roman" w:cs="Times New Roman"/>
-          <w:b/>
-          <w:bCs/>
-          <w:sz w:val="28"/>
-          <w:szCs w:val="28"/>
-        </w:rPr>
-        <w:t>Data and Resources</w:t>
+        <w:t>.2. Data and Resources</w:t>
       </w:r>
     </w:p>
     <w:p>
@@ -4296,17 +4266,23 @@
       </w:pPr>
       <w:r>
         <w:rPr>
-          <w:rFonts w:ascii="Times New Roman" w:hAnsi="Times New Roman" w:cs="Times New Roman"/>
+          <w:rFonts w:ascii="Times New Roman" w:eastAsiaTheme="minorEastAsia" w:hAnsi="Times New Roman" w:cs="Times New Roman"/>
           <w:b/>
           <w:bCs/>
         </w:rPr>
-        <w:t>Bistro / Kitchen</w:t>
-      </w:r>
-      <w:r>
-        <w:rPr>
-          <w:rFonts w:ascii="Times New Roman" w:hAnsi="Times New Roman" w:cs="Times New Roman"/>
-        </w:rPr>
-        <w:t xml:space="preserve"> (complex lighting and materials)</w:t>
+        <w:t>San Miguel</w:t>
+      </w:r>
+      <w:r>
+        <w:rPr>
+          <w:rFonts w:ascii="Times New Roman" w:hAnsi="Times New Roman" w:cs="Times New Roman"/>
+        </w:rPr>
+        <w:t xml:space="preserve"> </w:t>
+      </w:r>
+      <w:r>
+        <w:rPr>
+          <w:rFonts w:ascii="Times New Roman" w:hAnsi="Times New Roman" w:cs="Times New Roman"/>
+        </w:rPr>
+        <w:t>(complex lighting and materials)</w:t>
       </w:r>
     </w:p>
     <w:p>
@@ -4320,19 +4296,41 @@
           <w:rFonts w:ascii="Times New Roman" w:hAnsi="Times New Roman" w:cs="Times New Roman"/>
         </w:rPr>
       </w:pPr>
+      <w:proofErr w:type="spellStart"/>
       <w:r>
         <w:rPr>
           <w:rFonts w:ascii="Times New Roman" w:hAnsi="Times New Roman" w:cs="Times New Roman"/>
           <w:b/>
           <w:bCs/>
         </w:rPr>
-        <w:t>Conference Room / Living Room</w:t>
-      </w:r>
-      <w:r>
-        <w:rPr>
-          <w:rFonts w:ascii="Times New Roman" w:hAnsi="Times New Roman" w:cs="Times New Roman"/>
-        </w:rPr>
-        <w:t xml:space="preserve"> (multiple area lights, glossy and diffuse surfaces)</w:t>
+        <w:t>Sibenik</w:t>
+      </w:r>
+      <w:proofErr w:type="spellEnd"/>
+      <w:r>
+        <w:rPr>
+          <w:rFonts w:ascii="Times New Roman" w:hAnsi="Times New Roman" w:cs="Times New Roman"/>
+          <w:b/>
+          <w:bCs/>
+        </w:rPr>
+        <w:t xml:space="preserve"> Cathedral</w:t>
+      </w:r>
+      <w:r>
+        <w:rPr>
+          <w:rFonts w:ascii="Times New Roman" w:hAnsi="Times New Roman" w:cs="Times New Roman"/>
+        </w:rPr>
+        <w:t xml:space="preserve"> (</w:t>
+      </w:r>
+      <w:r>
+        <w:rPr>
+          <w:rFonts w:ascii="Times New Roman" w:eastAsiaTheme="minorEastAsia" w:hAnsi="Times New Roman" w:cs="Times New Roman"/>
+        </w:rPr>
+        <w:t>single-bounce and multi-bounce indirect lighting</w:t>
+      </w:r>
+      <w:r>
+        <w:rPr>
+          <w:rFonts w:ascii="Times New Roman" w:hAnsi="Times New Roman" w:cs="Times New Roman"/>
+        </w:rPr>
+        <w:t>)</w:t>
       </w:r>
     </w:p>
     <w:p>
@@ -5460,7 +5458,6 @@
         <w:rPr>
           <w:rFonts w:ascii="Times New Roman" w:eastAsiaTheme="minorEastAsia" w:hAnsi="Times New Roman" w:cs="Times New Roman"/>
         </w:rPr>
-        <w:lastRenderedPageBreak/>
         <w:t xml:space="preserve">Let </w:t>
       </w:r>
       <m:oMath>
@@ -5644,6 +5641,7 @@
         <w:rPr>
           <w:rFonts w:ascii="Times New Roman" w:eastAsiaTheme="minorEastAsia" w:hAnsi="Times New Roman" w:cs="Times New Roman"/>
         </w:rPr>
+        <w:lastRenderedPageBreak/>
         <w:t>So, we must find</w:t>
       </w:r>
     </w:p>
@@ -7317,7 +7315,6 @@
         <w:rPr>
           <w:rFonts w:ascii="Times New Roman" w:eastAsiaTheme="minorEastAsia" w:hAnsi="Times New Roman" w:cs="Times New Roman"/>
         </w:rPr>
-        <w:lastRenderedPageBreak/>
         <w:tab/>
       </w:r>
       <w:r>
@@ -7551,6 +7548,7 @@
         <w:rPr>
           <w:rFonts w:ascii="Times New Roman" w:eastAsiaTheme="minorEastAsia" w:hAnsi="Times New Roman" w:cs="Times New Roman"/>
         </w:rPr>
+        <w:lastRenderedPageBreak/>
         <w:tab/>
       </w:r>
       <w:r>
@@ -9095,27 +9093,27 @@
         <w:rPr>
           <w:rFonts w:ascii="Times New Roman" w:eastAsiaTheme="minorEastAsia" w:hAnsi="Times New Roman" w:cs="Times New Roman"/>
         </w:rPr>
+        <w:tab/>
+      </w:r>
+      <w:r>
+        <w:rPr>
+          <w:rFonts w:ascii="Times New Roman" w:eastAsiaTheme="minorEastAsia" w:hAnsi="Times New Roman" w:cs="Times New Roman"/>
+        </w:rPr>
+        <w:t>This is useful, because in more complex areas, more samples are allocated, while flat regions get minimal sampling.</w:t>
+      </w:r>
+    </w:p>
+    <w:p>
+      <w:pPr>
+        <w:ind w:left="720"/>
+        <w:rPr>
+          <w:rFonts w:ascii="Times New Roman" w:eastAsiaTheme="minorEastAsia" w:hAnsi="Times New Roman" w:cs="Times New Roman"/>
+        </w:rPr>
+      </w:pPr>
+      <w:r>
+        <w:rPr>
+          <w:rFonts w:ascii="Times New Roman" w:eastAsiaTheme="minorEastAsia" w:hAnsi="Times New Roman" w:cs="Times New Roman"/>
+        </w:rPr>
         <w:lastRenderedPageBreak/>
-        <w:tab/>
-      </w:r>
-      <w:r>
-        <w:rPr>
-          <w:rFonts w:ascii="Times New Roman" w:eastAsiaTheme="minorEastAsia" w:hAnsi="Times New Roman" w:cs="Times New Roman"/>
-        </w:rPr>
-        <w:t>This is useful, because in more complex areas, more samples are allocated, while flat regions get minimal sampling.</w:t>
-      </w:r>
-    </w:p>
-    <w:p>
-      <w:pPr>
-        <w:ind w:left="720"/>
-        <w:rPr>
-          <w:rFonts w:ascii="Times New Roman" w:eastAsiaTheme="minorEastAsia" w:hAnsi="Times New Roman" w:cs="Times New Roman"/>
-        </w:rPr>
-      </w:pPr>
-      <w:r>
-        <w:rPr>
-          <w:rFonts w:ascii="Times New Roman" w:eastAsiaTheme="minorEastAsia" w:hAnsi="Times New Roman" w:cs="Times New Roman"/>
-        </w:rPr>
         <w:tab/>
       </w:r>
     </w:p>
@@ -9865,13 +9863,7 @@
             <w:rPr>
               <w:rFonts w:ascii="Cambria Math" w:eastAsiaTheme="minorEastAsia" w:hAnsi="Cambria Math" w:cs="Times New Roman"/>
             </w:rPr>
-            <m:t>​)≤q</m:t>
-          </m:r>
-          <m:r>
-            <w:rPr>
-              <w:rFonts w:ascii="Cambria Math" w:eastAsiaTheme="minorEastAsia" w:hAnsi="Cambria Math" w:cs="Times New Roman"/>
-            </w:rPr>
-            <m:t>}</m:t>
+            <m:t>​)≤q}</m:t>
           </m:r>
         </m:oMath>
       </m:oMathPara>
@@ -10107,6 +10099,14 @@
     </w:p>
     <w:p>
       <w:pPr>
+        <w:ind w:left="720"/>
+        <w:rPr>
+          <w:rFonts w:ascii="Times New Roman" w:eastAsiaTheme="minorEastAsia" w:hAnsi="Times New Roman" w:cs="Times New Roman"/>
+        </w:rPr>
+      </w:pPr>
+    </w:p>
+    <w:p>
+      <w:pPr>
         <w:rPr>
           <w:rFonts w:ascii="Times New Roman" w:eastAsiaTheme="minorEastAsia" w:hAnsi="Times New Roman" w:cs="Times New Roman"/>
           <w:b/>
@@ -10280,13 +10280,7 @@
         <w:rPr>
           <w:rFonts w:ascii="Times New Roman" w:eastAsiaTheme="minorEastAsia" w:hAnsi="Times New Roman" w:cs="Times New Roman"/>
         </w:rPr>
-        <w:t xml:space="preserve"> allow rapid experimentation and clear interpretation of the results</w:t>
-      </w:r>
-      <w:r>
-        <w:rPr>
-          <w:rFonts w:ascii="Times New Roman" w:eastAsiaTheme="minorEastAsia" w:hAnsi="Times New Roman" w:cs="Times New Roman"/>
-        </w:rPr>
-        <w:t>.</w:t>
+        <w:t xml:space="preserve"> allow rapid experimentation and clear interpretation of the results.</w:t>
       </w:r>
       <w:r>
         <w:rPr>
@@ -13900,31 +13894,7 @@
         <w:rPr>
           <w:rFonts w:ascii="Times New Roman" w:eastAsiaTheme="minorEastAsia" w:hAnsi="Times New Roman" w:cs="Times New Roman"/>
         </w:rPr>
-        <w:t xml:space="preserve">Arvo formalized </w:t>
-      </w:r>
-      <w:r>
-        <w:rPr>
-          <w:rFonts w:ascii="Times New Roman" w:eastAsiaTheme="minorEastAsia" w:hAnsi="Times New Roman" w:cs="Times New Roman"/>
-        </w:rPr>
-        <w:t>b</w:t>
-      </w:r>
-      <w:r>
-        <w:rPr>
-          <w:rFonts w:ascii="Times New Roman" w:eastAsiaTheme="minorEastAsia" w:hAnsi="Times New Roman" w:cs="Times New Roman"/>
-        </w:rPr>
-        <w:t xml:space="preserve">ackward </w:t>
-      </w:r>
-      <w:r>
-        <w:rPr>
-          <w:rFonts w:ascii="Times New Roman" w:eastAsiaTheme="minorEastAsia" w:hAnsi="Times New Roman" w:cs="Times New Roman"/>
-        </w:rPr>
-        <w:t>r</w:t>
-      </w:r>
-      <w:r>
-        <w:rPr>
-          <w:rFonts w:ascii="Times New Roman" w:eastAsiaTheme="minorEastAsia" w:hAnsi="Times New Roman" w:cs="Times New Roman"/>
-        </w:rPr>
-        <w:t xml:space="preserve">ay </w:t>
+        <w:t xml:space="preserve">Arvo formalized backward ray </w:t>
       </w:r>
       <w:proofErr w:type="gramStart"/>
       <w:r>
@@ -14312,14 +14282,29 @@
         <w:rPr>
           <w:rFonts w:ascii="Times New Roman" w:eastAsiaTheme="minorEastAsia" w:hAnsi="Times New Roman" w:cs="Times New Roman"/>
         </w:rPr>
-        <w:t xml:space="preserve"> and computational improvements by Hank Weghorst, Gary Hooper, and Donald P. Greenberg</w:t>
+        <w:t xml:space="preserve"> and computational improvements by Hank Weghorst, Gary Hooper, and Donald P. </w:t>
+      </w:r>
+      <w:proofErr w:type="gramStart"/>
+      <w:r>
+        <w:rPr>
+          <w:rFonts w:ascii="Times New Roman" w:eastAsiaTheme="minorEastAsia" w:hAnsi="Times New Roman" w:cs="Times New Roman"/>
+        </w:rPr>
+        <w:t>Greenberg</w:t>
       </w:r>
       <w:r>
         <w:rPr>
           <w:rFonts w:ascii="Times New Roman" w:eastAsiaTheme="minorEastAsia" w:hAnsi="Times New Roman" w:cs="Times New Roman"/>
           <w:vertAlign w:val="superscript"/>
         </w:rPr>
-        <w:t>[9]</w:t>
+        <w:t>[</w:t>
+      </w:r>
+      <w:proofErr w:type="gramEnd"/>
+      <w:r>
+        <w:rPr>
+          <w:rFonts w:ascii="Times New Roman" w:eastAsiaTheme="minorEastAsia" w:hAnsi="Times New Roman" w:cs="Times New Roman"/>
+          <w:vertAlign w:val="superscript"/>
+        </w:rPr>
+        <w:t>9]</w:t>
       </w:r>
       <w:r>
         <w:rPr>
@@ -14908,14 +14893,7 @@
           <w:rFonts w:ascii="Times New Roman" w:eastAsiaTheme="minorEastAsia" w:hAnsi="Times New Roman" w:cs="Times New Roman"/>
           <w:vertAlign w:val="superscript"/>
         </w:rPr>
-        <w:t>[1]</w:t>
-      </w:r>
-      <w:r>
-        <w:rPr>
-          <w:rFonts w:ascii="Times New Roman" w:eastAsiaTheme="minorEastAsia" w:hAnsi="Times New Roman" w:cs="Times New Roman"/>
-          <w:vertAlign w:val="superscript"/>
-        </w:rPr>
-        <w:t xml:space="preserve"> </w:t>
+        <w:t xml:space="preserve">[1] </w:t>
       </w:r>
       <w:r>
         <w:rPr>
@@ -14975,14 +14953,7 @@
           <w:rFonts w:ascii="Times New Roman" w:eastAsiaTheme="minorEastAsia" w:hAnsi="Times New Roman" w:cs="Times New Roman"/>
           <w:vertAlign w:val="superscript"/>
         </w:rPr>
-        <w:t>[2]</w:t>
-      </w:r>
-      <w:r>
-        <w:rPr>
-          <w:rFonts w:ascii="Times New Roman" w:eastAsiaTheme="minorEastAsia" w:hAnsi="Times New Roman" w:cs="Times New Roman"/>
-          <w:vertAlign w:val="superscript"/>
-        </w:rPr>
-        <w:t xml:space="preserve"> </w:t>
+        <w:t xml:space="preserve">[2] </w:t>
       </w:r>
       <w:r>
         <w:rPr>
@@ -15139,14 +15110,7 @@
           <w:rFonts w:ascii="Times New Roman" w:eastAsiaTheme="minorEastAsia" w:hAnsi="Times New Roman" w:cs="Times New Roman"/>
           <w:vertAlign w:val="superscript"/>
         </w:rPr>
-        <w:t>[5]</w:t>
-      </w:r>
-      <w:r>
-        <w:rPr>
-          <w:rFonts w:ascii="Times New Roman" w:eastAsiaTheme="minorEastAsia" w:hAnsi="Times New Roman" w:cs="Times New Roman"/>
-          <w:vertAlign w:val="superscript"/>
-        </w:rPr>
-        <w:t xml:space="preserve"> </w:t>
+        <w:t xml:space="preserve">[5] </w:t>
       </w:r>
       <w:r>
         <w:rPr>
@@ -15554,15 +15518,6 @@
         </w:rPr>
         <w:t>, July 1989.</w:t>
       </w:r>
-    </w:p>
-    <w:p>
-      <w:pPr>
-        <w:ind w:firstLine="720"/>
-        <w:rPr>
-          <w:rFonts w:ascii="Times New Roman" w:eastAsiaTheme="minorEastAsia" w:hAnsi="Times New Roman" w:cs="Times New Roman"/>
-          <w:lang w:val="en-029"/>
-        </w:rPr>
-      </w:pPr>
     </w:p>
     <w:sectPr>
       <w:pgSz w:w="12240" w:h="15840"/>
@@ -19579,6 +19534,7 @@
   <w:style w:type="character" w:default="1" w:styleId="Fontdeparagrafimplicit">
     <w:name w:val="Default Paragraph Font"/>
     <w:uiPriority w:val="1"/>
+    <w:semiHidden/>
     <w:unhideWhenUsed/>
   </w:style>
   <w:style w:type="table" w:default="1" w:styleId="TabelNormal">
@@ -20253,12 +20209,7 @@
 </file>
 
 <file path=customXml/item1.xml><?xml version="1.0" encoding="utf-8"?>
-<?mso-contentType ?>
-<FormTemplates xmlns="http://schemas.microsoft.com/sharepoint/v3/contenttype/forms">
-  <Display>DocumentLibraryForm</Display>
-  <Edit>DocumentLibraryForm</Edit>
-  <New>DocumentLibraryForm</New>
-</FormTemplates>
+<b:Sources xmlns:b="http://schemas.openxmlformats.org/officeDocument/2006/bibliography" xmlns="http://schemas.openxmlformats.org/officeDocument/2006/bibliography" SelectedStyle="\APASixthEditionOfficeOnline.xsl" StyleName="APA" Version="6"/>
 </file>
 
 <file path=customXml/item2.xml><?xml version="1.0" encoding="utf-8"?>
@@ -20270,7 +20221,12 @@
 </file>
 
 <file path=customXml/item3.xml><?xml version="1.0" encoding="utf-8"?>
-<b:Sources xmlns:b="http://schemas.openxmlformats.org/officeDocument/2006/bibliography" xmlns="http://schemas.openxmlformats.org/officeDocument/2006/bibliography" SelectedStyle="\APASixthEditionOfficeOnline.xsl" StyleName="APA" Version="6"/>
+<?mso-contentType ?>
+<FormTemplates xmlns="http://schemas.microsoft.com/sharepoint/v3/contenttype/forms">
+  <Display>DocumentLibraryForm</Display>
+  <Edit>DocumentLibraryForm</Edit>
+  <New>DocumentLibraryForm</New>
+</FormTemplates>
 </file>
 
 <file path=customXml/item4.xml><?xml version="1.0" encoding="utf-8"?>
@@ -20418,9 +20374,9 @@
 </file>
 
 <file path=customXml/itemProps1.xml><?xml version="1.0" encoding="utf-8"?>
-<ds:datastoreItem xmlns:ds="http://schemas.openxmlformats.org/officeDocument/2006/customXml" ds:itemID="{FC699BA9-8260-461C-86B9-A06FDEF45097}">
+<ds:datastoreItem xmlns:ds="http://schemas.openxmlformats.org/officeDocument/2006/customXml" ds:itemID="{99A440A2-C322-4E1C-9E6E-1BB35FFB7FD4}">
   <ds:schemaRefs>
-    <ds:schemaRef ds:uri="http://schemas.microsoft.com/sharepoint/v3/contenttype/forms"/>
+    <ds:schemaRef ds:uri="http://schemas.openxmlformats.org/officeDocument/2006/bibliography"/>
   </ds:schemaRefs>
 </ds:datastoreItem>
 </file>
@@ -20436,9 +20392,9 @@
 </file>
 
 <file path=customXml/itemProps3.xml><?xml version="1.0" encoding="utf-8"?>
-<ds:datastoreItem xmlns:ds="http://schemas.openxmlformats.org/officeDocument/2006/customXml" ds:itemID="{99A440A2-C322-4E1C-9E6E-1BB35FFB7FD4}">
+<ds:datastoreItem xmlns:ds="http://schemas.openxmlformats.org/officeDocument/2006/customXml" ds:itemID="{FC699BA9-8260-461C-86B9-A06FDEF45097}">
   <ds:schemaRefs>
-    <ds:schemaRef ds:uri="http://schemas.openxmlformats.org/officeDocument/2006/bibliography"/>
+    <ds:schemaRef ds:uri="http://schemas.microsoft.com/sharepoint/v3/contenttype/forms"/>
   </ds:schemaRefs>
 </ds:datastoreItem>
 </file>

--- a/aNovelRayTracingAlgorithm.docx
+++ b/aNovelRayTracingAlgorithm.docx
@@ -3932,20 +3932,74 @@
     </w:p>
     <w:p>
       <w:pPr>
-        <w:rPr>
-          <w:rFonts w:ascii="Times New Roman" w:hAnsi="Times New Roman" w:cs="Times New Roman"/>
-        </w:rPr>
-      </w:pPr>
-    </w:p>
-    <w:p>
-      <w:pPr>
-        <w:rPr>
-          <w:rFonts w:ascii="Times New Roman" w:hAnsi="Times New Roman" w:cs="Times New Roman"/>
-        </w:rPr>
-      </w:pPr>
-    </w:p>
-    <w:p>
-      <w:pPr>
+        <w:pStyle w:val="Titlu1"/>
+        <w:jc w:val="center"/>
+        <w:rPr>
+          <w:rFonts w:ascii="Times New Roman" w:hAnsi="Times New Roman" w:cs="Times New Roman"/>
+        </w:rPr>
+      </w:pPr>
+      <w:r>
+        <w:rPr>
+          <w:rFonts w:ascii="Times New Roman" w:hAnsi="Times New Roman" w:cs="Times New Roman"/>
+        </w:rPr>
+        <w:lastRenderedPageBreak/>
+        <w:t>A Novel Ray Tracing Algorithm</w:t>
+      </w:r>
+    </w:p>
+    <w:p>
+      <w:pPr>
+        <w:pStyle w:val="Titlu2"/>
+        <w:jc w:val="center"/>
+        <w:rPr>
+          <w:rFonts w:ascii="Times New Roman" w:hAnsi="Times New Roman" w:cs="Times New Roman"/>
+          <w:color w:val="000000" w:themeColor="text1"/>
+        </w:rPr>
+      </w:pPr>
+      <w:r>
+        <w:rPr>
+          <w:rFonts w:ascii="Times New Roman" w:hAnsi="Times New Roman" w:cs="Times New Roman"/>
+          <w:color w:val="000000" w:themeColor="text1"/>
+        </w:rPr>
+        <w:t xml:space="preserve">Halip </w:t>
+      </w:r>
+      <w:proofErr w:type="spellStart"/>
+      <w:r>
+        <w:rPr>
+          <w:rFonts w:ascii="Times New Roman" w:hAnsi="Times New Roman" w:cs="Times New Roman"/>
+          <w:color w:val="000000" w:themeColor="text1"/>
+        </w:rPr>
+        <w:t>Sonia-Cristiana</w:t>
+      </w:r>
+      <w:proofErr w:type="spellEnd"/>
+    </w:p>
+    <w:p>
+      <w:pPr>
+        <w:rPr>
+          <w:rFonts w:ascii="Times New Roman" w:hAnsi="Times New Roman" w:cs="Times New Roman"/>
+          <w:b/>
+          <w:bCs/>
+        </w:rPr>
+      </w:pPr>
+    </w:p>
+    <w:p>
+      <w:pPr>
+        <w:rPr>
+          <w:rFonts w:ascii="Times New Roman" w:hAnsi="Times New Roman" w:cs="Times New Roman"/>
+          <w:b/>
+          <w:bCs/>
+        </w:rPr>
+      </w:pPr>
+    </w:p>
+    <w:p>
+      <w:pPr>
+        <w:jc w:val="center"/>
+        <w:rPr>
+          <w:rFonts w:ascii="Times New Roman" w:hAnsi="Times New Roman" w:cs="Times New Roman"/>
+          <w:b/>
+          <w:bCs/>
+        </w:rPr>
+      </w:pPr>
+      <w:r>
         <w:rPr>
           <w:rFonts w:ascii="Times New Roman" w:hAnsi="Times New Roman" w:cs="Times New Roman"/>
           <w:b/>
@@ -3953,8 +4007,232 @@
           <w:sz w:val="36"/>
           <w:szCs w:val="36"/>
         </w:rPr>
-      </w:pPr>
-      <w:r>
+        <w:t>Abstract</w:t>
+      </w:r>
+    </w:p>
+    <w:p>
+      <w:pPr>
+        <w:ind w:firstLine="720"/>
+        <w:rPr>
+          <w:rFonts w:ascii="Times New Roman" w:hAnsi="Times New Roman" w:cs="Times New Roman"/>
+        </w:rPr>
+      </w:pPr>
+      <w:r>
+        <w:rPr>
+          <w:rFonts w:ascii="Times New Roman" w:hAnsi="Times New Roman" w:cs="Times New Roman"/>
+        </w:rPr>
+        <w:t xml:space="preserve">Ray tracing produces photorealistic images but requires substantial computational resources due to the need for numerous samples per pixel to reduce noise. This </w:t>
+      </w:r>
+      <w:r>
+        <w:rPr>
+          <w:rFonts w:ascii="Times New Roman" w:hAnsi="Times New Roman" w:cs="Times New Roman"/>
+        </w:rPr>
+        <w:t xml:space="preserve">research </w:t>
+      </w:r>
+      <w:r>
+        <w:rPr>
+          <w:rFonts w:ascii="Times New Roman" w:hAnsi="Times New Roman" w:cs="Times New Roman"/>
+        </w:rPr>
+        <w:t>paper presents an adaptive ray tracing algorithm that dynamically adjusts sampling density based on local image characteristics, achieving significant speedup while maintaining perceptually acceptable image quality.</w:t>
+      </w:r>
+    </w:p>
+    <w:p>
+      <w:pPr>
+        <w:ind w:firstLine="720"/>
+        <w:rPr>
+          <w:rFonts w:ascii="Times New Roman" w:hAnsi="Times New Roman" w:cs="Times New Roman"/>
+        </w:rPr>
+      </w:pPr>
+      <w:r>
+        <w:rPr>
+          <w:rFonts w:ascii="Times New Roman" w:hAnsi="Times New Roman" w:cs="Times New Roman"/>
+        </w:rPr>
+        <w:t>We address the fundamental trade-off between rendering time and image fidelity by proposing a</w:t>
+      </w:r>
+      <w:r>
+        <w:rPr>
+          <w:rFonts w:ascii="Times New Roman" w:hAnsi="Times New Roman" w:cs="Times New Roman"/>
+        </w:rPr>
+        <w:t xml:space="preserve"> </w:t>
+      </w:r>
+      <w:r>
+        <w:rPr>
+          <w:rFonts w:ascii="Times New Roman" w:hAnsi="Times New Roman" w:cs="Times New Roman"/>
+        </w:rPr>
+        <w:t xml:space="preserve">sampling heuristic that allocates computational resources efficiently across image regions. </w:t>
+      </w:r>
+      <w:r>
+        <w:rPr>
+          <w:rFonts w:ascii="Times New Roman" w:hAnsi="Times New Roman" w:cs="Times New Roman"/>
+        </w:rPr>
+        <w:t>This</w:t>
+      </w:r>
+      <w:r>
+        <w:rPr>
+          <w:rFonts w:ascii="Times New Roman" w:hAnsi="Times New Roman" w:cs="Times New Roman"/>
+        </w:rPr>
+        <w:t xml:space="preserve"> method reduces the maximum samples per pixel to 128 while using local contrast metrics to guide sample distribution, eliminating the need for costly variance estimation present in traditional approaches.</w:t>
+      </w:r>
+    </w:p>
+    <w:p>
+      <w:pPr>
+        <w:ind w:firstLine="720"/>
+        <w:rPr>
+          <w:rFonts w:ascii="Times New Roman" w:hAnsi="Times New Roman" w:cs="Times New Roman"/>
+        </w:rPr>
+      </w:pPr>
+      <w:r>
+        <w:rPr>
+          <w:rFonts w:ascii="Times New Roman" w:hAnsi="Times New Roman" w:cs="Times New Roman"/>
+        </w:rPr>
+        <w:t>Experimental evaluation on the canonical Cornell Box scene demonstrates that the proposed algorithm achieves consistent speedup factors between 1.4x and 2.4x (mean: 1.83x) compared to standard path tracing with 256 samples per pixel, while maintaining SSIM values above 0.989 and perceptual distances below 0.011. The algorithm was tested across 20 different random seeds at 512×512 resolution, establishing reproducible performance characteristics. Statistical analysis confirms that the method delivers reliable performance gains with minimal variance across different sampling patterns.</w:t>
+      </w:r>
+    </w:p>
+    <w:p>
+      <w:pPr>
+        <w:ind w:firstLine="720"/>
+        <w:rPr>
+          <w:rFonts w:ascii="Times New Roman" w:hAnsi="Times New Roman" w:cs="Times New Roman"/>
+        </w:rPr>
+      </w:pPr>
+      <w:r>
+        <w:rPr>
+          <w:rFonts w:ascii="Times New Roman" w:hAnsi="Times New Roman" w:cs="Times New Roman"/>
+        </w:rPr>
+        <w:t>The results demonstrate that adaptive sampling can provide practical computational savings for ray tracing applications where moderate perceptual quality trade-offs are acceptable, opening directions for real-time and interactive rendering scenarios.</w:t>
+      </w:r>
+      <w:r>
+        <w:rPr>
+          <w:rFonts w:ascii="Times New Roman" w:hAnsi="Times New Roman" w:cs="Times New Roman"/>
+        </w:rPr>
+        <w:tab/>
+      </w:r>
+    </w:p>
+    <w:p>
+      <w:pPr>
+        <w:ind w:firstLine="720"/>
+        <w:rPr>
+          <w:rFonts w:ascii="Times New Roman" w:hAnsi="Times New Roman" w:cs="Times New Roman"/>
+        </w:rPr>
+      </w:pPr>
+      <w:r>
+        <w:rPr>
+          <w:rFonts w:ascii="Times New Roman" w:hAnsi="Times New Roman" w:cs="Times New Roman"/>
+        </w:rPr>
+        <w:t>CCS Concepts:</w:t>
+      </w:r>
+      <w:r>
+        <w:rPr>
+          <w:rFonts w:ascii="Times New Roman" w:hAnsi="Times New Roman" w:cs="Times New Roman"/>
+        </w:rPr>
+        <w:t xml:space="preserve"> </w:t>
+      </w:r>
+      <w:r>
+        <w:rPr>
+          <w:rFonts w:ascii="Times New Roman" w:hAnsi="Times New Roman" w:cs="Times New Roman"/>
+          <w:b/>
+          <w:bCs/>
+        </w:rPr>
+        <w:t>Computing methodologies → Computer graphics;</w:t>
+      </w:r>
+      <w:r>
+        <w:rPr>
+          <w:rFonts w:ascii="Times New Roman" w:hAnsi="Times New Roman" w:cs="Times New Roman"/>
+        </w:rPr>
+        <w:t xml:space="preserve"> Rendering; Ray </w:t>
+      </w:r>
+      <w:proofErr w:type="gramStart"/>
+      <w:r>
+        <w:rPr>
+          <w:rFonts w:ascii="Times New Roman" w:hAnsi="Times New Roman" w:cs="Times New Roman"/>
+        </w:rPr>
+        <w:t>tracing;</w:t>
+      </w:r>
+      <w:proofErr w:type="gramEnd"/>
+      <w:r>
+        <w:rPr>
+          <w:rFonts w:ascii="Times New Roman" w:hAnsi="Times New Roman" w:cs="Times New Roman"/>
+        </w:rPr>
+        <w:tab/>
+      </w:r>
+      <w:r>
+        <w:rPr>
+          <w:rFonts w:ascii="Times New Roman" w:hAnsi="Times New Roman" w:cs="Times New Roman"/>
+        </w:rPr>
+        <w:t xml:space="preserve"> </w:t>
+      </w:r>
+    </w:p>
+    <w:p>
+      <w:pPr>
+        <w:ind w:firstLine="720"/>
+        <w:rPr>
+          <w:rFonts w:ascii="Times New Roman" w:hAnsi="Times New Roman" w:cs="Times New Roman"/>
+        </w:rPr>
+      </w:pPr>
+      <w:r>
+        <w:rPr>
+          <w:rFonts w:ascii="Times New Roman" w:hAnsi="Times New Roman" w:cs="Times New Roman"/>
+        </w:rPr>
+        <w:t xml:space="preserve">AMS Concepts: </w:t>
+      </w:r>
+      <w:r>
+        <w:rPr>
+          <w:rFonts w:ascii="Times New Roman" w:hAnsi="Times New Roman" w:cs="Times New Roman"/>
+          <w:b/>
+          <w:bCs/>
+        </w:rPr>
+        <w:t>68U05</w:t>
+      </w:r>
+      <w:r>
+        <w:rPr>
+          <w:rFonts w:ascii="Times New Roman" w:hAnsi="Times New Roman" w:cs="Times New Roman"/>
+        </w:rPr>
+        <w:t xml:space="preserve"> - Computer graphics; computational geometry (digital and algorithmic aspects)</w:t>
+      </w:r>
+      <w:r>
+        <w:rPr>
+          <w:rFonts w:ascii="Times New Roman" w:hAnsi="Times New Roman" w:cs="Times New Roman"/>
+        </w:rPr>
+        <w:t xml:space="preserve">; </w:t>
+      </w:r>
+      <w:r>
+        <w:rPr>
+          <w:rFonts w:ascii="Times New Roman" w:hAnsi="Times New Roman" w:cs="Times New Roman"/>
+          <w:b/>
+          <w:bCs/>
+        </w:rPr>
+        <w:t>65C05</w:t>
+      </w:r>
+      <w:r>
+        <w:rPr>
+          <w:rFonts w:ascii="Times New Roman" w:hAnsi="Times New Roman" w:cs="Times New Roman"/>
+        </w:rPr>
+        <w:t xml:space="preserve"> - Monte Carlo methods</w:t>
+      </w:r>
+    </w:p>
+    <w:p>
+      <w:pPr>
+        <w:ind w:firstLine="720"/>
+        <w:rPr>
+          <w:rFonts w:ascii="Times New Roman" w:hAnsi="Times New Roman" w:cs="Times New Roman"/>
+        </w:rPr>
+      </w:pPr>
+      <w:r>
+        <w:rPr>
+          <w:rFonts w:ascii="Times New Roman" w:hAnsi="Times New Roman" w:cs="Times New Roman"/>
+        </w:rPr>
+        <w:t>Keywords: Adaptive ray tracing, Monte Carlo rendering, adaptive sampling, computational efficiency, path tracing, image quality metrics</w:t>
+      </w:r>
+    </w:p>
+    <w:p>
+      <w:pPr>
+        <w:rPr>
+          <w:rFonts w:ascii="Times New Roman" w:hAnsi="Times New Roman" w:cs="Times New Roman"/>
+        </w:rPr>
+      </w:pPr>
+    </w:p>
+    <w:p>
+      <w:pPr>
         <w:rPr>
           <w:rFonts w:ascii="Times New Roman" w:hAnsi="Times New Roman" w:cs="Times New Roman"/>
           <w:b/>
@@ -3962,6 +4240,16 @@
           <w:sz w:val="36"/>
           <w:szCs w:val="36"/>
         </w:rPr>
+      </w:pPr>
+      <w:r>
+        <w:rPr>
+          <w:rFonts w:ascii="Times New Roman" w:hAnsi="Times New Roman" w:cs="Times New Roman"/>
+          <w:b/>
+          <w:bCs/>
+          <w:sz w:val="36"/>
+          <w:szCs w:val="36"/>
+        </w:rPr>
+        <w:lastRenderedPageBreak/>
         <w:t xml:space="preserve">IV. </w:t>
       </w:r>
       <w:r>
@@ -5641,7 +5929,6 @@
         <w:rPr>
           <w:rFonts w:ascii="Times New Roman" w:eastAsiaTheme="minorEastAsia" w:hAnsi="Times New Roman" w:cs="Times New Roman"/>
         </w:rPr>
-        <w:lastRenderedPageBreak/>
         <w:t>So, we must find</w:t>
       </w:r>
     </w:p>
@@ -7548,7 +7835,6 @@
         <w:rPr>
           <w:rFonts w:ascii="Times New Roman" w:eastAsiaTheme="minorEastAsia" w:hAnsi="Times New Roman" w:cs="Times New Roman"/>
         </w:rPr>
-        <w:lastRenderedPageBreak/>
         <w:tab/>
       </w:r>
       <w:r>
@@ -7615,6 +7901,7 @@
         <w:rPr>
           <w:rFonts w:ascii="Times New Roman" w:eastAsiaTheme="minorEastAsia" w:hAnsi="Times New Roman" w:cs="Times New Roman"/>
         </w:rPr>
+        <w:lastRenderedPageBreak/>
         <w:tab/>
       </w:r>
       <w:r>
@@ -9113,7 +9400,6 @@
         <w:rPr>
           <w:rFonts w:ascii="Times New Roman" w:eastAsiaTheme="minorEastAsia" w:hAnsi="Times New Roman" w:cs="Times New Roman"/>
         </w:rPr>
-        <w:lastRenderedPageBreak/>
         <w:tab/>
       </w:r>
     </w:p>
@@ -9134,6 +9420,7 @@
           <w:sz w:val="28"/>
           <w:szCs w:val="28"/>
         </w:rPr>
+        <w:lastRenderedPageBreak/>
         <w:tab/>
       </w:r>
       <w:r>
@@ -10096,6 +10383,14 @@
         </w:rPr>
         <w:tab/>
       </w:r>
+    </w:p>
+    <w:p>
+      <w:pPr>
+        <w:ind w:left="720"/>
+        <w:rPr>
+          <w:rFonts w:ascii="Times New Roman" w:eastAsiaTheme="minorEastAsia" w:hAnsi="Times New Roman" w:cs="Times New Roman"/>
+        </w:rPr>
+      </w:pPr>
     </w:p>
     <w:p>
       <w:pPr>
@@ -13593,42 +13888,6 @@
     </w:p>
     <w:p>
       <w:pPr>
-        <w:ind w:firstLine="720"/>
-        <w:rPr>
-          <w:rFonts w:ascii="Times New Roman" w:eastAsiaTheme="minorEastAsia" w:hAnsi="Times New Roman" w:cs="Times New Roman"/>
-          <w:lang w:val="en-029"/>
-        </w:rPr>
-      </w:pPr>
-    </w:p>
-    <w:p>
-      <w:pPr>
-        <w:ind w:firstLine="720"/>
-        <w:rPr>
-          <w:rFonts w:ascii="Times New Roman" w:eastAsiaTheme="minorEastAsia" w:hAnsi="Times New Roman" w:cs="Times New Roman"/>
-          <w:lang w:val="en-029"/>
-        </w:rPr>
-      </w:pPr>
-    </w:p>
-    <w:p>
-      <w:pPr>
-        <w:ind w:firstLine="720"/>
-        <w:rPr>
-          <w:rFonts w:ascii="Times New Roman" w:eastAsiaTheme="minorEastAsia" w:hAnsi="Times New Roman" w:cs="Times New Roman"/>
-          <w:lang w:val="en-029"/>
-        </w:rPr>
-      </w:pPr>
-    </w:p>
-    <w:p>
-      <w:pPr>
-        <w:ind w:firstLine="720"/>
-        <w:rPr>
-          <w:rFonts w:ascii="Times New Roman" w:eastAsiaTheme="minorEastAsia" w:hAnsi="Times New Roman" w:cs="Times New Roman"/>
-          <w:lang w:val="en-029"/>
-        </w:rPr>
-      </w:pPr>
-    </w:p>
-    <w:p>
-      <w:pPr>
         <w:rPr>
           <w:rFonts w:ascii="Times New Roman" w:eastAsiaTheme="minorEastAsia" w:hAnsi="Times New Roman" w:cs="Times New Roman"/>
           <w:b/>
@@ -13647,6 +13906,7 @@
           <w:szCs w:val="36"/>
           <w:lang w:val="en-029"/>
         </w:rPr>
+        <w:lastRenderedPageBreak/>
         <w:t>VI. Related work</w:t>
       </w:r>
     </w:p>
@@ -14229,161 +14489,155 @@
         <w:rPr>
           <w:rFonts w:ascii="Times New Roman" w:eastAsiaTheme="minorEastAsia" w:hAnsi="Times New Roman" w:cs="Times New Roman"/>
         </w:rPr>
-        <w:t xml:space="preserve">-trees, and specialized traversal </w:t>
-      </w:r>
+        <w:t xml:space="preserve">-trees, and specialized traversal algorithms remain core to modern rendering pipelines, with methods like </w:t>
+      </w:r>
+      <w:r>
+        <w:rPr>
+          <w:rFonts w:ascii="Times New Roman" w:eastAsiaTheme="minorEastAsia" w:hAnsi="Times New Roman" w:cs="Times New Roman"/>
+        </w:rPr>
+        <w:t>r</w:t>
+      </w:r>
+      <w:r>
+        <w:rPr>
+          <w:rFonts w:ascii="Times New Roman" w:eastAsiaTheme="minorEastAsia" w:hAnsi="Times New Roman" w:cs="Times New Roman"/>
+        </w:rPr>
+        <w:t xml:space="preserve">ay </w:t>
+      </w:r>
+      <w:proofErr w:type="gramStart"/>
+      <w:r>
+        <w:rPr>
+          <w:rFonts w:ascii="Times New Roman" w:eastAsiaTheme="minorEastAsia" w:hAnsi="Times New Roman" w:cs="Times New Roman"/>
+        </w:rPr>
+        <w:t>c</w:t>
+      </w:r>
+      <w:r>
+        <w:rPr>
+          <w:rFonts w:ascii="Times New Roman" w:eastAsiaTheme="minorEastAsia" w:hAnsi="Times New Roman" w:cs="Times New Roman"/>
+        </w:rPr>
+        <w:t>lassification</w:t>
+      </w:r>
+      <w:r>
+        <w:rPr>
+          <w:rFonts w:ascii="Times New Roman" w:eastAsiaTheme="minorEastAsia" w:hAnsi="Times New Roman" w:cs="Times New Roman"/>
+          <w:vertAlign w:val="superscript"/>
+        </w:rPr>
+        <w:t>[</w:t>
+      </w:r>
+      <w:proofErr w:type="gramEnd"/>
+      <w:r>
+        <w:rPr>
+          <w:rFonts w:ascii="Times New Roman" w:eastAsiaTheme="minorEastAsia" w:hAnsi="Times New Roman" w:cs="Times New Roman"/>
+          <w:vertAlign w:val="superscript"/>
+        </w:rPr>
+        <w:t>8]</w:t>
+      </w:r>
+      <w:r>
+        <w:rPr>
+          <w:rFonts w:ascii="Times New Roman" w:eastAsiaTheme="minorEastAsia" w:hAnsi="Times New Roman" w:cs="Times New Roman"/>
+        </w:rPr>
+        <w:t xml:space="preserve"> and computational improvements by Hank Weghorst, Gary Hooper, and Donald P. </w:t>
+      </w:r>
+      <w:proofErr w:type="gramStart"/>
+      <w:r>
+        <w:rPr>
+          <w:rFonts w:ascii="Times New Roman" w:eastAsiaTheme="minorEastAsia" w:hAnsi="Times New Roman" w:cs="Times New Roman"/>
+        </w:rPr>
+        <w:t>Greenberg</w:t>
+      </w:r>
+      <w:r>
+        <w:rPr>
+          <w:rFonts w:ascii="Times New Roman" w:eastAsiaTheme="minorEastAsia" w:hAnsi="Times New Roman" w:cs="Times New Roman"/>
+          <w:vertAlign w:val="superscript"/>
+        </w:rPr>
+        <w:t>[</w:t>
+      </w:r>
+      <w:proofErr w:type="gramEnd"/>
+      <w:r>
+        <w:rPr>
+          <w:rFonts w:ascii="Times New Roman" w:eastAsiaTheme="minorEastAsia" w:hAnsi="Times New Roman" w:cs="Times New Roman"/>
+          <w:vertAlign w:val="superscript"/>
+        </w:rPr>
+        <w:t>9]</w:t>
+      </w:r>
+      <w:r>
+        <w:rPr>
+          <w:rFonts w:ascii="Times New Roman" w:eastAsiaTheme="minorEastAsia" w:hAnsi="Times New Roman" w:cs="Times New Roman"/>
+        </w:rPr>
+        <w:t>.</w:t>
+      </w:r>
+      <w:r>
+        <w:rPr>
+          <w:rFonts w:ascii="Times New Roman" w:eastAsiaTheme="minorEastAsia" w:hAnsi="Times New Roman" w:cs="Times New Roman"/>
+        </w:rPr>
+        <w:t xml:space="preserve"> Elena</w:t>
+      </w:r>
+      <w:r>
+        <w:rPr>
+          <w:rFonts w:ascii="Times New Roman" w:eastAsiaTheme="minorEastAsia" w:hAnsi="Times New Roman" w:cs="Times New Roman"/>
+        </w:rPr>
+        <w:t xml:space="preserve"> </w:t>
+      </w:r>
+      <w:r>
+        <w:rPr>
+          <w:rFonts w:ascii="Times New Roman" w:eastAsiaTheme="minorEastAsia" w:hAnsi="Times New Roman" w:cs="Times New Roman"/>
+        </w:rPr>
+        <w:t xml:space="preserve">Vasiou et al. provided a detailed modern analysis of </w:t>
+      </w:r>
+      <w:proofErr w:type="gramStart"/>
+      <w:r>
+        <w:rPr>
+          <w:rFonts w:ascii="Times New Roman" w:eastAsiaTheme="minorEastAsia" w:hAnsi="Times New Roman" w:cs="Times New Roman"/>
+        </w:rPr>
+        <w:t>render</w:t>
+      </w:r>
+      <w:proofErr w:type="gramEnd"/>
+      <w:r>
+        <w:rPr>
+          <w:rFonts w:ascii="Times New Roman" w:eastAsiaTheme="minorEastAsia" w:hAnsi="Times New Roman" w:cs="Times New Roman"/>
+        </w:rPr>
+        <w:t xml:space="preserve"> time and energy cost for ray-traced </w:t>
+      </w:r>
+      <w:proofErr w:type="gramStart"/>
+      <w:r>
+        <w:rPr>
+          <w:rFonts w:ascii="Times New Roman" w:eastAsiaTheme="minorEastAsia" w:hAnsi="Times New Roman" w:cs="Times New Roman"/>
+        </w:rPr>
+        <w:t>workloads</w:t>
+      </w:r>
+      <w:r>
+        <w:rPr>
+          <w:rFonts w:ascii="Times New Roman" w:eastAsiaTheme="minorEastAsia" w:hAnsi="Times New Roman" w:cs="Times New Roman"/>
+          <w:vertAlign w:val="superscript"/>
+        </w:rPr>
+        <w:t>[</w:t>
+      </w:r>
+      <w:proofErr w:type="gramEnd"/>
+      <w:r>
+        <w:rPr>
+          <w:rFonts w:ascii="Times New Roman" w:eastAsiaTheme="minorEastAsia" w:hAnsi="Times New Roman" w:cs="Times New Roman"/>
+          <w:vertAlign w:val="superscript"/>
+        </w:rPr>
+        <w:t>10]</w:t>
+      </w:r>
+      <w:r>
+        <w:rPr>
+          <w:rFonts w:ascii="Times New Roman" w:eastAsiaTheme="minorEastAsia" w:hAnsi="Times New Roman" w:cs="Times New Roman"/>
+        </w:rPr>
+        <w:t>.</w:t>
+      </w:r>
+    </w:p>
+    <w:p>
+      <w:pPr>
+        <w:ind w:left="720" w:firstLine="720"/>
+        <w:rPr>
+          <w:rFonts w:ascii="Times New Roman" w:eastAsiaTheme="minorEastAsia" w:hAnsi="Times New Roman" w:cs="Times New Roman"/>
+        </w:rPr>
+      </w:pPr>
       <w:r>
         <w:rPr>
           <w:rFonts w:ascii="Times New Roman" w:eastAsiaTheme="minorEastAsia" w:hAnsi="Times New Roman" w:cs="Times New Roman"/>
         </w:rPr>
         <w:lastRenderedPageBreak/>
-        <w:t xml:space="preserve">algorithms remain core to modern rendering pipelines, with methods like </w:t>
-      </w:r>
-      <w:r>
-        <w:rPr>
-          <w:rFonts w:ascii="Times New Roman" w:eastAsiaTheme="minorEastAsia" w:hAnsi="Times New Roman" w:cs="Times New Roman"/>
-        </w:rPr>
-        <w:t>r</w:t>
-      </w:r>
-      <w:r>
-        <w:rPr>
-          <w:rFonts w:ascii="Times New Roman" w:eastAsiaTheme="minorEastAsia" w:hAnsi="Times New Roman" w:cs="Times New Roman"/>
-        </w:rPr>
-        <w:t xml:space="preserve">ay </w:t>
-      </w:r>
-      <w:proofErr w:type="gramStart"/>
-      <w:r>
-        <w:rPr>
-          <w:rFonts w:ascii="Times New Roman" w:eastAsiaTheme="minorEastAsia" w:hAnsi="Times New Roman" w:cs="Times New Roman"/>
-        </w:rPr>
-        <w:t>c</w:t>
-      </w:r>
-      <w:r>
-        <w:rPr>
-          <w:rFonts w:ascii="Times New Roman" w:eastAsiaTheme="minorEastAsia" w:hAnsi="Times New Roman" w:cs="Times New Roman"/>
-        </w:rPr>
-        <w:t>lassification</w:t>
-      </w:r>
-      <w:r>
-        <w:rPr>
-          <w:rFonts w:ascii="Times New Roman" w:eastAsiaTheme="minorEastAsia" w:hAnsi="Times New Roman" w:cs="Times New Roman"/>
-          <w:vertAlign w:val="superscript"/>
-        </w:rPr>
-        <w:t>[</w:t>
-      </w:r>
-      <w:proofErr w:type="gramEnd"/>
-      <w:r>
-        <w:rPr>
-          <w:rFonts w:ascii="Times New Roman" w:eastAsiaTheme="minorEastAsia" w:hAnsi="Times New Roman" w:cs="Times New Roman"/>
-          <w:vertAlign w:val="superscript"/>
-        </w:rPr>
-        <w:t>8]</w:t>
-      </w:r>
-      <w:r>
-        <w:rPr>
-          <w:rFonts w:ascii="Times New Roman" w:eastAsiaTheme="minorEastAsia" w:hAnsi="Times New Roman" w:cs="Times New Roman"/>
-        </w:rPr>
-        <w:t xml:space="preserve"> and computational improvements by Hank Weghorst, Gary Hooper, and Donald P. </w:t>
-      </w:r>
-      <w:proofErr w:type="gramStart"/>
-      <w:r>
-        <w:rPr>
-          <w:rFonts w:ascii="Times New Roman" w:eastAsiaTheme="minorEastAsia" w:hAnsi="Times New Roman" w:cs="Times New Roman"/>
-        </w:rPr>
-        <w:t>Greenberg</w:t>
-      </w:r>
-      <w:r>
-        <w:rPr>
-          <w:rFonts w:ascii="Times New Roman" w:eastAsiaTheme="minorEastAsia" w:hAnsi="Times New Roman" w:cs="Times New Roman"/>
-          <w:vertAlign w:val="superscript"/>
-        </w:rPr>
-        <w:t>[</w:t>
-      </w:r>
-      <w:proofErr w:type="gramEnd"/>
-      <w:r>
-        <w:rPr>
-          <w:rFonts w:ascii="Times New Roman" w:eastAsiaTheme="minorEastAsia" w:hAnsi="Times New Roman" w:cs="Times New Roman"/>
-          <w:vertAlign w:val="superscript"/>
-        </w:rPr>
-        <w:t>9]</w:t>
-      </w:r>
-      <w:r>
-        <w:rPr>
-          <w:rFonts w:ascii="Times New Roman" w:eastAsiaTheme="minorEastAsia" w:hAnsi="Times New Roman" w:cs="Times New Roman"/>
-        </w:rPr>
-        <w:t>.</w:t>
-      </w:r>
-      <w:r>
-        <w:rPr>
-          <w:rFonts w:ascii="Times New Roman" w:eastAsiaTheme="minorEastAsia" w:hAnsi="Times New Roman" w:cs="Times New Roman"/>
-        </w:rPr>
-        <w:t xml:space="preserve"> Elena</w:t>
-      </w:r>
-      <w:r>
-        <w:rPr>
-          <w:rFonts w:ascii="Times New Roman" w:eastAsiaTheme="minorEastAsia" w:hAnsi="Times New Roman" w:cs="Times New Roman"/>
-        </w:rPr>
-        <w:t xml:space="preserve"> </w:t>
-      </w:r>
-      <w:r>
-        <w:rPr>
-          <w:rFonts w:ascii="Times New Roman" w:eastAsiaTheme="minorEastAsia" w:hAnsi="Times New Roman" w:cs="Times New Roman"/>
-        </w:rPr>
-        <w:t xml:space="preserve">Vasiou et al. provided a detailed modern analysis of </w:t>
-      </w:r>
-      <w:proofErr w:type="gramStart"/>
-      <w:r>
-        <w:rPr>
-          <w:rFonts w:ascii="Times New Roman" w:eastAsiaTheme="minorEastAsia" w:hAnsi="Times New Roman" w:cs="Times New Roman"/>
-        </w:rPr>
-        <w:t>render</w:t>
-      </w:r>
-      <w:proofErr w:type="gramEnd"/>
-      <w:r>
-        <w:rPr>
-          <w:rFonts w:ascii="Times New Roman" w:eastAsiaTheme="minorEastAsia" w:hAnsi="Times New Roman" w:cs="Times New Roman"/>
-        </w:rPr>
-        <w:t xml:space="preserve"> time and energy cost for ray-traced </w:t>
-      </w:r>
-      <w:proofErr w:type="gramStart"/>
-      <w:r>
-        <w:rPr>
-          <w:rFonts w:ascii="Times New Roman" w:eastAsiaTheme="minorEastAsia" w:hAnsi="Times New Roman" w:cs="Times New Roman"/>
-        </w:rPr>
-        <w:t>workloads</w:t>
-      </w:r>
-      <w:r>
-        <w:rPr>
-          <w:rFonts w:ascii="Times New Roman" w:eastAsiaTheme="minorEastAsia" w:hAnsi="Times New Roman" w:cs="Times New Roman"/>
-          <w:vertAlign w:val="superscript"/>
-        </w:rPr>
-        <w:t>[</w:t>
-      </w:r>
-      <w:proofErr w:type="gramEnd"/>
-      <w:r>
-        <w:rPr>
-          <w:rFonts w:ascii="Times New Roman" w:eastAsiaTheme="minorEastAsia" w:hAnsi="Times New Roman" w:cs="Times New Roman"/>
-          <w:vertAlign w:val="superscript"/>
-        </w:rPr>
-        <w:t>10]</w:t>
-      </w:r>
-      <w:r>
-        <w:rPr>
-          <w:rFonts w:ascii="Times New Roman" w:eastAsiaTheme="minorEastAsia" w:hAnsi="Times New Roman" w:cs="Times New Roman"/>
-        </w:rPr>
-        <w:t>.</w:t>
-      </w:r>
-    </w:p>
-    <w:p>
-      <w:pPr>
-        <w:ind w:left="720" w:firstLine="720"/>
-        <w:rPr>
-          <w:rFonts w:ascii="Times New Roman" w:eastAsiaTheme="minorEastAsia" w:hAnsi="Times New Roman" w:cs="Times New Roman"/>
-        </w:rPr>
-      </w:pPr>
-      <w:r>
-        <w:rPr>
-          <w:rFonts w:ascii="Times New Roman" w:eastAsiaTheme="minorEastAsia" w:hAnsi="Times New Roman" w:cs="Times New Roman"/>
-        </w:rPr>
         <w:t xml:space="preserve">Volume ray tracing efficiency was explored in several </w:t>
       </w:r>
       <w:proofErr w:type="gramStart"/>
@@ -14822,7 +15076,6 @@
         <w:rPr>
           <w:rFonts w:ascii="Times New Roman" w:eastAsiaTheme="minorEastAsia" w:hAnsi="Times New Roman" w:cs="Times New Roman"/>
         </w:rPr>
-        <w:lastRenderedPageBreak/>
         <w:t xml:space="preserve">Unlike traditional adaptive sampling or modern reservoir methods, the approach leverages a tri-factor heuristic—variance, edges, and motion—to guide sample distribution in a unified manner. The literature suggests that this method should outperform earlier approaches in </w:t>
       </w:r>
       <w:r>
@@ -19331,7 +19584,7 @@
   <w:style w:type="paragraph" w:default="1" w:styleId="Normal">
     <w:name w:val="Normal"/>
     <w:qFormat/>
-    <w:rsid w:val="00BF5576"/>
+    <w:rsid w:val="00AB6BCA"/>
   </w:style>
   <w:style w:type="paragraph" w:styleId="Titlu1">
     <w:name w:val="heading 1"/>
@@ -19534,7 +19787,6 @@
   <w:style w:type="character" w:default="1" w:styleId="Fontdeparagrafimplicit">
     <w:name w:val="Default Paragraph Font"/>
     <w:uiPriority w:val="1"/>
-    <w:semiHidden/>
     <w:unhideWhenUsed/>
   </w:style>
   <w:style w:type="table" w:default="1" w:styleId="TabelNormal">
@@ -20213,26 +20465,10 @@
 </file>
 
 <file path=customXml/item2.xml><?xml version="1.0" encoding="utf-8"?>
-<p:properties xmlns:p="http://schemas.microsoft.com/office/2006/metadata/properties" xmlns:xsi="http://www.w3.org/2001/XMLSchema-instance" xmlns:pc="http://schemas.microsoft.com/office/infopath/2007/PartnerControls">
-  <documentManagement>
-    <ReferenceId xmlns="f0ea6c04-cc2a-4f8b-aa44-77560be8f00a" xsi:nil="true"/>
-  </documentManagement>
-</p:properties>
-</file>
-
-<file path=customXml/item3.xml><?xml version="1.0" encoding="utf-8"?>
-<?mso-contentType ?>
-<FormTemplates xmlns="http://schemas.microsoft.com/sharepoint/v3/contenttype/forms">
-  <Display>DocumentLibraryForm</Display>
-  <Edit>DocumentLibraryForm</Edit>
-  <New>DocumentLibraryForm</New>
-</FormTemplates>
-</file>
-
-<file path=customXml/item4.xml><?xml version="1.0" encoding="utf-8"?>
-<ct:contentTypeSchema xmlns:ct="http://schemas.microsoft.com/office/2006/metadata/contentType" xmlns:ma="http://schemas.microsoft.com/office/2006/metadata/properties/metaAttributes" ct:_="" ma:_="" ma:contentTypeName="Document" ma:contentTypeID="0x0101004518DF6CB8215A49878F09077E477D76" ma:contentTypeVersion="4" ma:contentTypeDescription="Create a new document." ma:contentTypeScope="" ma:versionID="0e903ace73ec47adaa77e4c076515150">
-  <xsd:schema xmlns:xsd="http://www.w3.org/2001/XMLSchema" xmlns:xs="http://www.w3.org/2001/XMLSchema" xmlns:p="http://schemas.microsoft.com/office/2006/metadata/properties" xmlns:ns2="f0ea6c04-cc2a-4f8b-aa44-77560be8f00a" targetNamespace="http://schemas.microsoft.com/office/2006/metadata/properties" ma:root="true" ma:fieldsID="981c07090f008b192468dc8ca08e6de5" ns2:_="">
+<ct:contentTypeSchema xmlns:ct="http://schemas.microsoft.com/office/2006/metadata/contentType" xmlns:ma="http://schemas.microsoft.com/office/2006/metadata/properties/metaAttributes" ct:_="" ma:_="" ma:contentTypeName="Document" ma:contentTypeID="0x0101004518DF6CB8215A49878F09077E477D76" ma:contentTypeVersion="11" ma:contentTypeDescription="Create a new document." ma:contentTypeScope="" ma:versionID="4b4be28a950c0225e6df2eacb3c86317">
+  <xsd:schema xmlns:xsd="http://www.w3.org/2001/XMLSchema" xmlns:xs="http://www.w3.org/2001/XMLSchema" xmlns:p="http://schemas.microsoft.com/office/2006/metadata/properties" xmlns:ns2="f0ea6c04-cc2a-4f8b-aa44-77560be8f00a" xmlns:ns3="db97ba85-579e-411b-948c-311c2e42328f" targetNamespace="http://schemas.microsoft.com/office/2006/metadata/properties" ma:root="true" ma:fieldsID="c52062340ef426d98a747b82f5dc1548" ns2:_="" ns3:_="">
     <xsd:import namespace="f0ea6c04-cc2a-4f8b-aa44-77560be8f00a"/>
+    <xsd:import namespace="db97ba85-579e-411b-948c-311c2e42328f"/>
     <xsd:element name="properties">
       <xsd:complexType>
         <xsd:sequence>
@@ -20243,6 +20479,12 @@
                 <xsd:element ref="ns2:MediaServiceMetadata" minOccurs="0"/>
                 <xsd:element ref="ns2:MediaServiceFastMetadata" minOccurs="0"/>
                 <xsd:element ref="ns2:MediaServiceSearchProperties" minOccurs="0"/>
+                <xsd:element ref="ns2:MediaServiceDateTaken" minOccurs="0"/>
+                <xsd:element ref="ns2:lcf76f155ced4ddcb4097134ff3c332f" minOccurs="0"/>
+                <xsd:element ref="ns3:TaxCatchAll" minOccurs="0"/>
+                <xsd:element ref="ns2:MediaServiceOCR" minOccurs="0"/>
+                <xsd:element ref="ns2:MediaServiceGenerationTime" minOccurs="0"/>
+                <xsd:element ref="ns2:MediaServiceEventHashCode" minOccurs="0"/>
               </xsd:all>
             </xsd:complexType>
           </xsd:element>
@@ -20272,6 +20514,50 @@
       <xsd:simpleType>
         <xsd:restriction base="dms:Note"/>
       </xsd:simpleType>
+    </xsd:element>
+    <xsd:element name="MediaServiceDateTaken" ma:index="12" nillable="true" ma:displayName="MediaServiceDateTaken" ma:hidden="true" ma:indexed="true" ma:internalName="MediaServiceDateTaken" ma:readOnly="true">
+      <xsd:simpleType>
+        <xsd:restriction base="dms:Text"/>
+      </xsd:simpleType>
+    </xsd:element>
+    <xsd:element name="lcf76f155ced4ddcb4097134ff3c332f" ma:index="14" nillable="true" ma:taxonomy="true" ma:internalName="lcf76f155ced4ddcb4097134ff3c332f" ma:taxonomyFieldName="MediaServiceImageTags" ma:displayName="Image Tags" ma:readOnly="false" ma:fieldId="{5cf76f15-5ced-4ddc-b409-7134ff3c332f}" ma:taxonomyMulti="true" ma:sspId="ef85decb-1301-438d-8b3f-81c7864c2a9b" ma:termSetId="09814cd3-568e-fe90-9814-8d621ff8fb84" ma:anchorId="fba54fb3-c3e1-fe81-a776-ca4b69148c4d" ma:open="true" ma:isKeyword="false">
+      <xsd:complexType>
+        <xsd:sequence>
+          <xsd:element ref="pc:Terms" minOccurs="0" maxOccurs="1"/>
+        </xsd:sequence>
+      </xsd:complexType>
+    </xsd:element>
+    <xsd:element name="MediaServiceOCR" ma:index="16" nillable="true" ma:displayName="Extracted Text" ma:internalName="MediaServiceOCR" ma:readOnly="true">
+      <xsd:simpleType>
+        <xsd:restriction base="dms:Note">
+          <xsd:maxLength value="255"/>
+        </xsd:restriction>
+      </xsd:simpleType>
+    </xsd:element>
+    <xsd:element name="MediaServiceGenerationTime" ma:index="17" nillable="true" ma:displayName="MediaServiceGenerationTime" ma:hidden="true" ma:internalName="MediaServiceGenerationTime" ma:readOnly="true">
+      <xsd:simpleType>
+        <xsd:restriction base="dms:Text"/>
+      </xsd:simpleType>
+    </xsd:element>
+    <xsd:element name="MediaServiceEventHashCode" ma:index="18" nillable="true" ma:displayName="MediaServiceEventHashCode" ma:hidden="true" ma:internalName="MediaServiceEventHashCode" ma:readOnly="true">
+      <xsd:simpleType>
+        <xsd:restriction base="dms:Text"/>
+      </xsd:simpleType>
+    </xsd:element>
+  </xsd:schema>
+  <xsd:schema xmlns:xsd="http://www.w3.org/2001/XMLSchema" xmlns:xs="http://www.w3.org/2001/XMLSchema" xmlns:dms="http://schemas.microsoft.com/office/2006/documentManagement/types" xmlns:pc="http://schemas.microsoft.com/office/infopath/2007/PartnerControls" targetNamespace="db97ba85-579e-411b-948c-311c2e42328f" elementFormDefault="qualified">
+    <xsd:import namespace="http://schemas.microsoft.com/office/2006/documentManagement/types"/>
+    <xsd:import namespace="http://schemas.microsoft.com/office/infopath/2007/PartnerControls"/>
+    <xsd:element name="TaxCatchAll" ma:index="15" nillable="true" ma:displayName="Taxonomy Catch All Column" ma:hidden="true" ma:list="{af5a2c63-c559-44d0-a41a-e2a831ff8d0e}" ma:internalName="TaxCatchAll" ma:showField="CatchAllData" ma:web="db97ba85-579e-411b-948c-311c2e42328f">
+      <xsd:complexType>
+        <xsd:complexContent>
+          <xsd:extension base="dms:MultiChoiceLookup">
+            <xsd:sequence>
+              <xsd:element name="Value" type="dms:Lookup" maxOccurs="unbounded" minOccurs="0" nillable="true"/>
+            </xsd:sequence>
+          </xsd:extension>
+        </xsd:complexContent>
+      </xsd:complexType>
     </xsd:element>
   </xsd:schema>
   <xsd:schema xmlns="http://schemas.openxmlformats.org/package/2006/metadata/core-properties" xmlns:xsd="http://www.w3.org/2001/XMLSchema" xmlns:xsi="http://www.w3.org/2001/XMLSchema-instance" xmlns:dc="http://purl.org/dc/elements/1.1/" xmlns:dcterms="http://purl.org/dc/terms/" xmlns:odoc="http://schemas.microsoft.com/internal/obd" targetNamespace="http://schemas.openxmlformats.org/package/2006/metadata/core-properties" elementFormDefault="qualified" attributeFormDefault="unqualified" blockDefault="#all">
@@ -20373,6 +20659,27 @@
 </ct:contentTypeSchema>
 </file>
 
+<file path=customXml/item3.xml><?xml version="1.0" encoding="utf-8"?>
+<?mso-contentType ?>
+<FormTemplates xmlns="http://schemas.microsoft.com/sharepoint/v3/contenttype/forms">
+  <Display>DocumentLibraryForm</Display>
+  <Edit>DocumentLibraryForm</Edit>
+  <New>DocumentLibraryForm</New>
+</FormTemplates>
+</file>
+
+<file path=customXml/item4.xml><?xml version="1.0" encoding="utf-8"?>
+<p:properties xmlns:p="http://schemas.microsoft.com/office/2006/metadata/properties" xmlns:xsi="http://www.w3.org/2001/XMLSchema-instance" xmlns:pc="http://schemas.microsoft.com/office/infopath/2007/PartnerControls">
+  <documentManagement>
+    <ReferenceId xmlns="f0ea6c04-cc2a-4f8b-aa44-77560be8f00a" xsi:nil="true"/>
+    <TaxCatchAll xmlns="db97ba85-579e-411b-948c-311c2e42328f" xsi:nil="true"/>
+    <lcf76f155ced4ddcb4097134ff3c332f xmlns="f0ea6c04-cc2a-4f8b-aa44-77560be8f00a">
+      <Terms xmlns="http://schemas.microsoft.com/office/infopath/2007/PartnerControls"/>
+    </lcf76f155ced4ddcb4097134ff3c332f>
+  </documentManagement>
+</p:properties>
+</file>
+
 <file path=customXml/itemProps1.xml><?xml version="1.0" encoding="utf-8"?>
 <ds:datastoreItem xmlns:ds="http://schemas.openxmlformats.org/officeDocument/2006/customXml" ds:itemID="{99A440A2-C322-4E1C-9E6E-1BB35FFB7FD4}">
   <ds:schemaRefs>
@@ -20382,11 +20689,20 @@
 </file>
 
 <file path=customXml/itemProps2.xml><?xml version="1.0" encoding="utf-8"?>
-<ds:datastoreItem xmlns:ds="http://schemas.openxmlformats.org/officeDocument/2006/customXml" ds:itemID="{DCF83E0F-390E-4185-8F88-3C99A9966F38}">
+<ds:datastoreItem xmlns:ds="http://schemas.openxmlformats.org/officeDocument/2006/customXml" ds:itemID="{E56D098D-23F7-47AF-A5EE-43C486E17F9C}">
   <ds:schemaRefs>
+    <ds:schemaRef ds:uri="http://schemas.microsoft.com/office/2006/metadata/contentType"/>
+    <ds:schemaRef ds:uri="http://schemas.microsoft.com/office/2006/metadata/properties/metaAttributes"/>
+    <ds:schemaRef ds:uri="http://www.w3.org/2001/XMLSchema"/>
     <ds:schemaRef ds:uri="http://schemas.microsoft.com/office/2006/metadata/properties"/>
+    <ds:schemaRef ds:uri="f0ea6c04-cc2a-4f8b-aa44-77560be8f00a"/>
+    <ds:schemaRef ds:uri="db97ba85-579e-411b-948c-311c2e42328f"/>
+    <ds:schemaRef ds:uri="http://schemas.microsoft.com/office/2006/documentManagement/types"/>
     <ds:schemaRef ds:uri="http://schemas.microsoft.com/office/infopath/2007/PartnerControls"/>
-    <ds:schemaRef ds:uri="f0ea6c04-cc2a-4f8b-aa44-77560be8f00a"/>
+    <ds:schemaRef ds:uri="http://schemas.openxmlformats.org/package/2006/metadata/core-properties"/>
+    <ds:schemaRef ds:uri="http://purl.org/dc/elements/1.1/"/>
+    <ds:schemaRef ds:uri="http://purl.org/dc/terms/"/>
+    <ds:schemaRef ds:uri="http://schemas.microsoft.com/internal/obd"/>
   </ds:schemaRefs>
 </ds:datastoreItem>
 </file>
@@ -20400,19 +20716,12 @@
 </file>
 
 <file path=customXml/itemProps4.xml><?xml version="1.0" encoding="utf-8"?>
-<ds:datastoreItem xmlns:ds="http://schemas.openxmlformats.org/officeDocument/2006/customXml" ds:itemID="{1A744874-AB5B-4B7C-8639-7060F50616C0}">
+<ds:datastoreItem xmlns:ds="http://schemas.openxmlformats.org/officeDocument/2006/customXml" ds:itemID="{DCF83E0F-390E-4185-8F88-3C99A9966F38}">
   <ds:schemaRefs>
-    <ds:schemaRef ds:uri="http://schemas.microsoft.com/office/2006/metadata/contentType"/>
-    <ds:schemaRef ds:uri="http://schemas.microsoft.com/office/2006/metadata/properties/metaAttributes"/>
-    <ds:schemaRef ds:uri="http://www.w3.org/2001/XMLSchema"/>
     <ds:schemaRef ds:uri="http://schemas.microsoft.com/office/2006/metadata/properties"/>
+    <ds:schemaRef ds:uri="http://schemas.microsoft.com/office/infopath/2007/PartnerControls"/>
     <ds:schemaRef ds:uri="f0ea6c04-cc2a-4f8b-aa44-77560be8f00a"/>
-    <ds:schemaRef ds:uri="http://schemas.microsoft.com/office/2006/documentManagement/types"/>
-    <ds:schemaRef ds:uri="http://schemas.microsoft.com/office/infopath/2007/PartnerControls"/>
-    <ds:schemaRef ds:uri="http://schemas.openxmlformats.org/package/2006/metadata/core-properties"/>
-    <ds:schemaRef ds:uri="http://purl.org/dc/elements/1.1/"/>
-    <ds:schemaRef ds:uri="http://purl.org/dc/terms/"/>
-    <ds:schemaRef ds:uri="http://schemas.microsoft.com/internal/obd"/>
+    <ds:schemaRef ds:uri="db97ba85-579e-411b-948c-311c2e42328f"/>
   </ds:schemaRefs>
 </ds:datastoreItem>
 </file>
--- a/aNovelRayTracingAlgorithm.docx
+++ b/aNovelRayTracingAlgorithm.docx
@@ -31,8 +31,17 @@
           <w:rFonts w:ascii="Times New Roman" w:hAnsi="Times New Roman" w:cs="Times New Roman"/>
           <w:color w:val="000000" w:themeColor="text1"/>
         </w:rPr>
-        <w:t>Halip Sonia-Cristiana</w:t>
-      </w:r>
+        <w:t xml:space="preserve">Halip </w:t>
+      </w:r>
+      <w:proofErr w:type="spellStart"/>
+      <w:r>
+        <w:rPr>
+          <w:rFonts w:ascii="Times New Roman" w:hAnsi="Times New Roman" w:cs="Times New Roman"/>
+          <w:color w:val="000000" w:themeColor="text1"/>
+        </w:rPr>
+        <w:t>Sonia-Cristiana</w:t>
+      </w:r>
+      <w:proofErr w:type="spellEnd"/>
     </w:p>
     <w:p>
       <w:pPr>
@@ -153,7 +162,21 @@
         <w:rPr>
           <w:rFonts w:ascii="Times New Roman" w:hAnsi="Times New Roman" w:cs="Times New Roman"/>
         </w:rPr>
-        <w:t>68U05  - Computer graphics; computational geometry (digital and algorithmic aspects)</w:t>
+        <w:t>68U</w:t>
+      </w:r>
+      <w:proofErr w:type="gramStart"/>
+      <w:r>
+        <w:rPr>
+          <w:rFonts w:ascii="Times New Roman" w:hAnsi="Times New Roman" w:cs="Times New Roman"/>
+        </w:rPr>
+        <w:t>05  -</w:t>
+      </w:r>
+      <w:proofErr w:type="gramEnd"/>
+      <w:r>
+        <w:rPr>
+          <w:rFonts w:ascii="Times New Roman" w:hAnsi="Times New Roman" w:cs="Times New Roman"/>
+        </w:rPr>
+        <w:t xml:space="preserve"> Computer graphics; computational geometry (digital and algorithmic aspects)</w:t>
       </w:r>
     </w:p>
     <w:p>
@@ -171,7 +194,21 @@
         <w:rPr>
           <w:rFonts w:ascii="Times New Roman" w:hAnsi="Times New Roman" w:cs="Times New Roman"/>
         </w:rPr>
-        <w:t>68N19  - Other programming paradigms (object-oriented, sequential, concurrent, automatic, etc.)</w:t>
+        <w:t>68N</w:t>
+      </w:r>
+      <w:proofErr w:type="gramStart"/>
+      <w:r>
+        <w:rPr>
+          <w:rFonts w:ascii="Times New Roman" w:hAnsi="Times New Roman" w:cs="Times New Roman"/>
+        </w:rPr>
+        <w:t>19  -</w:t>
+      </w:r>
+      <w:proofErr w:type="gramEnd"/>
+      <w:r>
+        <w:rPr>
+          <w:rFonts w:ascii="Times New Roman" w:hAnsi="Times New Roman" w:cs="Times New Roman"/>
+        </w:rPr>
+        <w:t xml:space="preserve"> Other programming paradigms (object-oriented, sequential, concurrent, automatic, etc.)</w:t>
       </w:r>
     </w:p>
     <w:p>
@@ -282,7 +319,21 @@
         <w:rPr>
           <w:rFonts w:ascii="Times New Roman" w:hAnsi="Times New Roman" w:cs="Times New Roman"/>
         </w:rPr>
-        <w:t>68N25  - Theory of operating systems</w:t>
+        <w:t>68N</w:t>
+      </w:r>
+      <w:proofErr w:type="gramStart"/>
+      <w:r>
+        <w:rPr>
+          <w:rFonts w:ascii="Times New Roman" w:hAnsi="Times New Roman" w:cs="Times New Roman"/>
+        </w:rPr>
+        <w:t>25  -</w:t>
+      </w:r>
+      <w:proofErr w:type="gramEnd"/>
+      <w:r>
+        <w:rPr>
+          <w:rFonts w:ascii="Times New Roman" w:hAnsi="Times New Roman" w:cs="Times New Roman"/>
+        </w:rPr>
+        <w:t xml:space="preserve"> Theory of operating systems</w:t>
       </w:r>
     </w:p>
     <w:p>
@@ -300,7 +351,21 @@
         <w:rPr>
           <w:rFonts w:ascii="Times New Roman" w:hAnsi="Times New Roman" w:cs="Times New Roman"/>
         </w:rPr>
-        <w:t>68N19  - Other programming paradigms (object-oriented, sequential, concurrent, automatic, etc.)</w:t>
+        <w:t>68N</w:t>
+      </w:r>
+      <w:proofErr w:type="gramStart"/>
+      <w:r>
+        <w:rPr>
+          <w:rFonts w:ascii="Times New Roman" w:hAnsi="Times New Roman" w:cs="Times New Roman"/>
+        </w:rPr>
+        <w:t>19  -</w:t>
+      </w:r>
+      <w:proofErr w:type="gramEnd"/>
+      <w:r>
+        <w:rPr>
+          <w:rFonts w:ascii="Times New Roman" w:hAnsi="Times New Roman" w:cs="Times New Roman"/>
+        </w:rPr>
+        <w:t xml:space="preserve"> Other programming paradigms (object-oriented, sequential, concurrent, automatic, etc.)</w:t>
       </w:r>
     </w:p>
     <w:p>
@@ -361,7 +426,18 @@
           <w:sz w:val="32"/>
           <w:szCs w:val="32"/>
         </w:rPr>
-        <w:t>Essential Ray Tracing Algorithms - Eric Haines</w:t>
+        <w:t xml:space="preserve">Essential Ray Tracing Algorithms - Eric </w:t>
+      </w:r>
+      <w:proofErr w:type="gramStart"/>
+      <w:r>
+        <w:rPr>
+          <w:rFonts w:ascii="Times New Roman" w:hAnsi="Times New Roman" w:cs="Times New Roman"/>
+          <w:i/>
+          <w:iCs/>
+          <w:sz w:val="32"/>
+          <w:szCs w:val="32"/>
+        </w:rPr>
+        <w:t>Haines</w:t>
       </w:r>
       <w:r>
         <w:rPr>
@@ -372,7 +448,19 @@
           <w:szCs w:val="32"/>
           <w:vertAlign w:val="superscript"/>
         </w:rPr>
-        <w:t xml:space="preserve">[1] </w:t>
+        <w:t>[</w:t>
+      </w:r>
+      <w:proofErr w:type="gramEnd"/>
+      <w:r>
+        <w:rPr>
+          <w:rFonts w:ascii="Times New Roman" w:hAnsi="Times New Roman" w:cs="Times New Roman"/>
+          <w:i/>
+          <w:iCs/>
+          <w:sz w:val="32"/>
+          <w:szCs w:val="32"/>
+          <w:vertAlign w:val="superscript"/>
+        </w:rPr>
+        <w:t xml:space="preserve">1] </w:t>
       </w:r>
     </w:p>
     <w:p>
@@ -444,7 +532,18 @@
           <w:sz w:val="32"/>
           <w:szCs w:val="32"/>
         </w:rPr>
-        <w:t>Systematic Errors of the Ray-Tracing Algorithm - Hilmar Lehnert</w:t>
+        <w:t xml:space="preserve">Systematic Errors of the Ray-Tracing Algorithm - Hilmar </w:t>
+      </w:r>
+      <w:proofErr w:type="gramStart"/>
+      <w:r>
+        <w:rPr>
+          <w:rFonts w:ascii="Times New Roman" w:hAnsi="Times New Roman" w:cs="Times New Roman"/>
+          <w:i/>
+          <w:iCs/>
+          <w:sz w:val="32"/>
+          <w:szCs w:val="32"/>
+        </w:rPr>
+        <w:t>Lehnert</w:t>
       </w:r>
       <w:r>
         <w:rPr>
@@ -455,7 +554,19 @@
           <w:szCs w:val="32"/>
           <w:vertAlign w:val="superscript"/>
         </w:rPr>
-        <w:t>[2]</w:t>
+        <w:t>[</w:t>
+      </w:r>
+      <w:proofErr w:type="gramEnd"/>
+      <w:r>
+        <w:rPr>
+          <w:rFonts w:ascii="Times New Roman" w:hAnsi="Times New Roman" w:cs="Times New Roman"/>
+          <w:i/>
+          <w:iCs/>
+          <w:sz w:val="32"/>
+          <w:szCs w:val="32"/>
+          <w:vertAlign w:val="superscript"/>
+        </w:rPr>
+        <w:t>2]</w:t>
       </w:r>
     </w:p>
     <w:p>
@@ -530,7 +641,18 @@
           <w:sz w:val="32"/>
           <w:szCs w:val="32"/>
         </w:rPr>
-        <w:t>A Survey of Ray Tracing Acceleration Techniques – James Arvo, David Kirk</w:t>
+        <w:t xml:space="preserve">A Survey of Ray Tracing Acceleration Techniques – James Arvo, David </w:t>
+      </w:r>
+      <w:proofErr w:type="gramStart"/>
+      <w:r>
+        <w:rPr>
+          <w:rFonts w:ascii="Times New Roman" w:hAnsi="Times New Roman" w:cs="Times New Roman"/>
+          <w:i/>
+          <w:iCs/>
+          <w:sz w:val="32"/>
+          <w:szCs w:val="32"/>
+        </w:rPr>
+        <w:t>Kirk</w:t>
       </w:r>
       <w:r>
         <w:rPr>
@@ -541,7 +663,19 @@
           <w:szCs w:val="32"/>
           <w:vertAlign w:val="superscript"/>
         </w:rPr>
-        <w:t>[3]</w:t>
+        <w:t>[</w:t>
+      </w:r>
+      <w:proofErr w:type="gramEnd"/>
+      <w:r>
+        <w:rPr>
+          <w:rFonts w:ascii="Times New Roman" w:hAnsi="Times New Roman" w:cs="Times New Roman"/>
+          <w:i/>
+          <w:iCs/>
+          <w:sz w:val="32"/>
+          <w:szCs w:val="32"/>
+          <w:vertAlign w:val="superscript"/>
+        </w:rPr>
+        <w:t>3]</w:t>
       </w:r>
     </w:p>
     <w:p>
@@ -603,7 +737,18 @@
           <w:sz w:val="32"/>
           <w:szCs w:val="32"/>
         </w:rPr>
-        <w:t>Fast Ray Tracing by Ray Classification - James Arvo, David Kirk</w:t>
+        <w:t xml:space="preserve">Fast Ray Tracing by Ray Classification - James Arvo, David </w:t>
+      </w:r>
+      <w:proofErr w:type="gramStart"/>
+      <w:r>
+        <w:rPr>
+          <w:rFonts w:ascii="Times New Roman" w:hAnsi="Times New Roman" w:cs="Times New Roman"/>
+          <w:i/>
+          <w:iCs/>
+          <w:sz w:val="32"/>
+          <w:szCs w:val="32"/>
+        </w:rPr>
+        <w:t>Kirk</w:t>
       </w:r>
       <w:r>
         <w:rPr>
@@ -614,7 +759,19 @@
           <w:szCs w:val="32"/>
           <w:vertAlign w:val="superscript"/>
         </w:rPr>
-        <w:t>[4]</w:t>
+        <w:t>[</w:t>
+      </w:r>
+      <w:proofErr w:type="gramEnd"/>
+      <w:r>
+        <w:rPr>
+          <w:rFonts w:ascii="Times New Roman" w:hAnsi="Times New Roman" w:cs="Times New Roman"/>
+          <w:i/>
+          <w:iCs/>
+          <w:sz w:val="32"/>
+          <w:szCs w:val="32"/>
+          <w:vertAlign w:val="superscript"/>
+        </w:rPr>
+        <w:t>4]</w:t>
       </w:r>
     </w:p>
     <w:p>
@@ -677,7 +834,18 @@
           <w:szCs w:val="32"/>
         </w:rPr>
         <w:lastRenderedPageBreak/>
-        <w:t>Improved Computational Methods for Ray Tracing - Hank Weghorst, Gary Hooper, and Donald P. Greenberg</w:t>
+        <w:t xml:space="preserve">Improved Computational Methods for Ray Tracing - Hank Weghorst, Gary Hooper, and Donald P. </w:t>
+      </w:r>
+      <w:proofErr w:type="gramStart"/>
+      <w:r>
+        <w:rPr>
+          <w:rFonts w:ascii="Times New Roman" w:hAnsi="Times New Roman" w:cs="Times New Roman"/>
+          <w:i/>
+          <w:iCs/>
+          <w:sz w:val="32"/>
+          <w:szCs w:val="32"/>
+        </w:rPr>
+        <w:t>Greenberg</w:t>
       </w:r>
       <w:r>
         <w:rPr>
@@ -688,7 +856,19 @@
           <w:szCs w:val="32"/>
           <w:vertAlign w:val="superscript"/>
         </w:rPr>
-        <w:t>[5]</w:t>
+        <w:t>[</w:t>
+      </w:r>
+      <w:proofErr w:type="gramEnd"/>
+      <w:r>
+        <w:rPr>
+          <w:rFonts w:ascii="Times New Roman" w:hAnsi="Times New Roman" w:cs="Times New Roman"/>
+          <w:i/>
+          <w:iCs/>
+          <w:sz w:val="32"/>
+          <w:szCs w:val="32"/>
+          <w:vertAlign w:val="superscript"/>
+        </w:rPr>
+        <w:t>5]</w:t>
       </w:r>
     </w:p>
     <w:p>
@@ -724,7 +904,21 @@
         <w:rPr>
           <w:rFonts w:ascii="Times New Roman" w:hAnsi="Times New Roman" w:cs="Times New Roman"/>
         </w:rPr>
-        <w:t>The article proposes a few techniques that reduce the computational expense of producing ray-traced images and demonstrates their efficiency using various examples. It is split into 6 chapters, and contains 12 elements in the “References” section.</w:t>
+        <w:t xml:space="preserve">The article proposes a few techniques that reduce the computational expense of producing ray-traced images and demonstrates their efficiency using various examples. It is split into 6 </w:t>
+      </w:r>
+      <w:proofErr w:type="gramStart"/>
+      <w:r>
+        <w:rPr>
+          <w:rFonts w:ascii="Times New Roman" w:hAnsi="Times New Roman" w:cs="Times New Roman"/>
+        </w:rPr>
+        <w:t>chapters, and</w:t>
+      </w:r>
+      <w:proofErr w:type="gramEnd"/>
+      <w:r>
+        <w:rPr>
+          <w:rFonts w:ascii="Times New Roman" w:hAnsi="Times New Roman" w:cs="Times New Roman"/>
+        </w:rPr>
+        <w:t xml:space="preserve"> contains 12 elements in the “References” section.</w:t>
       </w:r>
     </w:p>
     <w:p>
@@ -750,7 +944,21 @@
         <w:rPr>
           <w:rFonts w:ascii="Times New Roman" w:hAnsi="Times New Roman" w:cs="Times New Roman"/>
         </w:rPr>
-        <w:t>For all of the references used in the articles, a format is used as follows:</w:t>
+        <w:t xml:space="preserve">For </w:t>
+      </w:r>
+      <w:proofErr w:type="gramStart"/>
+      <w:r>
+        <w:rPr>
+          <w:rFonts w:ascii="Times New Roman" w:hAnsi="Times New Roman" w:cs="Times New Roman"/>
+        </w:rPr>
+        <w:t>all of</w:t>
+      </w:r>
+      <w:proofErr w:type="gramEnd"/>
+      <w:r>
+        <w:rPr>
+          <w:rFonts w:ascii="Times New Roman" w:hAnsi="Times New Roman" w:cs="Times New Roman"/>
+        </w:rPr>
+        <w:t xml:space="preserve"> the references used in the articles, a format is used as follows:</w:t>
       </w:r>
     </w:p>
     <w:p>
@@ -892,7 +1100,25 @@
           <w:i/>
           <w:iCs/>
         </w:rPr>
-        <w:t>Appl. Acoust.</w:t>
+        <w:t xml:space="preserve">Appl. </w:t>
+      </w:r>
+      <w:proofErr w:type="spellStart"/>
+      <w:r>
+        <w:rPr>
+          <w:rFonts w:ascii="Times New Roman" w:hAnsi="Times New Roman" w:cs="Times New Roman"/>
+          <w:i/>
+          <w:iCs/>
+        </w:rPr>
+        <w:t>Acoust</w:t>
+      </w:r>
+      <w:proofErr w:type="spellEnd"/>
+      <w:r>
+        <w:rPr>
+          <w:rFonts w:ascii="Times New Roman" w:hAnsi="Times New Roman" w:cs="Times New Roman"/>
+          <w:i/>
+          <w:iCs/>
+        </w:rPr>
+        <w:t>.</w:t>
       </w:r>
       <w:r>
         <w:rPr>
@@ -1210,7 +1436,21 @@
         <w:rPr>
           <w:rFonts w:ascii="Times New Roman" w:hAnsi="Times New Roman" w:cs="Times New Roman"/>
         </w:rPr>
-        <w:t>Acceleration structures (BVH, KD-Trees, Octrees, Embree, OptiX)</w:t>
+        <w:t xml:space="preserve">Acceleration structures (BVH, KD-Trees, Octrees, Embree, </w:t>
+      </w:r>
+      <w:proofErr w:type="spellStart"/>
+      <w:r>
+        <w:rPr>
+          <w:rFonts w:ascii="Times New Roman" w:hAnsi="Times New Roman" w:cs="Times New Roman"/>
+        </w:rPr>
+        <w:t>OptiX</w:t>
+      </w:r>
+      <w:proofErr w:type="spellEnd"/>
+      <w:r>
+        <w:rPr>
+          <w:rFonts w:ascii="Times New Roman" w:hAnsi="Times New Roman" w:cs="Times New Roman"/>
+        </w:rPr>
+        <w:t>)</w:t>
       </w:r>
     </w:p>
     <w:p>
@@ -1230,7 +1470,21 @@
         <w:rPr>
           <w:rFonts w:ascii="Times New Roman" w:hAnsi="Times New Roman" w:cs="Times New Roman"/>
         </w:rPr>
-        <w:t>Modern approaches (Path Tracing, Photon Mapping, ReSTIR, Neural Rendering)</w:t>
+        <w:t xml:space="preserve">Modern approaches (Path Tracing, Photon Mapping, </w:t>
+      </w:r>
+      <w:proofErr w:type="spellStart"/>
+      <w:r>
+        <w:rPr>
+          <w:rFonts w:ascii="Times New Roman" w:hAnsi="Times New Roman" w:cs="Times New Roman"/>
+        </w:rPr>
+        <w:t>ReSTIR</w:t>
+      </w:r>
+      <w:proofErr w:type="spellEnd"/>
+      <w:r>
+        <w:rPr>
+          <w:rFonts w:ascii="Times New Roman" w:hAnsi="Times New Roman" w:cs="Times New Roman"/>
+        </w:rPr>
+        <w:t>, Neural Rendering)</w:t>
       </w:r>
     </w:p>
     <w:p>
@@ -1477,7 +1731,21 @@
         <w:rPr>
           <w:rFonts w:ascii="Times New Roman" w:hAnsi="Times New Roman" w:cs="Times New Roman"/>
         </w:rPr>
-        <w:t xml:space="preserve"> Benchmarking existing implementations (e.g., Path Tracing, ReSTIR).</w:t>
+        <w:t xml:space="preserve"> Benchmarking existing implementations (e.g., Path Tracing, </w:t>
+      </w:r>
+      <w:proofErr w:type="spellStart"/>
+      <w:r>
+        <w:rPr>
+          <w:rFonts w:ascii="Times New Roman" w:hAnsi="Times New Roman" w:cs="Times New Roman"/>
+        </w:rPr>
+        <w:t>ReSTIR</w:t>
+      </w:r>
+      <w:proofErr w:type="spellEnd"/>
+      <w:r>
+        <w:rPr>
+          <w:rFonts w:ascii="Times New Roman" w:hAnsi="Times New Roman" w:cs="Times New Roman"/>
+        </w:rPr>
+        <w:t>).</w:t>
       </w:r>
     </w:p>
     <w:p>
@@ -1555,7 +1823,21 @@
         <w:rPr>
           <w:rFonts w:ascii="Times New Roman" w:hAnsi="Times New Roman" w:cs="Times New Roman"/>
         </w:rPr>
-        <w:t>Frameworks: Vulkan / OptiX / custom CPU renderer</w:t>
+        <w:t xml:space="preserve">Frameworks: Vulkan / </w:t>
+      </w:r>
+      <w:proofErr w:type="spellStart"/>
+      <w:r>
+        <w:rPr>
+          <w:rFonts w:ascii="Times New Roman" w:hAnsi="Times New Roman" w:cs="Times New Roman"/>
+        </w:rPr>
+        <w:t>OptiX</w:t>
+      </w:r>
+      <w:proofErr w:type="spellEnd"/>
+      <w:r>
+        <w:rPr>
+          <w:rFonts w:ascii="Times New Roman" w:hAnsi="Times New Roman" w:cs="Times New Roman"/>
+        </w:rPr>
+        <w:t xml:space="preserve"> / custom CPU renderer</w:t>
       </w:r>
     </w:p>
     <w:p>
@@ -1591,7 +1873,21 @@
         <w:rPr>
           <w:rFonts w:ascii="Times New Roman" w:hAnsi="Times New Roman" w:cs="Times New Roman"/>
         </w:rPr>
-        <w:t>Datasets: Standard benchmark scenes (Cornell Box, Sponza, San Miguel)</w:t>
+        <w:t xml:space="preserve">Datasets: Standard benchmark scenes (Cornell Box, </w:t>
+      </w:r>
+      <w:proofErr w:type="spellStart"/>
+      <w:r>
+        <w:rPr>
+          <w:rFonts w:ascii="Times New Roman" w:hAnsi="Times New Roman" w:cs="Times New Roman"/>
+        </w:rPr>
+        <w:t>Sponza</w:t>
+      </w:r>
+      <w:proofErr w:type="spellEnd"/>
+      <w:r>
+        <w:rPr>
+          <w:rFonts w:ascii="Times New Roman" w:hAnsi="Times New Roman" w:cs="Times New Roman"/>
+        </w:rPr>
+        <w:t>, San Miguel)</w:t>
       </w:r>
     </w:p>
     <w:p>
@@ -1672,7 +1968,21 @@
         <w:rPr>
           <w:rFonts w:ascii="Times New Roman" w:hAnsi="Times New Roman" w:cs="Times New Roman"/>
         </w:rPr>
-        <w:t>Concept: Adaptive ray traversal that caches scene-dependent information (e.g., frequent intersection zones)</w:t>
+        <w:t xml:space="preserve">Concept: Adaptive ray traversal that </w:t>
+      </w:r>
+      <w:proofErr w:type="gramStart"/>
+      <w:r>
+        <w:rPr>
+          <w:rFonts w:ascii="Times New Roman" w:hAnsi="Times New Roman" w:cs="Times New Roman"/>
+        </w:rPr>
+        <w:t>caches</w:t>
+      </w:r>
+      <w:proofErr w:type="gramEnd"/>
+      <w:r>
+        <w:rPr>
+          <w:rFonts w:ascii="Times New Roman" w:hAnsi="Times New Roman" w:cs="Times New Roman"/>
+        </w:rPr>
+        <w:t xml:space="preserve"> scene-dependent information (e.g., frequent intersection zones)</w:t>
       </w:r>
     </w:p>
     <w:p>
@@ -1869,7 +2179,21 @@
         <w:rPr>
           <w:rFonts w:ascii="Times New Roman" w:hAnsi="Times New Roman" w:cs="Times New Roman"/>
         </w:rPr>
-        <w:t>Comparison to baselines (Path Tracing, ReSTIR)</w:t>
+        <w:t xml:space="preserve">Comparison to baselines (Path Tracing, </w:t>
+      </w:r>
+      <w:proofErr w:type="spellStart"/>
+      <w:r>
+        <w:rPr>
+          <w:rFonts w:ascii="Times New Roman" w:hAnsi="Times New Roman" w:cs="Times New Roman"/>
+        </w:rPr>
+        <w:t>ReSTIR</w:t>
+      </w:r>
+      <w:proofErr w:type="spellEnd"/>
+      <w:r>
+        <w:rPr>
+          <w:rFonts w:ascii="Times New Roman" w:hAnsi="Times New Roman" w:cs="Times New Roman"/>
+        </w:rPr>
+        <w:t>)</w:t>
       </w:r>
     </w:p>
     <w:p>
@@ -2075,147 +2399,136 @@
           <w:i/>
           <w:iCs/>
         </w:rPr>
-        <w:t>SIGGRAPH Comput. Graph.</w:t>
-      </w:r>
-      <w:r>
-        <w:rPr>
-          <w:rFonts w:ascii="Times New Roman" w:hAnsi="Times New Roman" w:cs="Times New Roman"/>
-        </w:rPr>
-        <w:t>, 18(3), July 1984, pp. 137–145.</w:t>
-      </w:r>
-    </w:p>
-    <w:p>
-      <w:pPr>
-        <w:rPr>
-          <w:rFonts w:ascii="Times New Roman" w:hAnsi="Times New Roman" w:cs="Times New Roman"/>
-        </w:rPr>
-      </w:pPr>
-      <w:r>
-        <w:rPr>
-          <w:rFonts w:ascii="Times New Roman" w:hAnsi="Times New Roman" w:cs="Times New Roman"/>
-        </w:rPr>
-        <w:t>[2] Arvo, J., “Backward Ray Tracing,” Apollo Computer, Inc., Chelmsford, MA, August 1986.</w:t>
-      </w:r>
-    </w:p>
-    <w:p>
-      <w:pPr>
-        <w:rPr>
-          <w:rFonts w:ascii="Times New Roman" w:hAnsi="Times New Roman" w:cs="Times New Roman"/>
-        </w:rPr>
-      </w:pPr>
-      <w:r>
-        <w:rPr>
-          <w:rFonts w:ascii="Times New Roman" w:hAnsi="Times New Roman" w:cs="Times New Roman"/>
-        </w:rPr>
-        <w:t xml:space="preserve">[3] Gervautz, M., “Three Improvements of the Ray Tracing Algorithm for CSG Trees,” </w:t>
-      </w:r>
+        <w:t xml:space="preserve">SIGGRAPH </w:t>
+      </w:r>
+      <w:proofErr w:type="spellStart"/>
       <w:r>
         <w:rPr>
           <w:rFonts w:ascii="Times New Roman" w:hAnsi="Times New Roman" w:cs="Times New Roman"/>
           <w:i/>
           <w:iCs/>
         </w:rPr>
-        <w:t>Comput. &amp; Graphics</w:t>
-      </w:r>
-      <w:r>
-        <w:rPr>
-          <w:rFonts w:ascii="Times New Roman" w:hAnsi="Times New Roman" w:cs="Times New Roman"/>
-        </w:rPr>
-        <w:t>, 10(4), 1986, pp. 333–339.</w:t>
-      </w:r>
-    </w:p>
-    <w:p>
-      <w:pPr>
-        <w:rPr>
-          <w:rFonts w:ascii="Times New Roman" w:hAnsi="Times New Roman" w:cs="Times New Roman"/>
-        </w:rPr>
-      </w:pPr>
-      <w:r>
-        <w:rPr>
-          <w:rFonts w:ascii="Times New Roman" w:hAnsi="Times New Roman" w:cs="Times New Roman"/>
-        </w:rPr>
-        <w:t xml:space="preserve">[4] Vasiou, E., Shkurko, K., Mallett, I., &amp; others, “A Detailed Study of Ray Tracing Performance: Render Time and Energy Cost,” </w:t>
-      </w:r>
+        <w:t>Comput</w:t>
+      </w:r>
+      <w:proofErr w:type="spellEnd"/>
       <w:r>
         <w:rPr>
           <w:rFonts w:ascii="Times New Roman" w:hAnsi="Times New Roman" w:cs="Times New Roman"/>
           <w:i/>
           <w:iCs/>
         </w:rPr>
-        <w:t>The Visual Computer</w:t>
-      </w:r>
-      <w:r>
-        <w:rPr>
-          <w:rFonts w:ascii="Times New Roman" w:hAnsi="Times New Roman" w:cs="Times New Roman"/>
-        </w:rPr>
-        <w:t>, 34, 2018, pp. 875–885.</w:t>
-      </w:r>
-    </w:p>
-    <w:p>
-      <w:pPr>
-        <w:rPr>
-          <w:rFonts w:ascii="Times New Roman" w:hAnsi="Times New Roman" w:cs="Times New Roman"/>
-        </w:rPr>
-      </w:pPr>
-      <w:r>
-        <w:rPr>
-          <w:rFonts w:ascii="Times New Roman" w:hAnsi="Times New Roman" w:cs="Times New Roman"/>
-        </w:rPr>
-        <w:t xml:space="preserve">[5] Levoy, M., “Efficient Ray Tracing of Volume Data,” </w:t>
-      </w:r>
+        <w:t>. Graph.</w:t>
+      </w:r>
+      <w:r>
+        <w:rPr>
+          <w:rFonts w:ascii="Times New Roman" w:hAnsi="Times New Roman" w:cs="Times New Roman"/>
+        </w:rPr>
+        <w:t>, 18(3), July 1984, pp. 137–145.</w:t>
+      </w:r>
+    </w:p>
+    <w:p>
+      <w:pPr>
+        <w:rPr>
+          <w:rFonts w:ascii="Times New Roman" w:hAnsi="Times New Roman" w:cs="Times New Roman"/>
+        </w:rPr>
+      </w:pPr>
+      <w:r>
+        <w:rPr>
+          <w:rFonts w:ascii="Times New Roman" w:hAnsi="Times New Roman" w:cs="Times New Roman"/>
+        </w:rPr>
+        <w:t>[2] Arvo, J., “Backward Ray Tracing,” Apollo Computer, Inc., Chelmsford, MA, August 1986.</w:t>
+      </w:r>
+    </w:p>
+    <w:p>
+      <w:pPr>
+        <w:rPr>
+          <w:rFonts w:ascii="Times New Roman" w:hAnsi="Times New Roman" w:cs="Times New Roman"/>
+        </w:rPr>
+      </w:pPr>
+      <w:r>
+        <w:rPr>
+          <w:rFonts w:ascii="Times New Roman" w:hAnsi="Times New Roman" w:cs="Times New Roman"/>
+        </w:rPr>
+        <w:t xml:space="preserve">[3] </w:t>
+      </w:r>
+      <w:proofErr w:type="spellStart"/>
+      <w:r>
+        <w:rPr>
+          <w:rFonts w:ascii="Times New Roman" w:hAnsi="Times New Roman" w:cs="Times New Roman"/>
+        </w:rPr>
+        <w:t>Gervautz</w:t>
+      </w:r>
+      <w:proofErr w:type="spellEnd"/>
+      <w:r>
+        <w:rPr>
+          <w:rFonts w:ascii="Times New Roman" w:hAnsi="Times New Roman" w:cs="Times New Roman"/>
+        </w:rPr>
+        <w:t xml:space="preserve">, M., “Three Improvements of the Ray Tracing Algorithm for CSG Trees,” </w:t>
+      </w:r>
+      <w:proofErr w:type="spellStart"/>
       <w:r>
         <w:rPr>
           <w:rFonts w:ascii="Times New Roman" w:hAnsi="Times New Roman" w:cs="Times New Roman"/>
           <w:i/>
           <w:iCs/>
         </w:rPr>
-        <w:t>ACM Trans. Graph.</w:t>
-      </w:r>
-      <w:r>
-        <w:rPr>
-          <w:rFonts w:ascii="Times New Roman" w:hAnsi="Times New Roman" w:cs="Times New Roman"/>
-        </w:rPr>
-        <w:t>, 9(3), July 1990, pp. 245–261.</w:t>
-      </w:r>
-    </w:p>
-    <w:p>
-      <w:pPr>
-        <w:rPr>
-          <w:rFonts w:ascii="Times New Roman" w:hAnsi="Times New Roman" w:cs="Times New Roman"/>
-        </w:rPr>
-      </w:pPr>
-      <w:r>
-        <w:rPr>
-          <w:rFonts w:ascii="Times New Roman" w:hAnsi="Times New Roman" w:cs="Times New Roman"/>
-        </w:rPr>
-        <w:t xml:space="preserve">[6] Peddie, J., “Ray Tracing: A Tool for All,” </w:t>
-      </w:r>
+        <w:t>Comput</w:t>
+      </w:r>
+      <w:proofErr w:type="spellEnd"/>
       <w:r>
         <w:rPr>
           <w:rFonts w:ascii="Times New Roman" w:hAnsi="Times New Roman" w:cs="Times New Roman"/>
           <w:i/>
           <w:iCs/>
         </w:rPr>
-        <w:t>Jon Peddie Research</w:t>
-      </w:r>
-      <w:r>
-        <w:rPr>
-          <w:rFonts w:ascii="Times New Roman" w:hAnsi="Times New Roman" w:cs="Times New Roman"/>
-        </w:rPr>
-        <w:t>, 2019.</w:t>
-      </w:r>
-    </w:p>
-    <w:p>
-      <w:pPr>
-        <w:rPr>
-          <w:rFonts w:ascii="Times New Roman" w:hAnsi="Times New Roman" w:cs="Times New Roman"/>
-        </w:rPr>
-      </w:pPr>
-      <w:r>
-        <w:rPr>
-          <w:rFonts w:ascii="Times New Roman" w:hAnsi="Times New Roman" w:cs="Times New Roman"/>
-        </w:rPr>
-        <w:t xml:space="preserve">[7] Formella, A., &amp; Gill, C., “Ray Tracing: A Quantitative Analysis and a New Practical Algorithm,” </w:t>
+        <w:t>. &amp; Graphics</w:t>
+      </w:r>
+      <w:r>
+        <w:rPr>
+          <w:rFonts w:ascii="Times New Roman" w:hAnsi="Times New Roman" w:cs="Times New Roman"/>
+        </w:rPr>
+        <w:t>, 10(4), 1986, pp. 333–339.</w:t>
+      </w:r>
+    </w:p>
+    <w:p>
+      <w:pPr>
+        <w:rPr>
+          <w:rFonts w:ascii="Times New Roman" w:hAnsi="Times New Roman" w:cs="Times New Roman"/>
+        </w:rPr>
+      </w:pPr>
+      <w:r>
+        <w:rPr>
+          <w:rFonts w:ascii="Times New Roman" w:hAnsi="Times New Roman" w:cs="Times New Roman"/>
+        </w:rPr>
+        <w:t xml:space="preserve">[4] </w:t>
+      </w:r>
+      <w:proofErr w:type="spellStart"/>
+      <w:r>
+        <w:rPr>
+          <w:rFonts w:ascii="Times New Roman" w:hAnsi="Times New Roman" w:cs="Times New Roman"/>
+        </w:rPr>
+        <w:t>Vasiou</w:t>
+      </w:r>
+      <w:proofErr w:type="spellEnd"/>
+      <w:r>
+        <w:rPr>
+          <w:rFonts w:ascii="Times New Roman" w:hAnsi="Times New Roman" w:cs="Times New Roman"/>
+        </w:rPr>
+        <w:t xml:space="preserve">, E., </w:t>
+      </w:r>
+      <w:proofErr w:type="spellStart"/>
+      <w:r>
+        <w:rPr>
+          <w:rFonts w:ascii="Times New Roman" w:hAnsi="Times New Roman" w:cs="Times New Roman"/>
+        </w:rPr>
+        <w:t>Shkurko</w:t>
+      </w:r>
+      <w:proofErr w:type="spellEnd"/>
+      <w:r>
+        <w:rPr>
+          <w:rFonts w:ascii="Times New Roman" w:hAnsi="Times New Roman" w:cs="Times New Roman"/>
+        </w:rPr>
+        <w:t xml:space="preserve">, K., Mallett, I., &amp; others, “A Detailed Study of Ray Tracing Performance: Render Time and Energy Cost,” </w:t>
       </w:r>
       <w:r>
         <w:rPr>
@@ -2229,20 +2542,20 @@
         <w:rPr>
           <w:rFonts w:ascii="Times New Roman" w:hAnsi="Times New Roman" w:cs="Times New Roman"/>
         </w:rPr>
-        <w:t>, 11, 1995, pp. 465–476.</w:t>
-      </w:r>
-    </w:p>
-    <w:p>
-      <w:pPr>
-        <w:rPr>
-          <w:rFonts w:ascii="Times New Roman" w:hAnsi="Times New Roman" w:cs="Times New Roman"/>
-        </w:rPr>
-      </w:pPr>
-      <w:r>
-        <w:rPr>
-          <w:rFonts w:ascii="Times New Roman" w:hAnsi="Times New Roman" w:cs="Times New Roman"/>
-        </w:rPr>
-        <w:t xml:space="preserve">[8] Danskin, J., &amp; Hanrahan, P., “Fast Algorithms for Volume Ray Tracing,” </w:t>
+        <w:t>, 34, 2018, pp. 875–885.</w:t>
+      </w:r>
+    </w:p>
+    <w:p>
+      <w:pPr>
+        <w:rPr>
+          <w:rFonts w:ascii="Times New Roman" w:hAnsi="Times New Roman" w:cs="Times New Roman"/>
+        </w:rPr>
+      </w:pPr>
+      <w:r>
+        <w:rPr>
+          <w:rFonts w:ascii="Times New Roman" w:hAnsi="Times New Roman" w:cs="Times New Roman"/>
+        </w:rPr>
+        <w:t xml:space="preserve">[5] Levoy, M., “Efficient Ray Tracing of Volume Data,” </w:t>
       </w:r>
       <w:r>
         <w:rPr>
@@ -2250,26 +2563,26 @@
           <w:i/>
           <w:iCs/>
         </w:rPr>
-        <w:t>Proc. 1992 Workshop on Volume Visualization (VVS '92)</w:t>
-      </w:r>
-      <w:r>
-        <w:rPr>
-          <w:rFonts w:ascii="Times New Roman" w:hAnsi="Times New Roman" w:cs="Times New Roman"/>
-        </w:rPr>
-        <w:t>, ACM, New York, 1992, pp. 91–98.</w:t>
-      </w:r>
-    </w:p>
-    <w:p>
-      <w:pPr>
-        <w:rPr>
-          <w:rFonts w:ascii="Times New Roman" w:hAnsi="Times New Roman" w:cs="Times New Roman"/>
-        </w:rPr>
-      </w:pPr>
-      <w:r>
-        <w:rPr>
-          <w:rFonts w:ascii="Times New Roman" w:hAnsi="Times New Roman" w:cs="Times New Roman"/>
-        </w:rPr>
-        <w:t xml:space="preserve">[9] Amanatides, J., &amp; Woo, A., “A Fast Voxel Traversal Algorithm for Ray Tracing,” </w:t>
+        <w:t>ACM Trans. Graph.</w:t>
+      </w:r>
+      <w:r>
+        <w:rPr>
+          <w:rFonts w:ascii="Times New Roman" w:hAnsi="Times New Roman" w:cs="Times New Roman"/>
+        </w:rPr>
+        <w:t>, 9(3), July 1990, pp. 245–261.</w:t>
+      </w:r>
+    </w:p>
+    <w:p>
+      <w:pPr>
+        <w:rPr>
+          <w:rFonts w:ascii="Times New Roman" w:hAnsi="Times New Roman" w:cs="Times New Roman"/>
+        </w:rPr>
+      </w:pPr>
+      <w:r>
+        <w:rPr>
+          <w:rFonts w:ascii="Times New Roman" w:hAnsi="Times New Roman" w:cs="Times New Roman"/>
+        </w:rPr>
+        <w:t xml:space="preserve">[6] Peddie, J., “Ray Tracing: A Tool for All,” </w:t>
       </w:r>
       <w:r>
         <w:rPr>
@@ -2277,26 +2590,26 @@
           <w:i/>
           <w:iCs/>
         </w:rPr>
-        <w:t>Proc. Eurographics ’87</w:t>
-      </w:r>
-      <w:r>
-        <w:rPr>
-          <w:rFonts w:ascii="Times New Roman" w:hAnsi="Times New Roman" w:cs="Times New Roman"/>
-        </w:rPr>
-        <w:t>, 1987.</w:t>
-      </w:r>
-    </w:p>
-    <w:p>
-      <w:pPr>
-        <w:rPr>
-          <w:rFonts w:ascii="Times New Roman" w:hAnsi="Times New Roman" w:cs="Times New Roman"/>
-        </w:rPr>
-      </w:pPr>
-      <w:r>
-        <w:rPr>
-          <w:rFonts w:ascii="Times New Roman" w:hAnsi="Times New Roman" w:cs="Times New Roman"/>
-        </w:rPr>
-        <w:t xml:space="preserve">[10] Shirley, P., &amp; Morley, R. K., </w:t>
+        <w:t>Jon Peddie Research</w:t>
+      </w:r>
+      <w:r>
+        <w:rPr>
+          <w:rFonts w:ascii="Times New Roman" w:hAnsi="Times New Roman" w:cs="Times New Roman"/>
+        </w:rPr>
+        <w:t>, 2019.</w:t>
+      </w:r>
+    </w:p>
+    <w:p>
+      <w:pPr>
+        <w:rPr>
+          <w:rFonts w:ascii="Times New Roman" w:hAnsi="Times New Roman" w:cs="Times New Roman"/>
+        </w:rPr>
+      </w:pPr>
+      <w:r>
+        <w:rPr>
+          <w:rFonts w:ascii="Times New Roman" w:hAnsi="Times New Roman" w:cs="Times New Roman"/>
+        </w:rPr>
+        <w:t xml:space="preserve">[7] Formella, A., &amp; Gill, C., “Ray Tracing: A Quantitative Analysis and a New Practical Algorithm,” </w:t>
       </w:r>
       <w:r>
         <w:rPr>
@@ -2304,26 +2617,26 @@
           <w:i/>
           <w:iCs/>
         </w:rPr>
-        <w:t>Realistic Ray Tracing</w:t>
-      </w:r>
-      <w:r>
-        <w:rPr>
-          <w:rFonts w:ascii="Times New Roman" w:hAnsi="Times New Roman" w:cs="Times New Roman"/>
-        </w:rPr>
-        <w:t xml:space="preserve"> (2nd ed.), A. K. Peters, Ltd., Natick, MA, 2003.</w:t>
-      </w:r>
-    </w:p>
-    <w:p>
-      <w:pPr>
-        <w:rPr>
-          <w:rFonts w:ascii="Times New Roman" w:hAnsi="Times New Roman" w:cs="Times New Roman"/>
-        </w:rPr>
-      </w:pPr>
-      <w:r>
-        <w:rPr>
-          <w:rFonts w:ascii="Times New Roman" w:hAnsi="Times New Roman" w:cs="Times New Roman"/>
-        </w:rPr>
-        <w:t xml:space="preserve">[11] Haines, E., "Essential Ray Tracing Algorithms," </w:t>
+        <w:t>The Visual Computer</w:t>
+      </w:r>
+      <w:r>
+        <w:rPr>
+          <w:rFonts w:ascii="Times New Roman" w:hAnsi="Times New Roman" w:cs="Times New Roman"/>
+        </w:rPr>
+        <w:t>, 11, 1995, pp. 465–476.</w:t>
+      </w:r>
+    </w:p>
+    <w:p>
+      <w:pPr>
+        <w:rPr>
+          <w:rFonts w:ascii="Times New Roman" w:hAnsi="Times New Roman" w:cs="Times New Roman"/>
+        </w:rPr>
+      </w:pPr>
+      <w:r>
+        <w:rPr>
+          <w:rFonts w:ascii="Times New Roman" w:hAnsi="Times New Roman" w:cs="Times New Roman"/>
+        </w:rPr>
+        <w:t xml:space="preserve">[8] Danskin, J., &amp; Hanrahan, P., “Fast Algorithms for Volume Ray Tracing,” </w:t>
       </w:r>
       <w:r>
         <w:rPr>
@@ -2331,26 +2644,40 @@
           <w:i/>
           <w:iCs/>
         </w:rPr>
-        <w:t>Academic Press Ltd.</w:t>
-      </w:r>
-      <w:r>
-        <w:rPr>
-          <w:rFonts w:ascii="Times New Roman" w:hAnsi="Times New Roman" w:cs="Times New Roman"/>
-        </w:rPr>
-        <w:t>, July 1989.</w:t>
-      </w:r>
-    </w:p>
-    <w:p>
-      <w:pPr>
-        <w:rPr>
-          <w:rFonts w:ascii="Times New Roman" w:hAnsi="Times New Roman" w:cs="Times New Roman"/>
-        </w:rPr>
-      </w:pPr>
-      <w:r>
-        <w:rPr>
-          <w:rFonts w:ascii="Times New Roman" w:hAnsi="Times New Roman" w:cs="Times New Roman"/>
-        </w:rPr>
-        <w:t xml:space="preserve">[12] Lehnert, H., "Systematic Errors of the Ray-Tracing Algorithm," </w:t>
+        <w:t>Proc. 1992 Workshop on Volume Visualization (VVS '92)</w:t>
+      </w:r>
+      <w:r>
+        <w:rPr>
+          <w:rFonts w:ascii="Times New Roman" w:hAnsi="Times New Roman" w:cs="Times New Roman"/>
+        </w:rPr>
+        <w:t>, ACM, New York, 1992, pp. 91–98.</w:t>
+      </w:r>
+    </w:p>
+    <w:p>
+      <w:pPr>
+        <w:rPr>
+          <w:rFonts w:ascii="Times New Roman" w:hAnsi="Times New Roman" w:cs="Times New Roman"/>
+        </w:rPr>
+      </w:pPr>
+      <w:r>
+        <w:rPr>
+          <w:rFonts w:ascii="Times New Roman" w:hAnsi="Times New Roman" w:cs="Times New Roman"/>
+        </w:rPr>
+        <w:t xml:space="preserve">[9] </w:t>
+      </w:r>
+      <w:proofErr w:type="spellStart"/>
+      <w:r>
+        <w:rPr>
+          <w:rFonts w:ascii="Times New Roman" w:hAnsi="Times New Roman" w:cs="Times New Roman"/>
+        </w:rPr>
+        <w:t>Amanatides</w:t>
+      </w:r>
+      <w:proofErr w:type="spellEnd"/>
+      <w:r>
+        <w:rPr>
+          <w:rFonts w:ascii="Times New Roman" w:hAnsi="Times New Roman" w:cs="Times New Roman"/>
+        </w:rPr>
+        <w:t xml:space="preserve">, J., &amp; Woo, A., “A Fast Voxel Traversal Algorithm for Ray Tracing,” </w:t>
       </w:r>
       <w:r>
         <w:rPr>
@@ -2358,7 +2685,124 @@
           <w:i/>
           <w:iCs/>
         </w:rPr>
-        <w:t>Appl. Acoust.</w:t>
+        <w:t xml:space="preserve">Proc. </w:t>
+      </w:r>
+      <w:proofErr w:type="spellStart"/>
+      <w:r>
+        <w:rPr>
+          <w:rFonts w:ascii="Times New Roman" w:hAnsi="Times New Roman" w:cs="Times New Roman"/>
+          <w:i/>
+          <w:iCs/>
+        </w:rPr>
+        <w:t>Eurographics</w:t>
+      </w:r>
+      <w:proofErr w:type="spellEnd"/>
+      <w:r>
+        <w:rPr>
+          <w:rFonts w:ascii="Times New Roman" w:hAnsi="Times New Roman" w:cs="Times New Roman"/>
+          <w:i/>
+          <w:iCs/>
+        </w:rPr>
+        <w:t xml:space="preserve"> ’87</w:t>
+      </w:r>
+      <w:r>
+        <w:rPr>
+          <w:rFonts w:ascii="Times New Roman" w:hAnsi="Times New Roman" w:cs="Times New Roman"/>
+        </w:rPr>
+        <w:t>, 1987.</w:t>
+      </w:r>
+    </w:p>
+    <w:p>
+      <w:pPr>
+        <w:rPr>
+          <w:rFonts w:ascii="Times New Roman" w:hAnsi="Times New Roman" w:cs="Times New Roman"/>
+        </w:rPr>
+      </w:pPr>
+      <w:r>
+        <w:rPr>
+          <w:rFonts w:ascii="Times New Roman" w:hAnsi="Times New Roman" w:cs="Times New Roman"/>
+        </w:rPr>
+        <w:t xml:space="preserve">[10] Shirley, P., &amp; Morley, R. K., </w:t>
+      </w:r>
+      <w:r>
+        <w:rPr>
+          <w:rFonts w:ascii="Times New Roman" w:hAnsi="Times New Roman" w:cs="Times New Roman"/>
+          <w:i/>
+          <w:iCs/>
+        </w:rPr>
+        <w:t>Realistic Ray Tracing</w:t>
+      </w:r>
+      <w:r>
+        <w:rPr>
+          <w:rFonts w:ascii="Times New Roman" w:hAnsi="Times New Roman" w:cs="Times New Roman"/>
+        </w:rPr>
+        <w:t xml:space="preserve"> (2nd ed.), A. K. Peters, Ltd., Natick, MA, 2003.</w:t>
+      </w:r>
+    </w:p>
+    <w:p>
+      <w:pPr>
+        <w:rPr>
+          <w:rFonts w:ascii="Times New Roman" w:hAnsi="Times New Roman" w:cs="Times New Roman"/>
+        </w:rPr>
+      </w:pPr>
+      <w:r>
+        <w:rPr>
+          <w:rFonts w:ascii="Times New Roman" w:hAnsi="Times New Roman" w:cs="Times New Roman"/>
+        </w:rPr>
+        <w:t xml:space="preserve">[11] Haines, E., "Essential Ray Tracing Algorithms," </w:t>
+      </w:r>
+      <w:r>
+        <w:rPr>
+          <w:rFonts w:ascii="Times New Roman" w:hAnsi="Times New Roman" w:cs="Times New Roman"/>
+          <w:i/>
+          <w:iCs/>
+        </w:rPr>
+        <w:t>Academic Press Ltd.</w:t>
+      </w:r>
+      <w:r>
+        <w:rPr>
+          <w:rFonts w:ascii="Times New Roman" w:hAnsi="Times New Roman" w:cs="Times New Roman"/>
+        </w:rPr>
+        <w:t>, July 1989.</w:t>
+      </w:r>
+    </w:p>
+    <w:p>
+      <w:pPr>
+        <w:rPr>
+          <w:rFonts w:ascii="Times New Roman" w:hAnsi="Times New Roman" w:cs="Times New Roman"/>
+        </w:rPr>
+      </w:pPr>
+      <w:r>
+        <w:rPr>
+          <w:rFonts w:ascii="Times New Roman" w:hAnsi="Times New Roman" w:cs="Times New Roman"/>
+        </w:rPr>
+        <w:t xml:space="preserve">[12] Lehnert, H., "Systematic Errors of the Ray-Tracing Algorithm," </w:t>
+      </w:r>
+      <w:r>
+        <w:rPr>
+          <w:rFonts w:ascii="Times New Roman" w:hAnsi="Times New Roman" w:cs="Times New Roman"/>
+          <w:i/>
+          <w:iCs/>
+        </w:rPr>
+        <w:t xml:space="preserve">Appl. </w:t>
+      </w:r>
+      <w:proofErr w:type="spellStart"/>
+      <w:r>
+        <w:rPr>
+          <w:rFonts w:ascii="Times New Roman" w:hAnsi="Times New Roman" w:cs="Times New Roman"/>
+          <w:i/>
+          <w:iCs/>
+        </w:rPr>
+        <w:t>Acoust</w:t>
+      </w:r>
+      <w:proofErr w:type="spellEnd"/>
+      <w:r>
+        <w:rPr>
+          <w:rFonts w:ascii="Times New Roman" w:hAnsi="Times New Roman" w:cs="Times New Roman"/>
+          <w:i/>
+          <w:iCs/>
+        </w:rPr>
+        <w:t>.</w:t>
       </w:r>
       <w:r>
         <w:rPr>
@@ -2486,7 +2930,21 @@
         <w:rPr>
           <w:rFonts w:ascii="Times New Roman" w:hAnsi="Times New Roman" w:cs="Times New Roman"/>
         </w:rPr>
-        <w:t xml:space="preserve">[17] Bitterli, B., Wyman, C., Pharr, M., Shirley, P., Lefohn, A., &amp; Jarosz, W., “Spatiotemporal Reservoir Resampling for Real-Time Ray Tracing with Dynamic Direct Lighting,” </w:t>
+        <w:t xml:space="preserve">[17] </w:t>
+      </w:r>
+      <w:proofErr w:type="spellStart"/>
+      <w:r>
+        <w:rPr>
+          <w:rFonts w:ascii="Times New Roman" w:hAnsi="Times New Roman" w:cs="Times New Roman"/>
+        </w:rPr>
+        <w:t>Bitterli</w:t>
+      </w:r>
+      <w:proofErr w:type="spellEnd"/>
+      <w:r>
+        <w:rPr>
+          <w:rFonts w:ascii="Times New Roman" w:hAnsi="Times New Roman" w:cs="Times New Roman"/>
+        </w:rPr>
+        <w:t xml:space="preserve">, B., Wyman, C., Pharr, M., Shirley, P., Lefohn, A., &amp; Jarosz, W., “Spatiotemporal Reservoir Resampling for Real-Time Ray Tracing with Dynamic Direct Lighting,” </w:t>
       </w:r>
       <w:r>
         <w:rPr>
@@ -2609,7 +3067,21 @@
           <w:rFonts w:ascii="Times New Roman" w:hAnsi="Times New Roman" w:cs="Times New Roman"/>
         </w:rPr>
         <w:br/>
-        <w:t>Conduct a detailed study of classical and modern ray tracing algorithms — including Path Tracing, Photon Mapping, and ReSTIR — with focus on their computational bottlenecks and optimization strategies.</w:t>
+        <w:t xml:space="preserve">Conduct a detailed study of classical and modern ray tracing algorithms — including Path Tracing, Photon Mapping, and </w:t>
+      </w:r>
+      <w:proofErr w:type="spellStart"/>
+      <w:r>
+        <w:rPr>
+          <w:rFonts w:ascii="Times New Roman" w:hAnsi="Times New Roman" w:cs="Times New Roman"/>
+        </w:rPr>
+        <w:t>ReSTIR</w:t>
+      </w:r>
+      <w:proofErr w:type="spellEnd"/>
+      <w:r>
+        <w:rPr>
+          <w:rFonts w:ascii="Times New Roman" w:hAnsi="Times New Roman" w:cs="Times New Roman"/>
+        </w:rPr>
+        <w:t xml:space="preserve"> — with focus on their computational bottlenecks and optimization strategies.</w:t>
       </w:r>
     </w:p>
     <w:p>
@@ -2687,7 +3159,21 @@
           <w:rFonts w:ascii="Times New Roman" w:hAnsi="Times New Roman" w:cs="Times New Roman"/>
         </w:rPr>
         <w:br/>
-        <w:t>Develop a prototype in C++ using Vulkan or NVIDIA OptiX, supporting standard 3D scenes and measuring performance across CPU and GPU backends.</w:t>
+        <w:t xml:space="preserve">Develop a prototype in C++ using Vulkan or NVIDIA </w:t>
+      </w:r>
+      <w:proofErr w:type="spellStart"/>
+      <w:r>
+        <w:rPr>
+          <w:rFonts w:ascii="Times New Roman" w:hAnsi="Times New Roman" w:cs="Times New Roman"/>
+        </w:rPr>
+        <w:t>OptiX</w:t>
+      </w:r>
+      <w:proofErr w:type="spellEnd"/>
+      <w:r>
+        <w:rPr>
+          <w:rFonts w:ascii="Times New Roman" w:hAnsi="Times New Roman" w:cs="Times New Roman"/>
+        </w:rPr>
+        <w:t>, supporting standard 3D scenes and measuring performance across CPU and GPU backends.</w:t>
       </w:r>
     </w:p>
     <w:p>
@@ -2714,7 +3200,21 @@
           <w:rFonts w:ascii="Times New Roman" w:hAnsi="Times New Roman" w:cs="Times New Roman"/>
         </w:rPr>
         <w:br/>
-        <w:t>Measure render time, ray throughput, and image quality against baseline algorithms like Path Tracing and ReSTIR, using benchmark scenes such as Cornell Box</w:t>
+        <w:t xml:space="preserve">Measure render time, ray throughput, and image quality against baseline algorithms like Path Tracing and </w:t>
+      </w:r>
+      <w:proofErr w:type="spellStart"/>
+      <w:r>
+        <w:rPr>
+          <w:rFonts w:ascii="Times New Roman" w:hAnsi="Times New Roman" w:cs="Times New Roman"/>
+        </w:rPr>
+        <w:t>ReSTIR</w:t>
+      </w:r>
+      <w:proofErr w:type="spellEnd"/>
+      <w:r>
+        <w:rPr>
+          <w:rFonts w:ascii="Times New Roman" w:hAnsi="Times New Roman" w:cs="Times New Roman"/>
+        </w:rPr>
+        <w:t>, using benchmark scenes such as Cornell Box</w:t>
       </w:r>
       <w:r>
         <w:rPr>
@@ -2726,7 +3226,21 @@
         <w:rPr>
           <w:rFonts w:ascii="Times New Roman" w:hAnsi="Times New Roman" w:cs="Times New Roman"/>
         </w:rPr>
-        <w:t xml:space="preserve"> Sponza.</w:t>
+        <w:t xml:space="preserve"> </w:t>
+      </w:r>
+      <w:proofErr w:type="spellStart"/>
+      <w:r>
+        <w:rPr>
+          <w:rFonts w:ascii="Times New Roman" w:hAnsi="Times New Roman" w:cs="Times New Roman"/>
+        </w:rPr>
+        <w:t>Sponza</w:t>
+      </w:r>
+      <w:proofErr w:type="spellEnd"/>
+      <w:r>
+        <w:rPr>
+          <w:rFonts w:ascii="Times New Roman" w:hAnsi="Times New Roman" w:cs="Times New Roman"/>
+        </w:rPr>
+        <w:t>.</w:t>
       </w:r>
     </w:p>
     <w:p>
@@ -2931,7 +3445,21 @@
         <w:rPr>
           <w:rFonts w:ascii="Times New Roman" w:hAnsi="Times New Roman" w:cs="Times New Roman"/>
         </w:rPr>
-        <w:t xml:space="preserve"> and ReSTIR Path Tracing.</w:t>
+        <w:t xml:space="preserve"> and </w:t>
+      </w:r>
+      <w:proofErr w:type="spellStart"/>
+      <w:r>
+        <w:rPr>
+          <w:rFonts w:ascii="Times New Roman" w:hAnsi="Times New Roman" w:cs="Times New Roman"/>
+        </w:rPr>
+        <w:t>ReSTIR</w:t>
+      </w:r>
+      <w:proofErr w:type="spellEnd"/>
+      <w:r>
+        <w:rPr>
+          <w:rFonts w:ascii="Times New Roman" w:hAnsi="Times New Roman" w:cs="Times New Roman"/>
+        </w:rPr>
+        <w:t xml:space="preserve"> Path Tracing.</w:t>
       </w:r>
     </w:p>
     <w:p>
@@ -3069,7 +3597,21 @@
           <w:rFonts w:ascii="Times New Roman" w:hAnsi="Times New Roman" w:cs="Times New Roman"/>
         </w:rPr>
         <w:br/>
-        <w:t>Disable or isolate key components (e.g., adaptive learning, caching) to measure their individual impact.</w:t>
+        <w:t xml:space="preserve">Disable or isolate key components (e.g., adaptive learning, </w:t>
+      </w:r>
+      <w:proofErr w:type="gramStart"/>
+      <w:r>
+        <w:rPr>
+          <w:rFonts w:ascii="Times New Roman" w:hAnsi="Times New Roman" w:cs="Times New Roman"/>
+        </w:rPr>
+        <w:t>caching</w:t>
+      </w:r>
+      <w:proofErr w:type="gramEnd"/>
+      <w:r>
+        <w:rPr>
+          <w:rFonts w:ascii="Times New Roman" w:hAnsi="Times New Roman" w:cs="Times New Roman"/>
+        </w:rPr>
+        <w:t>) to measure their individual impact.</w:t>
       </w:r>
     </w:p>
     <w:p>
@@ -3418,8 +3960,17 @@
           <w:rFonts w:ascii="Times New Roman" w:hAnsi="Times New Roman" w:cs="Times New Roman"/>
           <w:color w:val="000000" w:themeColor="text1"/>
         </w:rPr>
-        <w:t>Halip Sonia-Cristiana</w:t>
-      </w:r>
+        <w:t xml:space="preserve">Halip </w:t>
+      </w:r>
+      <w:proofErr w:type="spellStart"/>
+      <w:r>
+        <w:rPr>
+          <w:rFonts w:ascii="Times New Roman" w:hAnsi="Times New Roman" w:cs="Times New Roman"/>
+          <w:color w:val="000000" w:themeColor="text1"/>
+        </w:rPr>
+        <w:t>Sonia-Cristiana</w:t>
+      </w:r>
+      <w:proofErr w:type="spellEnd"/>
     </w:p>
     <w:p>
       <w:pPr>
@@ -3588,8 +4139,16 @@
         <w:rPr>
           <w:rFonts w:ascii="Times New Roman" w:hAnsi="Times New Roman" w:cs="Times New Roman"/>
         </w:rPr>
-        <w:t xml:space="preserve"> Rendering; Ray tracing;</w:t>
-      </w:r>
+        <w:t xml:space="preserve"> Rendering; Ray </w:t>
+      </w:r>
+      <w:proofErr w:type="gramStart"/>
+      <w:r>
+        <w:rPr>
+          <w:rFonts w:ascii="Times New Roman" w:hAnsi="Times New Roman" w:cs="Times New Roman"/>
+        </w:rPr>
+        <w:t>tracing;</w:t>
+      </w:r>
+      <w:proofErr w:type="gramEnd"/>
       <w:r>
         <w:rPr>
           <w:rFonts w:ascii="Times New Roman" w:hAnsi="Times New Roman" w:cs="Times New Roman"/>
@@ -3766,6 +4325,12 @@
           <w:rFonts w:ascii="Times New Roman" w:hAnsi="Times New Roman" w:cs="Times New Roman"/>
         </w:rPr>
         <w:t>hotorealistic rendering has become essential across numerous domains including computer graphics, visual effects, architectural visualization, and virtual reality. Ray tracing, first introduced by Whitted</w:t>
+      </w:r>
+      <w:r>
+        <w:rPr>
+          <w:rFonts w:ascii="Times New Roman" w:hAnsi="Times New Roman" w:cs="Times New Roman"/>
+        </w:rPr>
+        <w:t xml:space="preserve"> </w:t>
       </w:r>
       <w:r>
         <w:rPr>
@@ -4694,9 +5259,29 @@
       <w:r>
         <w:rPr>
           <w:rFonts w:ascii="Times New Roman" w:eastAsiaTheme="minorEastAsia" w:hAnsi="Times New Roman" w:cs="Times New Roman"/>
+        </w:rPr>
+        <w:t xml:space="preserve"> </w:t>
+      </w:r>
+      <w:r>
+        <w:rPr>
+          <w:rFonts w:ascii="Times New Roman" w:eastAsiaTheme="minorEastAsia" w:hAnsi="Times New Roman" w:cs="Times New Roman"/>
           <w:vertAlign w:val="superscript"/>
         </w:rPr>
-        <w:t>[1]</w:t>
+        <w:t>[</w:t>
+      </w:r>
+      <w:r>
+        <w:rPr>
+          <w:rFonts w:ascii="Times New Roman" w:eastAsiaTheme="minorEastAsia" w:hAnsi="Times New Roman" w:cs="Times New Roman"/>
+          <w:vertAlign w:val="superscript"/>
+        </w:rPr>
+        <w:t>3</w:t>
+      </w:r>
+      <w:r>
+        <w:rPr>
+          <w:rFonts w:ascii="Times New Roman" w:eastAsiaTheme="minorEastAsia" w:hAnsi="Times New Roman" w:cs="Times New Roman"/>
+          <w:vertAlign w:val="superscript"/>
+        </w:rPr>
+        <w:t>]</w:t>
       </w:r>
       <w:r>
         <w:rPr>
@@ -4719,9 +5304,29 @@
       <w:r>
         <w:rPr>
           <w:rFonts w:ascii="Times New Roman" w:eastAsiaTheme="minorEastAsia" w:hAnsi="Times New Roman" w:cs="Times New Roman"/>
+        </w:rPr>
+        <w:t xml:space="preserve"> </w:t>
+      </w:r>
+      <w:r>
+        <w:rPr>
+          <w:rFonts w:ascii="Times New Roman" w:eastAsiaTheme="minorEastAsia" w:hAnsi="Times New Roman" w:cs="Times New Roman"/>
           <w:vertAlign w:val="superscript"/>
         </w:rPr>
-        <w:t>[2]</w:t>
+        <w:t>[</w:t>
+      </w:r>
+      <w:r>
+        <w:rPr>
+          <w:rFonts w:ascii="Times New Roman" w:eastAsiaTheme="minorEastAsia" w:hAnsi="Times New Roman" w:cs="Times New Roman"/>
+          <w:vertAlign w:val="superscript"/>
+        </w:rPr>
+        <w:t>4</w:t>
+      </w:r>
+      <w:r>
+        <w:rPr>
+          <w:rFonts w:ascii="Times New Roman" w:eastAsiaTheme="minorEastAsia" w:hAnsi="Times New Roman" w:cs="Times New Roman"/>
+          <w:vertAlign w:val="superscript"/>
+        </w:rPr>
+        <w:t>]</w:t>
       </w:r>
       <w:r>
         <w:rPr>
@@ -4752,9 +5357,29 @@
       <w:r>
         <w:rPr>
           <w:rFonts w:ascii="Times New Roman" w:eastAsiaTheme="minorEastAsia" w:hAnsi="Times New Roman" w:cs="Times New Roman"/>
+        </w:rPr>
+        <w:t xml:space="preserve"> </w:t>
+      </w:r>
+      <w:r>
+        <w:rPr>
+          <w:rFonts w:ascii="Times New Roman" w:eastAsiaTheme="minorEastAsia" w:hAnsi="Times New Roman" w:cs="Times New Roman"/>
           <w:vertAlign w:val="superscript"/>
         </w:rPr>
-        <w:t>[3]</w:t>
+        <w:t>[</w:t>
+      </w:r>
+      <w:r>
+        <w:rPr>
+          <w:rFonts w:ascii="Times New Roman" w:eastAsiaTheme="minorEastAsia" w:hAnsi="Times New Roman" w:cs="Times New Roman"/>
+          <w:vertAlign w:val="superscript"/>
+        </w:rPr>
+        <w:t>5</w:t>
+      </w:r>
+      <w:r>
+        <w:rPr>
+          <w:rFonts w:ascii="Times New Roman" w:eastAsiaTheme="minorEastAsia" w:hAnsi="Times New Roman" w:cs="Times New Roman"/>
+          <w:vertAlign w:val="superscript"/>
+        </w:rPr>
+        <w:t>]</w:t>
       </w:r>
       <w:r>
         <w:rPr>
@@ -4785,9 +5410,29 @@
       <w:r>
         <w:rPr>
           <w:rFonts w:ascii="Times New Roman" w:eastAsiaTheme="minorEastAsia" w:hAnsi="Times New Roman" w:cs="Times New Roman"/>
+        </w:rPr>
+        <w:t xml:space="preserve"> </w:t>
+      </w:r>
+      <w:r>
+        <w:rPr>
+          <w:rFonts w:ascii="Times New Roman" w:eastAsiaTheme="minorEastAsia" w:hAnsi="Times New Roman" w:cs="Times New Roman"/>
           <w:vertAlign w:val="superscript"/>
         </w:rPr>
-        <w:t>[4]</w:t>
+        <w:t>[</w:t>
+      </w:r>
+      <w:r>
+        <w:rPr>
+          <w:rFonts w:ascii="Times New Roman" w:eastAsiaTheme="minorEastAsia" w:hAnsi="Times New Roman" w:cs="Times New Roman"/>
+          <w:vertAlign w:val="superscript"/>
+        </w:rPr>
+        <w:t>6</w:t>
+      </w:r>
+      <w:r>
+        <w:rPr>
+          <w:rFonts w:ascii="Times New Roman" w:eastAsiaTheme="minorEastAsia" w:hAnsi="Times New Roman" w:cs="Times New Roman"/>
+          <w:vertAlign w:val="superscript"/>
+        </w:rPr>
+        <w:t>]</w:t>
       </w:r>
       <w:r>
         <w:rPr>
@@ -4798,9 +5443,29 @@
       <w:r>
         <w:rPr>
           <w:rFonts w:ascii="Times New Roman" w:eastAsiaTheme="minorEastAsia" w:hAnsi="Times New Roman" w:cs="Times New Roman"/>
+        </w:rPr>
+        <w:t xml:space="preserve"> </w:t>
+      </w:r>
+      <w:r>
+        <w:rPr>
+          <w:rFonts w:ascii="Times New Roman" w:eastAsiaTheme="minorEastAsia" w:hAnsi="Times New Roman" w:cs="Times New Roman"/>
           <w:vertAlign w:val="superscript"/>
         </w:rPr>
-        <w:t>[5]</w:t>
+        <w:t>[</w:t>
+      </w:r>
+      <w:r>
+        <w:rPr>
+          <w:rFonts w:ascii="Times New Roman" w:eastAsiaTheme="minorEastAsia" w:hAnsi="Times New Roman" w:cs="Times New Roman"/>
+          <w:vertAlign w:val="superscript"/>
+        </w:rPr>
+        <w:t>7</w:t>
+      </w:r>
+      <w:r>
+        <w:rPr>
+          <w:rFonts w:ascii="Times New Roman" w:eastAsiaTheme="minorEastAsia" w:hAnsi="Times New Roman" w:cs="Times New Roman"/>
+          <w:vertAlign w:val="superscript"/>
+        </w:rPr>
+        <w:t>]</w:t>
       </w:r>
       <w:r>
         <w:rPr>
@@ -4829,9 +5494,29 @@
       <w:r>
         <w:rPr>
           <w:rFonts w:ascii="Times New Roman" w:eastAsiaTheme="minorEastAsia" w:hAnsi="Times New Roman" w:cs="Times New Roman"/>
+        </w:rPr>
+        <w:t xml:space="preserve"> </w:t>
+      </w:r>
+      <w:r>
+        <w:rPr>
+          <w:rFonts w:ascii="Times New Roman" w:eastAsiaTheme="minorEastAsia" w:hAnsi="Times New Roman" w:cs="Times New Roman"/>
           <w:vertAlign w:val="superscript"/>
         </w:rPr>
-        <w:t>[6]</w:t>
+        <w:t>[</w:t>
+      </w:r>
+      <w:r>
+        <w:rPr>
+          <w:rFonts w:ascii="Times New Roman" w:eastAsiaTheme="minorEastAsia" w:hAnsi="Times New Roman" w:cs="Times New Roman"/>
+          <w:vertAlign w:val="superscript"/>
+        </w:rPr>
+        <w:t>8</w:t>
+      </w:r>
+      <w:r>
+        <w:rPr>
+          <w:rFonts w:ascii="Times New Roman" w:eastAsiaTheme="minorEastAsia" w:hAnsi="Times New Roman" w:cs="Times New Roman"/>
+          <w:vertAlign w:val="superscript"/>
+        </w:rPr>
+        <w:t>]</w:t>
       </w:r>
       <w:r>
         <w:rPr>
@@ -4854,9 +5539,29 @@
       <w:r>
         <w:rPr>
           <w:rFonts w:ascii="Times New Roman" w:eastAsiaTheme="minorEastAsia" w:hAnsi="Times New Roman" w:cs="Times New Roman"/>
+        </w:rPr>
+        <w:t xml:space="preserve"> </w:t>
+      </w:r>
+      <w:r>
+        <w:rPr>
+          <w:rFonts w:ascii="Times New Roman" w:eastAsiaTheme="minorEastAsia" w:hAnsi="Times New Roman" w:cs="Times New Roman"/>
           <w:vertAlign w:val="superscript"/>
         </w:rPr>
-        <w:t>[7]</w:t>
+        <w:t>[</w:t>
+      </w:r>
+      <w:r>
+        <w:rPr>
+          <w:rFonts w:ascii="Times New Roman" w:eastAsiaTheme="minorEastAsia" w:hAnsi="Times New Roman" w:cs="Times New Roman"/>
+          <w:vertAlign w:val="superscript"/>
+        </w:rPr>
+        <w:t>9</w:t>
+      </w:r>
+      <w:r>
+        <w:rPr>
+          <w:rFonts w:ascii="Times New Roman" w:eastAsiaTheme="minorEastAsia" w:hAnsi="Times New Roman" w:cs="Times New Roman"/>
+          <w:vertAlign w:val="superscript"/>
+        </w:rPr>
+        <w:t>]</w:t>
       </w:r>
       <w:r>
         <w:rPr>
@@ -4949,7 +5654,21 @@
         <w:rPr>
           <w:rFonts w:ascii="Times New Roman" w:eastAsiaTheme="minorEastAsia" w:hAnsi="Times New Roman" w:cs="Times New Roman"/>
         </w:rPr>
-        <w:t xml:space="preserve">Acceleration structures and algorithmic optimization represent another major research direction. Efficient BVH constructions, kd-trees, and specialized traversal algorithms remain core to modern rendering pipelines, with methods like </w:t>
+        <w:t xml:space="preserve">Acceleration structures and algorithmic optimization represent another major research direction. Efficient BVH constructions, </w:t>
+      </w:r>
+      <w:proofErr w:type="spellStart"/>
+      <w:r>
+        <w:rPr>
+          <w:rFonts w:ascii="Times New Roman" w:eastAsiaTheme="minorEastAsia" w:hAnsi="Times New Roman" w:cs="Times New Roman"/>
+        </w:rPr>
+        <w:t>kd</w:t>
+      </w:r>
+      <w:proofErr w:type="spellEnd"/>
+      <w:r>
+        <w:rPr>
+          <w:rFonts w:ascii="Times New Roman" w:eastAsiaTheme="minorEastAsia" w:hAnsi="Times New Roman" w:cs="Times New Roman"/>
+        </w:rPr>
+        <w:t xml:space="preserve">-trees, and specialized traversal algorithms remain core to modern rendering pipelines, with methods like </w:t>
       </w:r>
       <w:r>
         <w:rPr>
@@ -4979,9 +5698,29 @@
       <w:r>
         <w:rPr>
           <w:rFonts w:ascii="Times New Roman" w:eastAsiaTheme="minorEastAsia" w:hAnsi="Times New Roman" w:cs="Times New Roman"/>
+        </w:rPr>
+        <w:t xml:space="preserve"> </w:t>
+      </w:r>
+      <w:r>
+        <w:rPr>
+          <w:rFonts w:ascii="Times New Roman" w:eastAsiaTheme="minorEastAsia" w:hAnsi="Times New Roman" w:cs="Times New Roman"/>
           <w:vertAlign w:val="superscript"/>
         </w:rPr>
-        <w:t>[8]</w:t>
+        <w:t>[</w:t>
+      </w:r>
+      <w:r>
+        <w:rPr>
+          <w:rFonts w:ascii="Times New Roman" w:eastAsiaTheme="minorEastAsia" w:hAnsi="Times New Roman" w:cs="Times New Roman"/>
+          <w:vertAlign w:val="superscript"/>
+        </w:rPr>
+        <w:t>10</w:t>
+      </w:r>
+      <w:r>
+        <w:rPr>
+          <w:rFonts w:ascii="Times New Roman" w:eastAsiaTheme="minorEastAsia" w:hAnsi="Times New Roman" w:cs="Times New Roman"/>
+          <w:vertAlign w:val="superscript"/>
+        </w:rPr>
+        <w:t>]</w:t>
       </w:r>
       <w:r>
         <w:rPr>
@@ -4992,9 +5731,29 @@
       <w:r>
         <w:rPr>
           <w:rFonts w:ascii="Times New Roman" w:eastAsiaTheme="minorEastAsia" w:hAnsi="Times New Roman" w:cs="Times New Roman"/>
+        </w:rPr>
+        <w:t xml:space="preserve"> </w:t>
+      </w:r>
+      <w:r>
+        <w:rPr>
+          <w:rFonts w:ascii="Times New Roman" w:eastAsiaTheme="minorEastAsia" w:hAnsi="Times New Roman" w:cs="Times New Roman"/>
           <w:vertAlign w:val="superscript"/>
         </w:rPr>
-        <w:t>[9]</w:t>
+        <w:t>[</w:t>
+      </w:r>
+      <w:r>
+        <w:rPr>
+          <w:rFonts w:ascii="Times New Roman" w:eastAsiaTheme="minorEastAsia" w:hAnsi="Times New Roman" w:cs="Times New Roman"/>
+          <w:vertAlign w:val="superscript"/>
+        </w:rPr>
+        <w:t>11</w:t>
+      </w:r>
+      <w:r>
+        <w:rPr>
+          <w:rFonts w:ascii="Times New Roman" w:eastAsiaTheme="minorEastAsia" w:hAnsi="Times New Roman" w:cs="Times New Roman"/>
+          <w:vertAlign w:val="superscript"/>
+        </w:rPr>
+        <w:t>]</w:t>
       </w:r>
       <w:r>
         <w:rPr>
@@ -5011,9 +5770,29 @@
       <w:r>
         <w:rPr>
           <w:rFonts w:ascii="Times New Roman" w:eastAsiaTheme="minorEastAsia" w:hAnsi="Times New Roman" w:cs="Times New Roman"/>
+        </w:rPr>
+        <w:t xml:space="preserve"> </w:t>
+      </w:r>
+      <w:r>
+        <w:rPr>
+          <w:rFonts w:ascii="Times New Roman" w:eastAsiaTheme="minorEastAsia" w:hAnsi="Times New Roman" w:cs="Times New Roman"/>
           <w:vertAlign w:val="superscript"/>
         </w:rPr>
-        <w:t>[10]</w:t>
+        <w:t>[1</w:t>
+      </w:r>
+      <w:r>
+        <w:rPr>
+          <w:rFonts w:ascii="Times New Roman" w:eastAsiaTheme="minorEastAsia" w:hAnsi="Times New Roman" w:cs="Times New Roman"/>
+          <w:vertAlign w:val="superscript"/>
+        </w:rPr>
+        <w:t>2</w:t>
+      </w:r>
+      <w:r>
+        <w:rPr>
+          <w:rFonts w:ascii="Times New Roman" w:eastAsiaTheme="minorEastAsia" w:hAnsi="Times New Roman" w:cs="Times New Roman"/>
+          <w:vertAlign w:val="superscript"/>
+        </w:rPr>
+        <w:t>]</w:t>
       </w:r>
       <w:r>
         <w:rPr>
@@ -5038,15 +5817,43 @@
       <w:r>
         <w:rPr>
           <w:rFonts w:ascii="Times New Roman" w:eastAsiaTheme="minorEastAsia" w:hAnsi="Times New Roman" w:cs="Times New Roman"/>
+        </w:rPr>
+        <w:t xml:space="preserve"> </w:t>
+      </w:r>
+      <w:r>
+        <w:rPr>
+          <w:rFonts w:ascii="Times New Roman" w:eastAsiaTheme="minorEastAsia" w:hAnsi="Times New Roman" w:cs="Times New Roman"/>
           <w:vertAlign w:val="superscript"/>
         </w:rPr>
-        <w:t>[11],[12]</w:t>
-      </w:r>
-      <w:r>
-        <w:rPr>
-          <w:rFonts w:ascii="Times New Roman" w:eastAsiaTheme="minorEastAsia" w:hAnsi="Times New Roman" w:cs="Times New Roman"/>
-        </w:rPr>
-        <w:t xml:space="preserve"> </w:t>
+        <w:t>[1</w:t>
+      </w:r>
+      <w:r>
+        <w:rPr>
+          <w:rFonts w:ascii="Times New Roman" w:eastAsiaTheme="minorEastAsia" w:hAnsi="Times New Roman" w:cs="Times New Roman"/>
+          <w:vertAlign w:val="superscript"/>
+        </w:rPr>
+        <w:t>3</w:t>
+      </w:r>
+      <w:r>
+        <w:rPr>
+          <w:rFonts w:ascii="Times New Roman" w:eastAsiaTheme="minorEastAsia" w:hAnsi="Times New Roman" w:cs="Times New Roman"/>
+          <w:vertAlign w:val="superscript"/>
+        </w:rPr>
+        <w:t>],[1</w:t>
+      </w:r>
+      <w:r>
+        <w:rPr>
+          <w:rFonts w:ascii="Times New Roman" w:eastAsiaTheme="minorEastAsia" w:hAnsi="Times New Roman" w:cs="Times New Roman"/>
+          <w:vertAlign w:val="superscript"/>
+        </w:rPr>
+        <w:t>4</w:t>
+      </w:r>
+      <w:r>
+        <w:rPr>
+          <w:rFonts w:ascii="Times New Roman" w:eastAsiaTheme="minorEastAsia" w:hAnsi="Times New Roman" w:cs="Times New Roman"/>
+          <w:vertAlign w:val="superscript"/>
+        </w:rPr>
+        <w:t>]</w:t>
       </w:r>
       <w:r>
         <w:rPr>
@@ -5183,9 +5990,29 @@
       <w:r>
         <w:rPr>
           <w:rFonts w:ascii="Times New Roman" w:eastAsiaTheme="minorEastAsia" w:hAnsi="Times New Roman" w:cs="Times New Roman"/>
+        </w:rPr>
+        <w:t xml:space="preserve"> </w:t>
+      </w:r>
+      <w:r>
+        <w:rPr>
+          <w:rFonts w:ascii="Times New Roman" w:eastAsiaTheme="minorEastAsia" w:hAnsi="Times New Roman" w:cs="Times New Roman"/>
           <w:vertAlign w:val="superscript"/>
         </w:rPr>
-        <w:t>[13]</w:t>
+        <w:t>[1</w:t>
+      </w:r>
+      <w:r>
+        <w:rPr>
+          <w:rFonts w:ascii="Times New Roman" w:eastAsiaTheme="minorEastAsia" w:hAnsi="Times New Roman" w:cs="Times New Roman"/>
+          <w:vertAlign w:val="superscript"/>
+        </w:rPr>
+        <w:t>5</w:t>
+      </w:r>
+      <w:r>
+        <w:rPr>
+          <w:rFonts w:ascii="Times New Roman" w:eastAsiaTheme="minorEastAsia" w:hAnsi="Times New Roman" w:cs="Times New Roman"/>
+          <w:vertAlign w:val="superscript"/>
+        </w:rPr>
+        <w:t>]</w:t>
       </w:r>
       <w:r>
         <w:rPr>
@@ -5196,9 +6023,29 @@
       <w:r>
         <w:rPr>
           <w:rFonts w:ascii="Times New Roman" w:eastAsiaTheme="minorEastAsia" w:hAnsi="Times New Roman" w:cs="Times New Roman"/>
+        </w:rPr>
+        <w:t xml:space="preserve"> </w:t>
+      </w:r>
+      <w:r>
+        <w:rPr>
+          <w:rFonts w:ascii="Times New Roman" w:eastAsiaTheme="minorEastAsia" w:hAnsi="Times New Roman" w:cs="Times New Roman"/>
           <w:vertAlign w:val="superscript"/>
         </w:rPr>
-        <w:t>[5]</w:t>
+        <w:t>[</w:t>
+      </w:r>
+      <w:r>
+        <w:rPr>
+          <w:rFonts w:ascii="Times New Roman" w:eastAsiaTheme="minorEastAsia" w:hAnsi="Times New Roman" w:cs="Times New Roman"/>
+          <w:vertAlign w:val="superscript"/>
+        </w:rPr>
+        <w:t>7</w:t>
+      </w:r>
+      <w:r>
+        <w:rPr>
+          <w:rFonts w:ascii="Times New Roman" w:eastAsiaTheme="minorEastAsia" w:hAnsi="Times New Roman" w:cs="Times New Roman"/>
+          <w:vertAlign w:val="superscript"/>
+        </w:rPr>
+        <w:t>]</w:t>
       </w:r>
       <w:r>
         <w:rPr>
@@ -5253,13 +6100,23 @@
           <w:rFonts w:ascii="Times New Roman" w:eastAsiaTheme="minorEastAsia" w:hAnsi="Times New Roman" w:cs="Times New Roman"/>
         </w:rPr>
       </w:pPr>
-      <w:r>
-        <w:rPr>
-          <w:rFonts w:ascii="Times New Roman" w:eastAsiaTheme="minorEastAsia" w:hAnsi="Times New Roman" w:cs="Times New Roman"/>
-          <w:b/>
-          <w:bCs/>
-        </w:rPr>
-        <w:t>Sponza Atrium (Crytek)</w:t>
+      <w:proofErr w:type="spellStart"/>
+      <w:r>
+        <w:rPr>
+          <w:rFonts w:ascii="Times New Roman" w:eastAsiaTheme="minorEastAsia" w:hAnsi="Times New Roman" w:cs="Times New Roman"/>
+          <w:b/>
+          <w:bCs/>
+        </w:rPr>
+        <w:t>Sponza</w:t>
+      </w:r>
+      <w:proofErr w:type="spellEnd"/>
+      <w:r>
+        <w:rPr>
+          <w:rFonts w:ascii="Times New Roman" w:eastAsiaTheme="minorEastAsia" w:hAnsi="Times New Roman" w:cs="Times New Roman"/>
+          <w:b/>
+          <w:bCs/>
+        </w:rPr>
+        <w:t xml:space="preserve"> Atrium (Crytek)</w:t>
       </w:r>
       <w:r>
         <w:rPr>
@@ -5309,13 +6166,23 @@
           <w:rFonts w:ascii="Times New Roman" w:eastAsiaTheme="minorEastAsia" w:hAnsi="Times New Roman" w:cs="Times New Roman"/>
         </w:rPr>
       </w:pPr>
-      <w:r>
-        <w:rPr>
-          <w:rFonts w:ascii="Times New Roman" w:eastAsiaTheme="minorEastAsia" w:hAnsi="Times New Roman" w:cs="Times New Roman"/>
-          <w:b/>
-          <w:bCs/>
-        </w:rPr>
-        <w:t>Sibenik Cathedral</w:t>
+      <w:proofErr w:type="spellStart"/>
+      <w:r>
+        <w:rPr>
+          <w:rFonts w:ascii="Times New Roman" w:eastAsiaTheme="minorEastAsia" w:hAnsi="Times New Roman" w:cs="Times New Roman"/>
+          <w:b/>
+          <w:bCs/>
+        </w:rPr>
+        <w:t>Sibenik</w:t>
+      </w:r>
+      <w:proofErr w:type="spellEnd"/>
+      <w:r>
+        <w:rPr>
+          <w:rFonts w:ascii="Times New Roman" w:eastAsiaTheme="minorEastAsia" w:hAnsi="Times New Roman" w:cs="Times New Roman"/>
+          <w:b/>
+          <w:bCs/>
+        </w:rPr>
+        <w:t xml:space="preserve"> Cathedral</w:t>
       </w:r>
       <w:r>
         <w:rPr>
@@ -6113,7 +6980,21 @@
         <w:rPr>
           <w:rFonts w:ascii="Times New Roman" w:eastAsiaTheme="minorEastAsia" w:hAnsi="Times New Roman" w:cs="Times New Roman"/>
         </w:rPr>
-        <w:t>Formal optimization framework connecting sampling allocation to perceptual quality constraints through Lagrangian formulation</w:t>
+        <w:t xml:space="preserve">Formal optimization framework connecting sampling allocation to perceptual quality constraints through </w:t>
+      </w:r>
+      <w:proofErr w:type="spellStart"/>
+      <w:r>
+        <w:rPr>
+          <w:rFonts w:ascii="Times New Roman" w:eastAsiaTheme="minorEastAsia" w:hAnsi="Times New Roman" w:cs="Times New Roman"/>
+        </w:rPr>
+        <w:t>Lagrangian</w:t>
+      </w:r>
+      <w:proofErr w:type="spellEnd"/>
+      <w:r>
+        <w:rPr>
+          <w:rFonts w:ascii="Times New Roman" w:eastAsiaTheme="minorEastAsia" w:hAnsi="Times New Roman" w:cs="Times New Roman"/>
+        </w:rPr>
+        <w:t xml:space="preserve"> formulation</w:t>
       </w:r>
     </w:p>
     <w:p>
@@ -6319,11 +7200,19 @@
         </w:rPr>
         <w:t xml:space="preserve">The remainder of this paper presents </w:t>
       </w:r>
-      <w:r>
-        <w:rPr>
-          <w:rFonts w:ascii="Times New Roman" w:eastAsiaTheme="minorEastAsia" w:hAnsi="Times New Roman" w:cs="Times New Roman"/>
-        </w:rPr>
-        <w:t>the complete adaptive ray tracing system</w:t>
+      <w:proofErr w:type="spellStart"/>
+      <w:r>
+        <w:rPr>
+          <w:rFonts w:ascii="Times New Roman" w:eastAsiaTheme="minorEastAsia" w:hAnsi="Times New Roman" w:cs="Times New Roman"/>
+        </w:rPr>
+        <w:t>the</w:t>
+      </w:r>
+      <w:proofErr w:type="spellEnd"/>
+      <w:r>
+        <w:rPr>
+          <w:rFonts w:ascii="Times New Roman" w:eastAsiaTheme="minorEastAsia" w:hAnsi="Times New Roman" w:cs="Times New Roman"/>
+        </w:rPr>
+        <w:t xml:space="preserve"> complete adaptive ray tracing system</w:t>
       </w:r>
       <w:r>
         <w:rPr>
@@ -6733,6 +7622,7 @@
           <w:rFonts w:ascii="Times New Roman" w:hAnsi="Times New Roman" w:cs="Times New Roman"/>
         </w:rPr>
       </w:pPr>
+      <w:proofErr w:type="spellStart"/>
       <w:r>
         <w:rPr>
           <w:rFonts w:ascii="Times New Roman" w:hAnsi="Times New Roman" w:cs="Times New Roman"/>
@@ -6741,6 +7631,7 @@
         </w:rPr>
         <w:t>Sponza</w:t>
       </w:r>
+      <w:proofErr w:type="spellEnd"/>
       <w:r>
         <w:rPr>
           <w:rFonts w:ascii="Times New Roman" w:hAnsi="Times New Roman" w:cs="Times New Roman"/>
@@ -6791,13 +7682,23 @@
           <w:rFonts w:ascii="Times New Roman" w:hAnsi="Times New Roman" w:cs="Times New Roman"/>
         </w:rPr>
       </w:pPr>
-      <w:r>
-        <w:rPr>
-          <w:rFonts w:ascii="Times New Roman" w:hAnsi="Times New Roman" w:cs="Times New Roman"/>
-          <w:b/>
-          <w:bCs/>
-        </w:rPr>
-        <w:t>Sibenik Cathedral</w:t>
+      <w:proofErr w:type="spellStart"/>
+      <w:r>
+        <w:rPr>
+          <w:rFonts w:ascii="Times New Roman" w:hAnsi="Times New Roman" w:cs="Times New Roman"/>
+          <w:b/>
+          <w:bCs/>
+        </w:rPr>
+        <w:t>Sibenik</w:t>
+      </w:r>
+      <w:proofErr w:type="spellEnd"/>
+      <w:r>
+        <w:rPr>
+          <w:rFonts w:ascii="Times New Roman" w:hAnsi="Times New Roman" w:cs="Times New Roman"/>
+          <w:b/>
+          <w:bCs/>
+        </w:rPr>
+        <w:t xml:space="preserve"> Cathedral</w:t>
       </w:r>
       <w:r>
         <w:rPr>
@@ -7010,7 +7911,21 @@
         <w:rPr>
           <w:rFonts w:ascii="Times New Roman" w:hAnsi="Times New Roman" w:cs="Times New Roman"/>
         </w:rPr>
-        <w:t>12th Gen Intel(R) Core(TM) i5-12450H (2.00 GHz)</w:t>
+        <w:t xml:space="preserve">12th Gen Intel(R) </w:t>
+      </w:r>
+      <w:proofErr w:type="gramStart"/>
+      <w:r>
+        <w:rPr>
+          <w:rFonts w:ascii="Times New Roman" w:hAnsi="Times New Roman" w:cs="Times New Roman"/>
+        </w:rPr>
+        <w:t>Core(</w:t>
+      </w:r>
+      <w:proofErr w:type="gramEnd"/>
+      <w:r>
+        <w:rPr>
+          <w:rFonts w:ascii="Times New Roman" w:hAnsi="Times New Roman" w:cs="Times New Roman"/>
+        </w:rPr>
+        <w:t>TM) i5-12450H (2.00 GHz)</w:t>
       </w:r>
     </w:p>
     <w:p>
@@ -8337,7 +9252,21 @@
         <w:rPr>
           <w:rFonts w:ascii="Times New Roman" w:eastAsiaTheme="minorEastAsia" w:hAnsi="Times New Roman" w:cs="Times New Roman"/>
         </w:rPr>
-        <w:t xml:space="preserve"> under a threshold, we use a Lagrangian equation</w:t>
+        <w:t xml:space="preserve"> under a threshold, we use a </w:t>
+      </w:r>
+      <w:proofErr w:type="spellStart"/>
+      <w:r>
+        <w:rPr>
+          <w:rFonts w:ascii="Times New Roman" w:eastAsiaTheme="minorEastAsia" w:hAnsi="Times New Roman" w:cs="Times New Roman"/>
+        </w:rPr>
+        <w:t>Lagrangian</w:t>
+      </w:r>
+      <w:proofErr w:type="spellEnd"/>
+      <w:r>
+        <w:rPr>
+          <w:rFonts w:ascii="Times New Roman" w:eastAsiaTheme="minorEastAsia" w:hAnsi="Times New Roman" w:cs="Times New Roman"/>
+        </w:rPr>
+        <w:t xml:space="preserve"> equation</w:t>
       </w:r>
       <w:r>
         <w:rPr>
@@ -9355,11 +10284,19 @@
           <w:rFonts w:ascii="Times New Roman" w:eastAsiaTheme="minorEastAsia" w:hAnsi="Times New Roman" w:cs="Times New Roman"/>
         </w:rPr>
       </w:pPr>
-      <w:r>
-        <w:rPr>
-          <w:rFonts w:ascii="Times New Roman" w:eastAsiaTheme="minorEastAsia" w:hAnsi="Times New Roman" w:cs="Times New Roman"/>
-        </w:rPr>
-        <w:t xml:space="preserve">In order to not exceed hardware or time constraints, we impose a sampling budget </w:t>
+      <w:proofErr w:type="gramStart"/>
+      <w:r>
+        <w:rPr>
+          <w:rFonts w:ascii="Times New Roman" w:eastAsiaTheme="minorEastAsia" w:hAnsi="Times New Roman" w:cs="Times New Roman"/>
+        </w:rPr>
+        <w:t>In order to</w:t>
+      </w:r>
+      <w:proofErr w:type="gramEnd"/>
+      <w:r>
+        <w:rPr>
+          <w:rFonts w:ascii="Times New Roman" w:eastAsiaTheme="minorEastAsia" w:hAnsi="Times New Roman" w:cs="Times New Roman"/>
+        </w:rPr>
+        <w:t xml:space="preserve"> not exceed hardware or time constraints, we impose a sampling budget </w:t>
       </w:r>
       <m:oMath>
         <m:r>
@@ -9772,7 +10709,21 @@
           <w:rFonts w:ascii="Times New Roman" w:eastAsiaTheme="minorEastAsia" w:hAnsi="Times New Roman" w:cs="Times New Roman"/>
         </w:rPr>
         <w:tab/>
-        <w:t xml:space="preserve">For this, we, again, use the Lagrangian equation, with multiplier </w:t>
+        <w:t xml:space="preserve">For this, we, again, use the </w:t>
+      </w:r>
+      <w:proofErr w:type="spellStart"/>
+      <w:r>
+        <w:rPr>
+          <w:rFonts w:ascii="Times New Roman" w:eastAsiaTheme="minorEastAsia" w:hAnsi="Times New Roman" w:cs="Times New Roman"/>
+        </w:rPr>
+        <w:t>Lagrangian</w:t>
+      </w:r>
+      <w:proofErr w:type="spellEnd"/>
+      <w:r>
+        <w:rPr>
+          <w:rFonts w:ascii="Times New Roman" w:eastAsiaTheme="minorEastAsia" w:hAnsi="Times New Roman" w:cs="Times New Roman"/>
+        </w:rPr>
+        <w:t xml:space="preserve"> equation, with multiplier </w:t>
       </w:r>
       <m:oMath>
         <m:r>
@@ -12744,7 +13695,21 @@
         <w:rPr>
           <w:rFonts w:ascii="Times New Roman" w:eastAsiaTheme="minorEastAsia" w:hAnsi="Times New Roman" w:cs="Times New Roman"/>
         </w:rPr>
-        <w:t>The initial dataset was intentionally kept small, in order to allow rapid experimentation and clear interpretation of the results.</w:t>
+        <w:t xml:space="preserve">The initial dataset was intentionally kept small, </w:t>
+      </w:r>
+      <w:proofErr w:type="gramStart"/>
+      <w:r>
+        <w:rPr>
+          <w:rFonts w:ascii="Times New Roman" w:eastAsiaTheme="minorEastAsia" w:hAnsi="Times New Roman" w:cs="Times New Roman"/>
+        </w:rPr>
+        <w:t>in order to</w:t>
+      </w:r>
+      <w:proofErr w:type="gramEnd"/>
+      <w:r>
+        <w:rPr>
+          <w:rFonts w:ascii="Times New Roman" w:eastAsiaTheme="minorEastAsia" w:hAnsi="Times New Roman" w:cs="Times New Roman"/>
+        </w:rPr>
+        <w:t xml:space="preserve"> allow rapid experimentation and clear interpretation of the results.</w:t>
       </w:r>
       <w:r>
         <w:rPr>
@@ -16316,7 +17281,23 @@
           <w:rFonts w:ascii="Times New Roman" w:eastAsiaTheme="minorEastAsia" w:hAnsi="Times New Roman" w:cs="Times New Roman"/>
           <w:lang w:val="en-029"/>
         </w:rPr>
-        <w:t>The results reveal a favorable trade-off: achieving ~45% time reduction (1.8x speedup) corresponds to only ~1.0% SSIM reduction (from 1.0 to 0.989). This approximately 45:1 benefit-to-cost ratio suggests that adaptive sampling provides substantial practical value. The near-linear relationship between speedup and quality loss indicates predictable performance characteristics.</w:t>
+        <w:t xml:space="preserve">The results reveal a </w:t>
+      </w:r>
+      <w:proofErr w:type="spellStart"/>
+      <w:r>
+        <w:rPr>
+          <w:rFonts w:ascii="Times New Roman" w:eastAsiaTheme="minorEastAsia" w:hAnsi="Times New Roman" w:cs="Times New Roman"/>
+          <w:lang w:val="en-029"/>
+        </w:rPr>
+        <w:t>favorable</w:t>
+      </w:r>
+      <w:proofErr w:type="spellEnd"/>
+      <w:r>
+        <w:rPr>
+          <w:rFonts w:ascii="Times New Roman" w:eastAsiaTheme="minorEastAsia" w:hAnsi="Times New Roman" w:cs="Times New Roman"/>
+          <w:lang w:val="en-029"/>
+        </w:rPr>
+        <w:t xml:space="preserve"> trade-off: achieving ~45% time reduction (1.8x speedup) corresponds to only ~1.0% SSIM reduction (from 1.0 to 0.989). This approximately 45:1 benefit-to-cost ratio suggests that adaptive sampling provides substantial practical value. The near-linear relationship between speedup and quality loss indicates predictable performance characteristics.</w:t>
       </w:r>
     </w:p>
     <w:p>
@@ -16702,7 +17683,39 @@
           <w:rFonts w:ascii="Times New Roman" w:eastAsiaTheme="minorEastAsia" w:hAnsi="Times New Roman" w:cs="Times New Roman"/>
           <w:lang w:val="en-029"/>
         </w:rPr>
-        <w:t>The current evaluation is limited to the Cornell Box scene. While this provides clear proof-of-concept, generalization to more complex scenes (Sponza, San Miguel) remains to be validated.</w:t>
+        <w:t>The current evaluation is limited to the Cornell Box scene. While this provides clear proof-of-concept, generalization to more complex scenes (</w:t>
+      </w:r>
+      <w:proofErr w:type="spellStart"/>
+      <w:r>
+        <w:rPr>
+          <w:rFonts w:ascii="Times New Roman" w:eastAsiaTheme="minorEastAsia" w:hAnsi="Times New Roman" w:cs="Times New Roman"/>
+          <w:lang w:val="en-029"/>
+        </w:rPr>
+        <w:t>Sponza</w:t>
+      </w:r>
+      <w:proofErr w:type="spellEnd"/>
+      <w:r>
+        <w:rPr>
+          <w:rFonts w:ascii="Times New Roman" w:eastAsiaTheme="minorEastAsia" w:hAnsi="Times New Roman" w:cs="Times New Roman"/>
+          <w:lang w:val="en-029"/>
+        </w:rPr>
+        <w:t xml:space="preserve">, San Miguel) </w:t>
+      </w:r>
+      <w:proofErr w:type="gramStart"/>
+      <w:r>
+        <w:rPr>
+          <w:rFonts w:ascii="Times New Roman" w:eastAsiaTheme="minorEastAsia" w:hAnsi="Times New Roman" w:cs="Times New Roman"/>
+          <w:lang w:val="en-029"/>
+        </w:rPr>
+        <w:t>remains</w:t>
+      </w:r>
+      <w:proofErr w:type="gramEnd"/>
+      <w:r>
+        <w:rPr>
+          <w:rFonts w:ascii="Times New Roman" w:eastAsiaTheme="minorEastAsia" w:hAnsi="Times New Roman" w:cs="Times New Roman"/>
+          <w:lang w:val="en-029"/>
+        </w:rPr>
+        <w:t xml:space="preserve"> to be validated.</w:t>
       </w:r>
     </w:p>
     <w:p>
@@ -16999,6 +18012,7 @@
           <w:lang w:val="en-029"/>
         </w:rPr>
       </w:pPr>
+      <w:proofErr w:type="gramStart"/>
       <w:r>
         <w:rPr>
           <w:rFonts w:ascii="Times New Roman" w:eastAsiaTheme="minorEastAsia" w:hAnsi="Times New Roman" w:cs="Times New Roman"/>
@@ -17006,6 +18020,7 @@
         </w:rPr>
         <w:t>In order to</w:t>
       </w:r>
+      <w:proofErr w:type="gramEnd"/>
       <w:r>
         <w:rPr>
           <w:rFonts w:ascii="Times New Roman" w:eastAsiaTheme="minorEastAsia" w:hAnsi="Times New Roman" w:cs="Times New Roman"/>
@@ -17039,7 +18054,39 @@
           <w:rFonts w:ascii="Times New Roman" w:eastAsiaTheme="minorEastAsia" w:hAnsi="Times New Roman" w:cs="Times New Roman"/>
           <w:lang w:val="en-029"/>
         </w:rPr>
-        <w:t xml:space="preserve"> evaluation to the full benchmark suite (Sponza, San Miguel, Sibenik Cathedral) to establish generalization across scene types. </w:t>
+        <w:t xml:space="preserve"> evaluation to the full benchmark suite (</w:t>
+      </w:r>
+      <w:proofErr w:type="spellStart"/>
+      <w:r>
+        <w:rPr>
+          <w:rFonts w:ascii="Times New Roman" w:eastAsiaTheme="minorEastAsia" w:hAnsi="Times New Roman" w:cs="Times New Roman"/>
+          <w:lang w:val="en-029"/>
+        </w:rPr>
+        <w:t>Sponza</w:t>
+      </w:r>
+      <w:proofErr w:type="spellEnd"/>
+      <w:r>
+        <w:rPr>
+          <w:rFonts w:ascii="Times New Roman" w:eastAsiaTheme="minorEastAsia" w:hAnsi="Times New Roman" w:cs="Times New Roman"/>
+          <w:lang w:val="en-029"/>
+        </w:rPr>
+        <w:t xml:space="preserve">, San Miguel, </w:t>
+      </w:r>
+      <w:proofErr w:type="spellStart"/>
+      <w:r>
+        <w:rPr>
+          <w:rFonts w:ascii="Times New Roman" w:eastAsiaTheme="minorEastAsia" w:hAnsi="Times New Roman" w:cs="Times New Roman"/>
+          <w:lang w:val="en-029"/>
+        </w:rPr>
+        <w:t>Sibenik</w:t>
+      </w:r>
+      <w:proofErr w:type="spellEnd"/>
+      <w:r>
+        <w:rPr>
+          <w:rFonts w:ascii="Times New Roman" w:eastAsiaTheme="minorEastAsia" w:hAnsi="Times New Roman" w:cs="Times New Roman"/>
+          <w:lang w:val="en-029"/>
+        </w:rPr>
+        <w:t xml:space="preserve"> Cathedral) to establish generalization across scene types. </w:t>
       </w:r>
     </w:p>
     <w:p>
@@ -17114,14 +18161,30 @@
           <w:rFonts w:ascii="Times New Roman" w:eastAsiaTheme="minorEastAsia" w:hAnsi="Times New Roman" w:cs="Times New Roman"/>
           <w:lang w:val="en-029"/>
         </w:rPr>
-        <w:t xml:space="preserve"> must be conducted in order</w:t>
-      </w:r>
+        <w:t xml:space="preserve"> must be conducted </w:t>
+      </w:r>
+      <w:proofErr w:type="gramStart"/>
       <w:r>
         <w:rPr>
           <w:rFonts w:ascii="Times New Roman" w:eastAsiaTheme="minorEastAsia" w:hAnsi="Times New Roman" w:cs="Times New Roman"/>
           <w:lang w:val="en-029"/>
         </w:rPr>
-        <w:t xml:space="preserve"> to validate that SSIM metrics correlate with subjective perceptual quality in practice</w:t>
+        <w:t>in order</w:t>
+      </w:r>
+      <w:r>
+        <w:rPr>
+          <w:rFonts w:ascii="Times New Roman" w:eastAsiaTheme="minorEastAsia" w:hAnsi="Times New Roman" w:cs="Times New Roman"/>
+          <w:lang w:val="en-029"/>
+        </w:rPr>
+        <w:t xml:space="preserve"> to</w:t>
+      </w:r>
+      <w:proofErr w:type="gramEnd"/>
+      <w:r>
+        <w:rPr>
+          <w:rFonts w:ascii="Times New Roman" w:eastAsiaTheme="minorEastAsia" w:hAnsi="Times New Roman" w:cs="Times New Roman"/>
+          <w:lang w:val="en-029"/>
+        </w:rPr>
+        <w:t xml:space="preserve"> validate that SSIM metrics correlate with subjective perceptual quality in practice</w:t>
       </w:r>
       <w:r>
         <w:rPr>
@@ -17561,7 +18624,25 @@
           <w:i/>
           <w:iCs/>
         </w:rPr>
-        <w:t>SIGGRAPH Comput. Graph</w:t>
+        <w:t xml:space="preserve">SIGGRAPH </w:t>
+      </w:r>
+      <w:proofErr w:type="spellStart"/>
+      <w:r>
+        <w:rPr>
+          <w:rFonts w:ascii="Times New Roman" w:eastAsiaTheme="minorEastAsia" w:hAnsi="Times New Roman" w:cs="Times New Roman"/>
+          <w:i/>
+          <w:iCs/>
+        </w:rPr>
+        <w:t>Comput</w:t>
+      </w:r>
+      <w:proofErr w:type="spellEnd"/>
+      <w:r>
+        <w:rPr>
+          <w:rFonts w:ascii="Times New Roman" w:eastAsiaTheme="minorEastAsia" w:hAnsi="Times New Roman" w:cs="Times New Roman"/>
+          <w:i/>
+          <w:iCs/>
+        </w:rPr>
+        <w:t>. Graph</w:t>
       </w:r>
       <w:r>
         <w:rPr>
@@ -17674,177 +18755,31 @@
           <w:i/>
           <w:iCs/>
         </w:rPr>
-        <w:t>SIGGRAPH Comput. Graph.</w:t>
-      </w:r>
-      <w:r>
-        <w:rPr>
-          <w:rFonts w:ascii="Times New Roman" w:hAnsi="Times New Roman" w:cs="Times New Roman"/>
-        </w:rPr>
-        <w:t>, 18(3), July 1984, pp. 137–145</w:t>
-      </w:r>
-      <w:r>
-        <w:rPr>
-          <w:rFonts w:ascii="Times New Roman" w:hAnsi="Times New Roman" w:cs="Times New Roman"/>
-        </w:rPr>
-        <w:t>.</w:t>
-      </w:r>
-    </w:p>
-    <w:p>
-      <w:pPr>
-        <w:ind w:firstLine="720"/>
-        <w:rPr>
-          <w:rFonts w:ascii="Times New Roman" w:eastAsiaTheme="minorEastAsia" w:hAnsi="Times New Roman" w:cs="Times New Roman"/>
-          <w:vertAlign w:val="superscript"/>
-        </w:rPr>
-      </w:pPr>
-      <w:r>
-        <w:rPr>
-          <w:rFonts w:ascii="Times New Roman" w:eastAsiaTheme="minorEastAsia" w:hAnsi="Times New Roman" w:cs="Times New Roman"/>
-          <w:vertAlign w:val="superscript"/>
-        </w:rPr>
-        <w:t>[</w:t>
-      </w:r>
-      <w:r>
-        <w:rPr>
-          <w:rFonts w:ascii="Times New Roman" w:eastAsiaTheme="minorEastAsia" w:hAnsi="Times New Roman" w:cs="Times New Roman"/>
-          <w:vertAlign w:val="superscript"/>
-        </w:rPr>
-        <w:t>4</w:t>
-      </w:r>
-      <w:r>
-        <w:rPr>
-          <w:rFonts w:ascii="Times New Roman" w:eastAsiaTheme="minorEastAsia" w:hAnsi="Times New Roman" w:cs="Times New Roman"/>
-          <w:vertAlign w:val="superscript"/>
-        </w:rPr>
-        <w:t xml:space="preserve">] </w:t>
-      </w:r>
-      <w:r>
-        <w:rPr>
-          <w:rFonts w:ascii="Times New Roman" w:hAnsi="Times New Roman" w:cs="Times New Roman"/>
-        </w:rPr>
-        <w:t>Arvo, J., “Backward Ray Tracing,” Apollo Computer, Inc., Chelmsford, MA, August 1986</w:t>
-      </w:r>
-      <w:r>
-        <w:rPr>
-          <w:rFonts w:ascii="Times New Roman" w:hAnsi="Times New Roman" w:cs="Times New Roman"/>
-        </w:rPr>
-        <w:t>.</w:t>
-      </w:r>
-    </w:p>
-    <w:p>
-      <w:pPr>
-        <w:ind w:firstLine="720"/>
-        <w:rPr>
-          <w:rFonts w:ascii="Times New Roman" w:eastAsiaTheme="minorEastAsia" w:hAnsi="Times New Roman" w:cs="Times New Roman"/>
-        </w:rPr>
-      </w:pPr>
-      <w:r>
-        <w:rPr>
-          <w:rFonts w:ascii="Times New Roman" w:eastAsiaTheme="minorEastAsia" w:hAnsi="Times New Roman" w:cs="Times New Roman"/>
-          <w:vertAlign w:val="superscript"/>
-        </w:rPr>
-        <w:t>[</w:t>
-      </w:r>
-      <w:r>
-        <w:rPr>
-          <w:rFonts w:ascii="Times New Roman" w:eastAsiaTheme="minorEastAsia" w:hAnsi="Times New Roman" w:cs="Times New Roman"/>
-          <w:vertAlign w:val="superscript"/>
-        </w:rPr>
-        <w:t>5</w:t>
-      </w:r>
-      <w:r>
-        <w:rPr>
-          <w:rFonts w:ascii="Times New Roman" w:eastAsiaTheme="minorEastAsia" w:hAnsi="Times New Roman" w:cs="Times New Roman"/>
-          <w:vertAlign w:val="superscript"/>
-        </w:rPr>
-        <w:t>]</w:t>
-      </w:r>
-      <w:r>
-        <w:rPr>
-          <w:rFonts w:ascii="Times New Roman" w:eastAsiaTheme="minorEastAsia" w:hAnsi="Times New Roman" w:cs="Times New Roman"/>
-        </w:rPr>
-        <w:t xml:space="preserve"> </w:t>
-      </w:r>
-      <w:r>
-        <w:rPr>
-          <w:rFonts w:ascii="Times New Roman" w:hAnsi="Times New Roman" w:cs="Times New Roman"/>
-        </w:rPr>
-        <w:t xml:space="preserve">Gervautz, M., “Three Improvements of the Ray Tracing Algorithm for CSG Trees,” </w:t>
-      </w:r>
+        <w:t xml:space="preserve">SIGGRAPH </w:t>
+      </w:r>
+      <w:proofErr w:type="spellStart"/>
       <w:r>
         <w:rPr>
           <w:rFonts w:ascii="Times New Roman" w:hAnsi="Times New Roman" w:cs="Times New Roman"/>
           <w:i/>
           <w:iCs/>
         </w:rPr>
-        <w:t>Comput. &amp; Graphics</w:t>
-      </w:r>
-      <w:r>
-        <w:rPr>
-          <w:rFonts w:ascii="Times New Roman" w:hAnsi="Times New Roman" w:cs="Times New Roman"/>
-        </w:rPr>
-        <w:t>, 10(4), 1986, pp. 333–339</w:t>
-      </w:r>
-      <w:r>
-        <w:rPr>
-          <w:rFonts w:ascii="Times New Roman" w:hAnsi="Times New Roman" w:cs="Times New Roman"/>
-        </w:rPr>
-        <w:t>.</w:t>
-      </w:r>
-    </w:p>
-    <w:p>
-      <w:pPr>
-        <w:ind w:firstLine="720"/>
-        <w:rPr>
-          <w:rFonts w:ascii="Times New Roman" w:eastAsiaTheme="minorEastAsia" w:hAnsi="Times New Roman" w:cs="Times New Roman"/>
-        </w:rPr>
-      </w:pPr>
-      <w:r>
-        <w:rPr>
-          <w:rFonts w:ascii="Times New Roman" w:eastAsiaTheme="minorEastAsia" w:hAnsi="Times New Roman" w:cs="Times New Roman"/>
-          <w:vertAlign w:val="superscript"/>
-        </w:rPr>
-        <w:t>[</w:t>
-      </w:r>
-      <w:r>
-        <w:rPr>
-          <w:rFonts w:ascii="Times New Roman" w:eastAsiaTheme="minorEastAsia" w:hAnsi="Times New Roman" w:cs="Times New Roman"/>
-          <w:vertAlign w:val="superscript"/>
-        </w:rPr>
-        <w:t>6</w:t>
-      </w:r>
-      <w:r>
-        <w:rPr>
-          <w:rFonts w:ascii="Times New Roman" w:eastAsiaTheme="minorEastAsia" w:hAnsi="Times New Roman" w:cs="Times New Roman"/>
-          <w:vertAlign w:val="superscript"/>
-        </w:rPr>
-        <w:t>]</w:t>
-      </w:r>
-      <w:r>
-        <w:rPr>
-          <w:rFonts w:ascii="Times New Roman" w:hAnsi="Times New Roman" w:cs="Times New Roman"/>
-        </w:rPr>
-        <w:t xml:space="preserve"> </w:t>
-      </w:r>
-      <w:r>
-        <w:rPr>
-          <w:rFonts w:ascii="Times New Roman" w:hAnsi="Times New Roman" w:cs="Times New Roman"/>
-        </w:rPr>
-        <w:t xml:space="preserve">Lehnert, H., "Systematic Errors of the Ray-Tracing Algorithm," </w:t>
-      </w:r>
+        <w:t>Comput</w:t>
+      </w:r>
+      <w:proofErr w:type="spellEnd"/>
       <w:r>
         <w:rPr>
           <w:rFonts w:ascii="Times New Roman" w:hAnsi="Times New Roman" w:cs="Times New Roman"/>
           <w:i/>
           <w:iCs/>
         </w:rPr>
-        <w:t>Appl. Acoust.</w:t>
-      </w:r>
-      <w:r>
-        <w:rPr>
-          <w:rFonts w:ascii="Times New Roman" w:hAnsi="Times New Roman" w:cs="Times New Roman"/>
-        </w:rPr>
-        <w:t>, 38 (1993), pp. 207–221</w:t>
+        <w:t>. Graph.</w:t>
+      </w:r>
+      <w:r>
+        <w:rPr>
+          <w:rFonts w:ascii="Times New Roman" w:hAnsi="Times New Roman" w:cs="Times New Roman"/>
+        </w:rPr>
+        <w:t>, 18(3), July 1984, pp. 137–145</w:t>
       </w:r>
       <w:r>
         <w:rPr>
@@ -17858,13 +18793,14 @@
         <w:ind w:firstLine="720"/>
         <w:rPr>
           <w:rFonts w:ascii="Times New Roman" w:eastAsiaTheme="minorEastAsia" w:hAnsi="Times New Roman" w:cs="Times New Roman"/>
-        </w:rPr>
-      </w:pPr>
-      <w:r>
-        <w:rPr>
-          <w:rFonts w:ascii="Times New Roman" w:eastAsiaTheme="minorEastAsia" w:hAnsi="Times New Roman" w:cs="Times New Roman"/>
           <w:vertAlign w:val="superscript"/>
         </w:rPr>
+      </w:pPr>
+      <w:r>
+        <w:rPr>
+          <w:rFonts w:ascii="Times New Roman" w:eastAsiaTheme="minorEastAsia" w:hAnsi="Times New Roman" w:cs="Times New Roman"/>
+          <w:vertAlign w:val="superscript"/>
+        </w:rPr>
         <w:t>[</w:t>
       </w:r>
       <w:r>
@@ -17872,7 +18808,7 @@
           <w:rFonts w:ascii="Times New Roman" w:eastAsiaTheme="minorEastAsia" w:hAnsi="Times New Roman" w:cs="Times New Roman"/>
           <w:vertAlign w:val="superscript"/>
         </w:rPr>
-        <w:t>7</w:t>
+        <w:t>4</w:t>
       </w:r>
       <w:r>
         <w:rPr>
@@ -17883,16 +18819,215 @@
       </w:r>
       <w:r>
         <w:rPr>
-          <w:rFonts w:ascii="Times New Roman" w:eastAsiaTheme="minorEastAsia" w:hAnsi="Times New Roman" w:cs="Times New Roman"/>
-        </w:rPr>
-        <w:t xml:space="preserve">Formella, A., &amp; Gill, C., “Ray Tracing: A Quantitative Analysis and a New Practical Algorithm,” </w:t>
-      </w:r>
-      <w:r>
-        <w:rPr>
-          <w:rFonts w:ascii="Times New Roman" w:eastAsiaTheme="minorEastAsia" w:hAnsi="Times New Roman" w:cs="Times New Roman"/>
+          <w:rFonts w:ascii="Times New Roman" w:hAnsi="Times New Roman" w:cs="Times New Roman"/>
+        </w:rPr>
+        <w:t>Arvo, J., “Backward Ray Tracing,” Apollo Computer, Inc., Chelmsford, MA, August 1986</w:t>
+      </w:r>
+      <w:r>
+        <w:rPr>
+          <w:rFonts w:ascii="Times New Roman" w:hAnsi="Times New Roman" w:cs="Times New Roman"/>
+        </w:rPr>
+        <w:t>.</w:t>
+      </w:r>
+    </w:p>
+    <w:p>
+      <w:pPr>
+        <w:ind w:firstLine="720"/>
+        <w:rPr>
+          <w:rFonts w:ascii="Times New Roman" w:eastAsiaTheme="minorEastAsia" w:hAnsi="Times New Roman" w:cs="Times New Roman"/>
+        </w:rPr>
+      </w:pPr>
+      <w:r>
+        <w:rPr>
+          <w:rFonts w:ascii="Times New Roman" w:eastAsiaTheme="minorEastAsia" w:hAnsi="Times New Roman" w:cs="Times New Roman"/>
+          <w:vertAlign w:val="superscript"/>
+        </w:rPr>
+        <w:t>[</w:t>
+      </w:r>
+      <w:r>
+        <w:rPr>
+          <w:rFonts w:ascii="Times New Roman" w:eastAsiaTheme="minorEastAsia" w:hAnsi="Times New Roman" w:cs="Times New Roman"/>
+          <w:vertAlign w:val="superscript"/>
+        </w:rPr>
+        <w:t>5</w:t>
+      </w:r>
+      <w:r>
+        <w:rPr>
+          <w:rFonts w:ascii="Times New Roman" w:eastAsiaTheme="minorEastAsia" w:hAnsi="Times New Roman" w:cs="Times New Roman"/>
+          <w:vertAlign w:val="superscript"/>
+        </w:rPr>
+        <w:t>]</w:t>
+      </w:r>
+      <w:r>
+        <w:rPr>
+          <w:rFonts w:ascii="Times New Roman" w:eastAsiaTheme="minorEastAsia" w:hAnsi="Times New Roman" w:cs="Times New Roman"/>
+        </w:rPr>
+        <w:t xml:space="preserve"> </w:t>
+      </w:r>
+      <w:proofErr w:type="spellStart"/>
+      <w:r>
+        <w:rPr>
+          <w:rFonts w:ascii="Times New Roman" w:hAnsi="Times New Roman" w:cs="Times New Roman"/>
+        </w:rPr>
+        <w:t>Gervautz</w:t>
+      </w:r>
+      <w:proofErr w:type="spellEnd"/>
+      <w:r>
+        <w:rPr>
+          <w:rFonts w:ascii="Times New Roman" w:hAnsi="Times New Roman" w:cs="Times New Roman"/>
+        </w:rPr>
+        <w:t xml:space="preserve">, M., “Three Improvements of the Ray Tracing Algorithm for CSG Trees,” </w:t>
+      </w:r>
+      <w:proofErr w:type="spellStart"/>
+      <w:r>
+        <w:rPr>
+          <w:rFonts w:ascii="Times New Roman" w:hAnsi="Times New Roman" w:cs="Times New Roman"/>
           <w:i/>
           <w:iCs/>
         </w:rPr>
+        <w:t>Comput</w:t>
+      </w:r>
+      <w:proofErr w:type="spellEnd"/>
+      <w:r>
+        <w:rPr>
+          <w:rFonts w:ascii="Times New Roman" w:hAnsi="Times New Roman" w:cs="Times New Roman"/>
+          <w:i/>
+          <w:iCs/>
+        </w:rPr>
+        <w:t>. &amp; Graphics</w:t>
+      </w:r>
+      <w:r>
+        <w:rPr>
+          <w:rFonts w:ascii="Times New Roman" w:hAnsi="Times New Roman" w:cs="Times New Roman"/>
+        </w:rPr>
+        <w:t>, 10(4), 1986, pp. 333–339</w:t>
+      </w:r>
+      <w:r>
+        <w:rPr>
+          <w:rFonts w:ascii="Times New Roman" w:hAnsi="Times New Roman" w:cs="Times New Roman"/>
+        </w:rPr>
+        <w:t>.</w:t>
+      </w:r>
+    </w:p>
+    <w:p>
+      <w:pPr>
+        <w:ind w:firstLine="720"/>
+        <w:rPr>
+          <w:rFonts w:ascii="Times New Roman" w:eastAsiaTheme="minorEastAsia" w:hAnsi="Times New Roman" w:cs="Times New Roman"/>
+        </w:rPr>
+      </w:pPr>
+      <w:r>
+        <w:rPr>
+          <w:rFonts w:ascii="Times New Roman" w:eastAsiaTheme="minorEastAsia" w:hAnsi="Times New Roman" w:cs="Times New Roman"/>
+          <w:vertAlign w:val="superscript"/>
+        </w:rPr>
+        <w:t>[</w:t>
+      </w:r>
+      <w:r>
+        <w:rPr>
+          <w:rFonts w:ascii="Times New Roman" w:eastAsiaTheme="minorEastAsia" w:hAnsi="Times New Roman" w:cs="Times New Roman"/>
+          <w:vertAlign w:val="superscript"/>
+        </w:rPr>
+        <w:t>6</w:t>
+      </w:r>
+      <w:r>
+        <w:rPr>
+          <w:rFonts w:ascii="Times New Roman" w:eastAsiaTheme="minorEastAsia" w:hAnsi="Times New Roman" w:cs="Times New Roman"/>
+          <w:vertAlign w:val="superscript"/>
+        </w:rPr>
+        <w:t>]</w:t>
+      </w:r>
+      <w:r>
+        <w:rPr>
+          <w:rFonts w:ascii="Times New Roman" w:hAnsi="Times New Roman" w:cs="Times New Roman"/>
+        </w:rPr>
+        <w:t xml:space="preserve"> </w:t>
+      </w:r>
+      <w:r>
+        <w:rPr>
+          <w:rFonts w:ascii="Times New Roman" w:hAnsi="Times New Roman" w:cs="Times New Roman"/>
+        </w:rPr>
+        <w:t xml:space="preserve">Lehnert, H., "Systematic Errors of the Ray-Tracing Algorithm," </w:t>
+      </w:r>
+      <w:r>
+        <w:rPr>
+          <w:rFonts w:ascii="Times New Roman" w:hAnsi="Times New Roman" w:cs="Times New Roman"/>
+          <w:i/>
+          <w:iCs/>
+        </w:rPr>
+        <w:t xml:space="preserve">Appl. </w:t>
+      </w:r>
+      <w:proofErr w:type="spellStart"/>
+      <w:r>
+        <w:rPr>
+          <w:rFonts w:ascii="Times New Roman" w:hAnsi="Times New Roman" w:cs="Times New Roman"/>
+          <w:i/>
+          <w:iCs/>
+        </w:rPr>
+        <w:t>Acoust</w:t>
+      </w:r>
+      <w:proofErr w:type="spellEnd"/>
+      <w:r>
+        <w:rPr>
+          <w:rFonts w:ascii="Times New Roman" w:hAnsi="Times New Roman" w:cs="Times New Roman"/>
+          <w:i/>
+          <w:iCs/>
+        </w:rPr>
+        <w:t>.</w:t>
+      </w:r>
+      <w:r>
+        <w:rPr>
+          <w:rFonts w:ascii="Times New Roman" w:hAnsi="Times New Roman" w:cs="Times New Roman"/>
+        </w:rPr>
+        <w:t>, 38 (1993), pp. 207–221</w:t>
+      </w:r>
+      <w:r>
+        <w:rPr>
+          <w:rFonts w:ascii="Times New Roman" w:hAnsi="Times New Roman" w:cs="Times New Roman"/>
+        </w:rPr>
+        <w:t>.</w:t>
+      </w:r>
+    </w:p>
+    <w:p>
+      <w:pPr>
+        <w:ind w:firstLine="720"/>
+        <w:rPr>
+          <w:rFonts w:ascii="Times New Roman" w:eastAsiaTheme="minorEastAsia" w:hAnsi="Times New Roman" w:cs="Times New Roman"/>
+        </w:rPr>
+      </w:pPr>
+      <w:r>
+        <w:rPr>
+          <w:rFonts w:ascii="Times New Roman" w:eastAsiaTheme="minorEastAsia" w:hAnsi="Times New Roman" w:cs="Times New Roman"/>
+          <w:vertAlign w:val="superscript"/>
+        </w:rPr>
+        <w:t>[</w:t>
+      </w:r>
+      <w:r>
+        <w:rPr>
+          <w:rFonts w:ascii="Times New Roman" w:eastAsiaTheme="minorEastAsia" w:hAnsi="Times New Roman" w:cs="Times New Roman"/>
+          <w:vertAlign w:val="superscript"/>
+        </w:rPr>
+        <w:t>7</w:t>
+      </w:r>
+      <w:r>
+        <w:rPr>
+          <w:rFonts w:ascii="Times New Roman" w:eastAsiaTheme="minorEastAsia" w:hAnsi="Times New Roman" w:cs="Times New Roman"/>
+          <w:vertAlign w:val="superscript"/>
+        </w:rPr>
+        <w:t xml:space="preserve">] </w:t>
+      </w:r>
+      <w:r>
+        <w:rPr>
+          <w:rFonts w:ascii="Times New Roman" w:eastAsiaTheme="minorEastAsia" w:hAnsi="Times New Roman" w:cs="Times New Roman"/>
+        </w:rPr>
+        <w:t xml:space="preserve">Formella, A., &amp; Gill, C., “Ray Tracing: A Quantitative Analysis and a New Practical Algorithm,” </w:t>
+      </w:r>
+      <w:r>
+        <w:rPr>
+          <w:rFonts w:ascii="Times New Roman" w:eastAsiaTheme="minorEastAsia" w:hAnsi="Times New Roman" w:cs="Times New Roman"/>
+          <w:i/>
+          <w:iCs/>
+        </w:rPr>
         <w:t>The Visual Computer</w:t>
       </w:r>
       <w:r>
@@ -17946,11 +19081,19 @@
         </w:rPr>
         <w:t xml:space="preserve"> </w:t>
       </w:r>
-      <w:r>
-        <w:rPr>
-          <w:rFonts w:ascii="Times New Roman" w:hAnsi="Times New Roman" w:cs="Times New Roman"/>
-        </w:rPr>
-        <w:t xml:space="preserve">Amanatides, J., &amp; Woo, A., “A Fast Voxel Traversal Algorithm for Ray Tracing,” </w:t>
+      <w:proofErr w:type="spellStart"/>
+      <w:r>
+        <w:rPr>
+          <w:rFonts w:ascii="Times New Roman" w:hAnsi="Times New Roman" w:cs="Times New Roman"/>
+        </w:rPr>
+        <w:t>Amanatides</w:t>
+      </w:r>
+      <w:proofErr w:type="spellEnd"/>
+      <w:r>
+        <w:rPr>
+          <w:rFonts w:ascii="Times New Roman" w:hAnsi="Times New Roman" w:cs="Times New Roman"/>
+        </w:rPr>
+        <w:t xml:space="preserve">, J., &amp; Woo, A., “A Fast Voxel Traversal Algorithm for Ray Tracing,” </w:t>
       </w:r>
       <w:r>
         <w:rPr>
@@ -17958,123 +19101,31 @@
           <w:i/>
           <w:iCs/>
         </w:rPr>
-        <w:t>Proc. Eurographics ’87</w:t>
-      </w:r>
-      <w:r>
-        <w:rPr>
-          <w:rFonts w:ascii="Times New Roman" w:hAnsi="Times New Roman" w:cs="Times New Roman"/>
-        </w:rPr>
-        <w:t>, 1987</w:t>
-      </w:r>
-      <w:r>
-        <w:rPr>
-          <w:rFonts w:ascii="Times New Roman" w:hAnsi="Times New Roman" w:cs="Times New Roman"/>
-        </w:rPr>
-        <w:t>.</w:t>
-      </w:r>
-    </w:p>
-    <w:p>
-      <w:pPr>
-        <w:ind w:firstLine="720"/>
-        <w:rPr>
-          <w:rFonts w:ascii="Times New Roman" w:hAnsi="Times New Roman" w:cs="Times New Roman"/>
-        </w:rPr>
-      </w:pPr>
-      <w:r>
-        <w:rPr>
-          <w:rFonts w:ascii="Times New Roman" w:hAnsi="Times New Roman" w:cs="Times New Roman"/>
-          <w:vertAlign w:val="superscript"/>
-        </w:rPr>
-        <w:t>[</w:t>
-      </w:r>
-      <w:r>
-        <w:rPr>
-          <w:rFonts w:ascii="Times New Roman" w:hAnsi="Times New Roman" w:cs="Times New Roman"/>
-          <w:vertAlign w:val="superscript"/>
-        </w:rPr>
-        <w:t>9</w:t>
-      </w:r>
-      <w:r>
-        <w:rPr>
-          <w:rFonts w:ascii="Times New Roman" w:hAnsi="Times New Roman" w:cs="Times New Roman"/>
-          <w:vertAlign w:val="superscript"/>
-        </w:rPr>
-        <w:t xml:space="preserve">] </w:t>
-      </w:r>
-      <w:r>
-        <w:rPr>
-          <w:rFonts w:ascii="Times New Roman" w:hAnsi="Times New Roman" w:cs="Times New Roman"/>
-        </w:rPr>
-        <w:t xml:space="preserve">Arvo, J., &amp; Kirk, D., "A Survey of Ray Tracing Acceleration Techniques," </w:t>
-      </w:r>
+        <w:t xml:space="preserve">Proc. </w:t>
+      </w:r>
+      <w:proofErr w:type="spellStart"/>
       <w:r>
         <w:rPr>
           <w:rFonts w:ascii="Times New Roman" w:hAnsi="Times New Roman" w:cs="Times New Roman"/>
           <w:i/>
           <w:iCs/>
         </w:rPr>
-        <w:t>An Introduction to Ray Tracing</w:t>
-      </w:r>
-      <w:r>
-        <w:rPr>
-          <w:rFonts w:ascii="Times New Roman" w:hAnsi="Times New Roman" w:cs="Times New Roman"/>
-        </w:rPr>
-        <w:t>, July 1989, pp. 201–262</w:t>
-      </w:r>
-      <w:r>
-        <w:rPr>
-          <w:rFonts w:ascii="Times New Roman" w:hAnsi="Times New Roman" w:cs="Times New Roman"/>
-        </w:rPr>
-        <w:t>.</w:t>
-      </w:r>
-    </w:p>
-    <w:p>
-      <w:pPr>
-        <w:ind w:firstLine="720"/>
-        <w:rPr>
-          <w:rFonts w:ascii="Times New Roman" w:hAnsi="Times New Roman" w:cs="Times New Roman"/>
-        </w:rPr>
-      </w:pPr>
-      <w:r>
-        <w:rPr>
-          <w:rFonts w:ascii="Times New Roman" w:hAnsi="Times New Roman" w:cs="Times New Roman"/>
-          <w:vertAlign w:val="superscript"/>
-        </w:rPr>
-        <w:t>[</w:t>
-      </w:r>
-      <w:r>
-        <w:rPr>
-          <w:rFonts w:ascii="Times New Roman" w:hAnsi="Times New Roman" w:cs="Times New Roman"/>
-          <w:vertAlign w:val="superscript"/>
-        </w:rPr>
-        <w:t>10</w:t>
-      </w:r>
-      <w:r>
-        <w:rPr>
-          <w:rFonts w:ascii="Times New Roman" w:hAnsi="Times New Roman" w:cs="Times New Roman"/>
-          <w:vertAlign w:val="superscript"/>
-        </w:rPr>
-        <w:t xml:space="preserve">] </w:t>
-      </w:r>
-      <w:r>
-        <w:rPr>
-          <w:rFonts w:ascii="Times New Roman" w:hAnsi="Times New Roman" w:cs="Times New Roman"/>
-        </w:rPr>
-        <w:t xml:space="preserve">Arvo, J., &amp; Kirk, D., "Fast Ray Tracing by Ray Classification," </w:t>
-      </w:r>
+        <w:t>Eurographics</w:t>
+      </w:r>
+      <w:proofErr w:type="spellEnd"/>
       <w:r>
         <w:rPr>
           <w:rFonts w:ascii="Times New Roman" w:hAnsi="Times New Roman" w:cs="Times New Roman"/>
           <w:i/>
           <w:iCs/>
         </w:rPr>
-        <w:t>Computer Graphics</w:t>
-      </w:r>
-      <w:r>
-        <w:rPr>
-          <w:rFonts w:ascii="Times New Roman" w:hAnsi="Times New Roman" w:cs="Times New Roman"/>
-        </w:rPr>
-        <w:t>, 21(2), July 1987</w:t>
+        <w:t xml:space="preserve"> ’87</w:t>
+      </w:r>
+      <w:r>
+        <w:rPr>
+          <w:rFonts w:ascii="Times New Roman" w:hAnsi="Times New Roman" w:cs="Times New Roman"/>
+        </w:rPr>
+        <w:t>, 1987</w:t>
       </w:r>
       <w:r>
         <w:rPr>
@@ -18102,26 +19153,20 @@
           <w:rFonts w:ascii="Times New Roman" w:hAnsi="Times New Roman" w:cs="Times New Roman"/>
           <w:vertAlign w:val="superscript"/>
         </w:rPr>
-        <w:t>11</w:t>
+        <w:t>9</w:t>
       </w:r>
       <w:r>
         <w:rPr>
           <w:rFonts w:ascii="Times New Roman" w:hAnsi="Times New Roman" w:cs="Times New Roman"/>
           <w:vertAlign w:val="superscript"/>
         </w:rPr>
-        <w:t>]</w:t>
-      </w:r>
-      <w:r>
-        <w:rPr>
-          <w:rFonts w:ascii="Times New Roman" w:hAnsi="Times New Roman" w:cs="Times New Roman"/>
-        </w:rPr>
-        <w:t xml:space="preserve"> </w:t>
-      </w:r>
-      <w:r>
-        <w:rPr>
-          <w:rFonts w:ascii="Times New Roman" w:hAnsi="Times New Roman" w:cs="Times New Roman"/>
-        </w:rPr>
-        <w:t xml:space="preserve">Weghorst, H., Hooper, G., &amp; Greenberg, P. D., "Improved Computational Methods for Ray Tracing," </w:t>
+        <w:t xml:space="preserve">] </w:t>
+      </w:r>
+      <w:r>
+        <w:rPr>
+          <w:rFonts w:ascii="Times New Roman" w:hAnsi="Times New Roman" w:cs="Times New Roman"/>
+        </w:rPr>
+        <w:t xml:space="preserve">Arvo, J., &amp; Kirk, D., "A Survey of Ray Tracing Acceleration Techniques," </w:t>
       </w:r>
       <w:r>
         <w:rPr>
@@ -18129,6 +19174,122 @@
           <w:i/>
           <w:iCs/>
         </w:rPr>
+        <w:t>An Introduction to Ray Tracing</w:t>
+      </w:r>
+      <w:r>
+        <w:rPr>
+          <w:rFonts w:ascii="Times New Roman" w:hAnsi="Times New Roman" w:cs="Times New Roman"/>
+        </w:rPr>
+        <w:t>, July 1989, pp. 201–262</w:t>
+      </w:r>
+      <w:r>
+        <w:rPr>
+          <w:rFonts w:ascii="Times New Roman" w:hAnsi="Times New Roman" w:cs="Times New Roman"/>
+        </w:rPr>
+        <w:t>.</w:t>
+      </w:r>
+    </w:p>
+    <w:p>
+      <w:pPr>
+        <w:ind w:firstLine="720"/>
+        <w:rPr>
+          <w:rFonts w:ascii="Times New Roman" w:hAnsi="Times New Roman" w:cs="Times New Roman"/>
+        </w:rPr>
+      </w:pPr>
+      <w:r>
+        <w:rPr>
+          <w:rFonts w:ascii="Times New Roman" w:hAnsi="Times New Roman" w:cs="Times New Roman"/>
+          <w:vertAlign w:val="superscript"/>
+        </w:rPr>
+        <w:t>[</w:t>
+      </w:r>
+      <w:r>
+        <w:rPr>
+          <w:rFonts w:ascii="Times New Roman" w:hAnsi="Times New Roman" w:cs="Times New Roman"/>
+          <w:vertAlign w:val="superscript"/>
+        </w:rPr>
+        <w:t>10</w:t>
+      </w:r>
+      <w:r>
+        <w:rPr>
+          <w:rFonts w:ascii="Times New Roman" w:hAnsi="Times New Roman" w:cs="Times New Roman"/>
+          <w:vertAlign w:val="superscript"/>
+        </w:rPr>
+        <w:t xml:space="preserve">] </w:t>
+      </w:r>
+      <w:r>
+        <w:rPr>
+          <w:rFonts w:ascii="Times New Roman" w:hAnsi="Times New Roman" w:cs="Times New Roman"/>
+        </w:rPr>
+        <w:t xml:space="preserve">Arvo, J., &amp; Kirk, D., "Fast Ray Tracing by Ray Classification," </w:t>
+      </w:r>
+      <w:r>
+        <w:rPr>
+          <w:rFonts w:ascii="Times New Roman" w:hAnsi="Times New Roman" w:cs="Times New Roman"/>
+          <w:i/>
+          <w:iCs/>
+        </w:rPr>
+        <w:t>Computer Graphics</w:t>
+      </w:r>
+      <w:r>
+        <w:rPr>
+          <w:rFonts w:ascii="Times New Roman" w:hAnsi="Times New Roman" w:cs="Times New Roman"/>
+        </w:rPr>
+        <w:t>, 21(2), July 1987</w:t>
+      </w:r>
+      <w:r>
+        <w:rPr>
+          <w:rFonts w:ascii="Times New Roman" w:hAnsi="Times New Roman" w:cs="Times New Roman"/>
+        </w:rPr>
+        <w:t>.</w:t>
+      </w:r>
+    </w:p>
+    <w:p>
+      <w:pPr>
+        <w:ind w:firstLine="720"/>
+        <w:rPr>
+          <w:rFonts w:ascii="Times New Roman" w:hAnsi="Times New Roman" w:cs="Times New Roman"/>
+        </w:rPr>
+      </w:pPr>
+      <w:r>
+        <w:rPr>
+          <w:rFonts w:ascii="Times New Roman" w:hAnsi="Times New Roman" w:cs="Times New Roman"/>
+          <w:vertAlign w:val="superscript"/>
+        </w:rPr>
+        <w:t>[</w:t>
+      </w:r>
+      <w:r>
+        <w:rPr>
+          <w:rFonts w:ascii="Times New Roman" w:hAnsi="Times New Roman" w:cs="Times New Roman"/>
+          <w:vertAlign w:val="superscript"/>
+        </w:rPr>
+        <w:t>11</w:t>
+      </w:r>
+      <w:r>
+        <w:rPr>
+          <w:rFonts w:ascii="Times New Roman" w:hAnsi="Times New Roman" w:cs="Times New Roman"/>
+          <w:vertAlign w:val="superscript"/>
+        </w:rPr>
+        <w:t>]</w:t>
+      </w:r>
+      <w:r>
+        <w:rPr>
+          <w:rFonts w:ascii="Times New Roman" w:hAnsi="Times New Roman" w:cs="Times New Roman"/>
+        </w:rPr>
+        <w:t xml:space="preserve"> </w:t>
+      </w:r>
+      <w:r>
+        <w:rPr>
+          <w:rFonts w:ascii="Times New Roman" w:hAnsi="Times New Roman" w:cs="Times New Roman"/>
+        </w:rPr>
+        <w:t xml:space="preserve">Weghorst, H., Hooper, G., &amp; Greenberg, P. D., "Improved Computational Methods for Ray Tracing," </w:t>
+      </w:r>
+      <w:r>
+        <w:rPr>
+          <w:rFonts w:ascii="Times New Roman" w:hAnsi="Times New Roman" w:cs="Times New Roman"/>
+          <w:i/>
+          <w:iCs/>
+        </w:rPr>
         <w:t>ACM Trans. Graph.</w:t>
       </w:r>
       <w:r>
@@ -18172,11 +19333,33 @@
         </w:rPr>
         <w:t xml:space="preserve"> </w:t>
       </w:r>
-      <w:r>
-        <w:rPr>
-          <w:rFonts w:ascii="Times New Roman" w:hAnsi="Times New Roman" w:cs="Times New Roman"/>
-        </w:rPr>
-        <w:t xml:space="preserve">Vasiou, E., Shkurko, K., Mallett, I., &amp; others, “A Detailed Study of Ray Tracing Performance: Render Time and Energy Cost,” </w:t>
+      <w:proofErr w:type="spellStart"/>
+      <w:r>
+        <w:rPr>
+          <w:rFonts w:ascii="Times New Roman" w:hAnsi="Times New Roman" w:cs="Times New Roman"/>
+        </w:rPr>
+        <w:t>Vasiou</w:t>
+      </w:r>
+      <w:proofErr w:type="spellEnd"/>
+      <w:r>
+        <w:rPr>
+          <w:rFonts w:ascii="Times New Roman" w:hAnsi="Times New Roman" w:cs="Times New Roman"/>
+        </w:rPr>
+        <w:t xml:space="preserve">, E., </w:t>
+      </w:r>
+      <w:proofErr w:type="spellStart"/>
+      <w:r>
+        <w:rPr>
+          <w:rFonts w:ascii="Times New Roman" w:hAnsi="Times New Roman" w:cs="Times New Roman"/>
+        </w:rPr>
+        <w:t>Shkurko</w:t>
+      </w:r>
+      <w:proofErr w:type="spellEnd"/>
+      <w:r>
+        <w:rPr>
+          <w:rFonts w:ascii="Times New Roman" w:hAnsi="Times New Roman" w:cs="Times New Roman"/>
+        </w:rPr>
+        <w:t xml:space="preserve">, K., Mallett, I., &amp; others, “A Detailed Study of Ray Tracing Performance: Render Time and Energy Cost,” </w:t>
       </w:r>
       <w:r>
         <w:rPr>
